--- a/Lab-Manjaro/02-S1-2024B/salida/ganancias_comerciales_formulacion_ejecucion_n2_v1_1.docx
+++ b/Lab-Manjaro/02-S1-2024B/salida/ganancias_comerciales_formulacion_ejecucion_n2_v1_1.docx
@@ -137,18 +137,18 @@
         <w:br/>
       </w:r>
       <w:r>
-        <w:t xml:space="preserve">un minorista pretende identificar el valor de las ganancias que genera por la comercialización de abrigos.</w:t>
-      </w:r>
-    </w:p>
-    <w:p>
-      <w:pPr>
-        <w:numPr>
-          <w:ilvl w:val="0"/>
-          <w:numId w:val="1000"/>
-        </w:numPr>
-      </w:pPr>
-      <w:r>
-        <w:t xml:space="preserve">En este sentido, si el minorista consigue cada abrigo a $70000, ¿cuál de los siguientes técnicas le contribuye a determinar la cantidad de sus ganancias?</w:t>
+        <w:t xml:space="preserve">Un vendedor quiere determinar el valor de las ganancias que obtiene por la venta de pantalones.</w:t>
+      </w:r>
+    </w:p>
+    <w:p>
+      <w:pPr>
+        <w:numPr>
+          <w:ilvl w:val="0"/>
+          <w:numId w:val="1000"/>
+        </w:numPr>
+      </w:pPr>
+      <w:r>
+        <w:t xml:space="preserve">En este sentido, si el vendedor adquiere cada pantalón a $80000, ¿cuál de los siguientes procesos le facilita determinar el monto de sus ganancias?</w:t>
       </w:r>
     </w:p>
     <w:p>
@@ -159,7 +159,7 @@
         </w:numPr>
       </w:pPr>
       <w:r>
-        <w:t xml:space="preserve">A $70000 restarle el precio de venta de cada abrigo y multiplicar dicho valor por el número de unidades vendidas.</w:t>
+        <w:t xml:space="preserve">Multiplicar el precio de venta de cada pantalón por el número de unidades vendidas y restar $80000.</w:t>
       </w:r>
     </w:p>
     <w:p>
@@ -170,7 +170,7 @@
         </w:numPr>
       </w:pPr>
       <w:r>
-        <w:t xml:space="preserve">Restar el resultado de la multiplicación entre $70000 y el número de unidades vendidas, al precio de venta de cada abrigo.</w:t>
+        <w:t xml:space="preserve">Multiplicar $80000 por el número de unidades vendidas para obtener la ganancia total.</w:t>
       </w:r>
     </w:p>
     <w:p>
@@ -181,7 +181,7 @@
         </w:numPr>
       </w:pPr>
       <w:r>
-        <w:t xml:space="preserve">Calcular la diferencia entre el precio de venta y $70000 por cada abrigo, y multiplicar este resultado por la cantidad de unidades vendidas.</w:t>
+        <w:t xml:space="preserve">Obtener la utilidad unitaria sustrayendo $80000 del precio de venta de cada pantalón, luego multiplicar por la cantidad total vendida.</w:t>
       </w:r>
     </w:p>
     <w:p>
@@ -192,7 +192,7 @@
         </w:numPr>
       </w:pPr>
       <w:r>
-        <w:t xml:space="preserve">Restar el resultado de la multiplicación entre el precio de venta de cada abrigo y el número de unidades vendidas, a $70000.</w:t>
+        <w:t xml:space="preserve">Del costo de $80000 sustraer el precio de venta de cada pantalón y multiplicar la diferencia por el total de unidades vendidas.</w:t>
       </w:r>
     </w:p>
     <w:p>
@@ -305,6 +305,485 @@
         </w:numPr>
       </w:pPr>
       <w:r>
+        <w:t xml:space="preserve">Precio de compra por unidad: $80000</w:t>
+      </w:r>
+    </w:p>
+    <w:p>
+      <w:pPr>
+        <w:numPr>
+          <w:ilvl w:val="1"/>
+          <w:numId w:val="1003"/>
+        </w:numPr>
+      </w:pPr>
+      <w:r>
+        <w:t xml:space="preserve">Se busca determinar el procedimiento para calcular las ganancias totales</w:t>
+      </w:r>
+    </w:p>
+    <w:p>
+      <w:pPr>
+        <w:pStyle w:val="Heading3"/>
+        <w:numPr>
+          <w:ilvl w:val="0"/>
+          <w:numId w:val="1000"/>
+        </w:numPr>
+      </w:pPr>
+      <w:bookmarkStart w:id="22" w:name="procedimiento-correcto"/>
+      <w:r>
+        <w:t xml:space="preserve">Procedimiento correcto</w:t>
+      </w:r>
+      <w:bookmarkEnd w:id="22"/>
+    </w:p>
+    <w:p>
+      <w:pPr>
+        <w:numPr>
+          <w:ilvl w:val="0"/>
+          <w:numId w:val="1000"/>
+        </w:numPr>
+      </w:pPr>
+      <w:r>
+        <w:t xml:space="preserve">Para calcular las ganancias totales por la venta de pantalones, debemos:</w:t>
+      </w:r>
+    </w:p>
+    <w:p>
+      <w:pPr>
+        <w:numPr>
+          <w:ilvl w:val="1"/>
+          <w:numId w:val="1004"/>
+        </w:numPr>
+      </w:pPr>
+      <w:r>
+        <w:rPr>
+          <w:b/>
+          <w:bCs/>
+        </w:rPr>
+        <w:t xml:space="preserve">Calcular la ganancia por unidad</w:t>
+      </w:r>
+      <w:r>
+        <w:t xml:space="preserve">: Precio de venta - Precio de compra</w:t>
+      </w:r>
+    </w:p>
+    <w:p>
+      <w:pPr>
+        <w:numPr>
+          <w:ilvl w:val="1"/>
+          <w:numId w:val="1004"/>
+        </w:numPr>
+      </w:pPr>
+      <w:r>
+        <w:rPr>
+          <w:b/>
+          <w:bCs/>
+        </w:rPr>
+        <w:t xml:space="preserve">Multiplicar por el número de unidades vendidas</w:t>
+      </w:r>
+      <w:r>
+        <w:t xml:space="preserve">: (Precio de venta - Precio de compra) × Número de unidades</w:t>
+      </w:r>
+    </w:p>
+    <w:p>
+      <w:pPr>
+        <w:numPr>
+          <w:ilvl w:val="0"/>
+          <w:numId w:val="1000"/>
+        </w:numPr>
+      </w:pPr>
+      <w:r>
+        <w:t xml:space="preserve">Esto es equivalente a:</w:t>
+      </w:r>
+    </w:p>
+    <w:p>
+      <w:pPr>
+        <w:numPr>
+          <w:ilvl w:val="0"/>
+          <w:numId w:val="1000"/>
+        </w:numPr>
+      </w:pPr>
+      <w:r>
+        <w:rPr>
+          <w:b/>
+          <w:bCs/>
+        </w:rPr>
+        <w:t xml:space="preserve">(Precio de venta - $80000) × Número de unidades vendidas</w:t>
+      </w:r>
+    </w:p>
+    <w:p>
+      <w:pPr>
+        <w:pStyle w:val="Heading3"/>
+        <w:numPr>
+          <w:ilvl w:val="0"/>
+          <w:numId w:val="1000"/>
+        </w:numPr>
+      </w:pPr>
+      <w:bookmarkStart w:id="23" w:name="anuxe1lisis-de-las-opciones"/>
+      <w:r>
+        <w:t xml:space="preserve">Análisis de las opciones</w:t>
+      </w:r>
+      <w:bookmarkEnd w:id="23"/>
+    </w:p>
+    <w:p>
+      <w:pPr>
+        <w:numPr>
+          <w:ilvl w:val="0"/>
+          <w:numId w:val="1000"/>
+        </w:numPr>
+      </w:pPr>
+      <w:r>
+        <w:rPr>
+          <w:b/>
+          <w:bCs/>
+        </w:rPr>
+        <w:t xml:space="preserve">Opción correcta</w:t>
+      </w:r>
+      <w:r>
+        <w:t xml:space="preserve">:</w:t>
+      </w:r>
+    </w:p>
+    <w:p>
+      <w:pPr>
+        <w:numPr>
+          <w:ilvl w:val="0"/>
+          <w:numId w:val="1000"/>
+        </w:numPr>
+      </w:pPr>
+      <w:r>
+        <w:t xml:space="preserve">“</w:t>
+      </w:r>
+      <w:r>
+        <w:t xml:space="preserve">Obtener la utilidad unitaria sustrayendo $80000 del precio de venta de cada pantalón, luego multiplicar por la cantidad total vendida.</w:t>
+      </w:r>
+      <w:r>
+        <w:t xml:space="preserve">”</w:t>
+      </w:r>
+    </w:p>
+    <w:p>
+      <w:pPr>
+        <w:numPr>
+          <w:ilvl w:val="1"/>
+          <w:numId w:val="1005"/>
+        </w:numPr>
+      </w:pPr>
+      <w:r>
+        <w:t xml:space="preserve">Esta opción representa correctamente la fórmula: (Precio de venta - Precio de compra) × Cantidad</w:t>
+      </w:r>
+    </w:p>
+    <w:p>
+      <w:pPr>
+        <w:numPr>
+          <w:ilvl w:val="1"/>
+          <w:numId w:val="1005"/>
+        </w:numPr>
+      </w:pPr>
+      <w:r>
+        <w:t xml:space="preserve">Primero resta el costo al precio de venta para obtener la ganancia unitaria</w:t>
+      </w:r>
+    </w:p>
+    <w:p>
+      <w:pPr>
+        <w:numPr>
+          <w:ilvl w:val="1"/>
+          <w:numId w:val="1005"/>
+        </w:numPr>
+      </w:pPr>
+      <w:r>
+        <w:t xml:space="preserve">Luego multiplica por las unidades vendidas para obtener la ganancia total</w:t>
+      </w:r>
+    </w:p>
+    <w:p>
+      <w:pPr>
+        <w:numPr>
+          <w:ilvl w:val="0"/>
+          <w:numId w:val="1000"/>
+        </w:numPr>
+      </w:pPr>
+      <w:r>
+        <w:rPr>
+          <w:b/>
+          <w:bCs/>
+        </w:rPr>
+        <w:t xml:space="preserve">Análisis de distractores</w:t>
+      </w:r>
+      <w:r>
+        <w:t xml:space="preserve">:</w:t>
+      </w:r>
+    </w:p>
+    <w:p>
+      <w:pPr>
+        <w:numPr>
+          <w:ilvl w:val="1"/>
+          <w:numId w:val="1006"/>
+        </w:numPr>
+      </w:pPr>
+      <w:r>
+        <w:t xml:space="preserve">Las demás opciones presentan errores en el orden de las operaciones o en la interpretación del concepto de ganancia</w:t>
+      </w:r>
+    </w:p>
+    <w:p>
+      <w:pPr>
+        <w:numPr>
+          <w:ilvl w:val="1"/>
+          <w:numId w:val="1006"/>
+        </w:numPr>
+      </w:pPr>
+      <w:r>
+        <w:t xml:space="preserve">Algunos invierten la resta (precio de compra - precio de venta), lo que daría pérdidas en lugar de ganancias</w:t>
+      </w:r>
+    </w:p>
+    <w:p>
+      <w:pPr>
+        <w:numPr>
+          <w:ilvl w:val="1"/>
+          <w:numId w:val="1006"/>
+        </w:numPr>
+      </w:pPr>
+      <w:r>
+        <w:t xml:space="preserve">Otros alteran el orden de las operaciones, llevando a cálculos incorrectos</w:t>
+      </w:r>
+    </w:p>
+    <w:p>
+      <w:pPr>
+        <w:numPr>
+          <w:ilvl w:val="0"/>
+          <w:numId w:val="1000"/>
+        </w:numPr>
+      </w:pPr>
+      <w:r>
+        <w:rPr>
+          <w:b/>
+          <w:bCs/>
+        </w:rPr>
+        <w:t xml:space="preserve">Por lo tanto, la respuesta correcta es la que establece restar el precio de compra al precio de venta y multiplicar por las unidades vendidas.</w:t>
+      </w:r>
+    </w:p>
+    <w:p>
+      <w:pPr>
+        <w:numPr>
+          <w:ilvl w:val="1"/>
+          <w:numId w:val="1007"/>
+        </w:numPr>
+      </w:pPr>
+      <w:r>
+        <w:t xml:space="preserve">Falso</w:t>
+      </w:r>
+    </w:p>
+    <w:p>
+      <w:pPr>
+        <w:numPr>
+          <w:ilvl w:val="1"/>
+          <w:numId w:val="1007"/>
+        </w:numPr>
+      </w:pPr>
+      <w:r>
+        <w:t xml:space="preserve">Falso</w:t>
+      </w:r>
+    </w:p>
+    <w:p>
+      <w:pPr>
+        <w:numPr>
+          <w:ilvl w:val="1"/>
+          <w:numId w:val="1007"/>
+        </w:numPr>
+      </w:pPr>
+      <w:r>
+        <w:t xml:space="preserve">Verdadero</w:t>
+      </w:r>
+    </w:p>
+    <w:p>
+      <w:pPr>
+        <w:numPr>
+          <w:ilvl w:val="1"/>
+          <w:numId w:val="1007"/>
+        </w:numPr>
+      </w:pPr>
+      <w:r>
+        <w:t xml:space="preserve">Falso</w:t>
+      </w:r>
+    </w:p>
+    <w:p>
+      <w:pPr>
+        <w:numPr>
+          <w:ilvl w:val="0"/>
+          <w:numId w:val="1001"/>
+        </w:numPr>
+      </w:pPr>
+      <w:r>
+        <w:rPr>
+          <w:b/>
+          <w:bCs/>
+        </w:rPr>
+        <w:t xml:space="preserve">Escenario</w:t>
+      </w:r>
+      <w:r>
+        <w:br/>
+      </w:r>
+      <w:r>
+        <w:t xml:space="preserve">Un vendedor quiere determinar el valor de las ganancias que obtiene por la venta de camisas.</w:t>
+      </w:r>
+    </w:p>
+    <w:p>
+      <w:pPr>
+        <w:numPr>
+          <w:ilvl w:val="0"/>
+          <w:numId w:val="1000"/>
+        </w:numPr>
+      </w:pPr>
+      <w:r>
+        <w:t xml:space="preserve">En este sentido, si el vendedor compra cada camisa a $70000, ¿cuál de los siguientes métodos le facilita determinar el monto de sus ganancias?</w:t>
+      </w:r>
+    </w:p>
+    <w:p>
+      <w:pPr>
+        <w:numPr>
+          <w:ilvl w:val="1"/>
+          <w:numId w:val="1008"/>
+        </w:numPr>
+      </w:pPr>
+      <w:r>
+        <w:t xml:space="preserve">Multiplicar $70000 por el número de unidades vendidas para obtener la ganancia total.</w:t>
+      </w:r>
+    </w:p>
+    <w:p>
+      <w:pPr>
+        <w:numPr>
+          <w:ilvl w:val="1"/>
+          <w:numId w:val="1008"/>
+        </w:numPr>
+      </w:pPr>
+      <w:r>
+        <w:t xml:space="preserve">Determinar la ganancia por camisa restando $70000 del precio de venta, y multiplicar por el número de unidades comercializadas.</w:t>
+      </w:r>
+    </w:p>
+    <w:p>
+      <w:pPr>
+        <w:numPr>
+          <w:ilvl w:val="1"/>
+          <w:numId w:val="1008"/>
+        </w:numPr>
+      </w:pPr>
+      <w:r>
+        <w:t xml:space="preserve">Multiplicar el precio de venta de cada camisa por el número de unidades vendidas y restar $70000.</w:t>
+      </w:r>
+    </w:p>
+    <w:p>
+      <w:pPr>
+        <w:numPr>
+          <w:ilvl w:val="1"/>
+          <w:numId w:val="1008"/>
+        </w:numPr>
+      </w:pPr>
+      <w:r>
+        <w:t xml:space="preserve">Del costo de $70000 sustraer el precio de venta de cada camisa y multiplicar la diferencia por el total de unidades vendidas.</w:t>
+      </w:r>
+    </w:p>
+    <w:p>
+      <w:pPr>
+        <w:numPr>
+          <w:ilvl w:val="0"/>
+          <w:numId w:val="1000"/>
+        </w:numPr>
+      </w:pPr>
+      <w:r>
+        <w:rPr>
+          <w:b/>
+          <w:bCs/>
+        </w:rPr>
+        <w:t xml:space="preserve">Solución</w:t>
+      </w:r>
+      <w:r>
+        <w:br/>
+      </w:r>
+      <w:r>
+        <w:t xml:space="preserve">Para resolver este problema, debemos entender el concepto de ganancia en el contexto comercial y identificar el procedimiento correcto para calcularla.</w:t>
+      </w:r>
+    </w:p>
+    <w:p>
+      <w:pPr>
+        <w:pStyle w:val="Heading3"/>
+        <w:numPr>
+          <w:ilvl w:val="0"/>
+          <w:numId w:val="1000"/>
+        </w:numPr>
+      </w:pPr>
+      <w:bookmarkStart w:id="24" w:name="concepto-de-ganancia"/>
+      <w:r>
+        <w:t xml:space="preserve">Concepto de ganancia</w:t>
+      </w:r>
+      <w:bookmarkEnd w:id="24"/>
+    </w:p>
+    <w:p>
+      <w:pPr>
+        <w:numPr>
+          <w:ilvl w:val="0"/>
+          <w:numId w:val="1000"/>
+        </w:numPr>
+      </w:pPr>
+      <w:r>
+        <w:t xml:space="preserve">La</w:t>
+      </w:r>
+      <w:r>
+        <w:t xml:space="preserve"> </w:t>
+      </w:r>
+      <w:r>
+        <w:rPr>
+          <w:b/>
+          <w:bCs/>
+        </w:rPr>
+        <w:t xml:space="preserve">ganancia</w:t>
+      </w:r>
+      <w:r>
+        <w:t xml:space="preserve"> </w:t>
+      </w:r>
+      <w:r>
+        <w:t xml:space="preserve">en una transacción comercial se define como:</w:t>
+      </w:r>
+    </w:p>
+    <w:p>
+      <w:pPr>
+        <w:numPr>
+          <w:ilvl w:val="0"/>
+          <w:numId w:val="1000"/>
+        </w:numPr>
+      </w:pPr>
+      <w:r>
+        <w:rPr>
+          <w:b/>
+          <w:bCs/>
+        </w:rPr>
+        <w:t xml:space="preserve">Ganancia = Precio de venta - Precio de compra</w:t>
+      </w:r>
+    </w:p>
+    <w:p>
+      <w:pPr>
+        <w:pStyle w:val="Heading3"/>
+        <w:numPr>
+          <w:ilvl w:val="0"/>
+          <w:numId w:val="1000"/>
+        </w:numPr>
+      </w:pPr>
+      <w:bookmarkStart w:id="25" w:name="anuxe1lisis-del-problema"/>
+      <w:r>
+        <w:t xml:space="preserve">Análisis del problema</w:t>
+      </w:r>
+      <w:bookmarkEnd w:id="25"/>
+    </w:p>
+    <w:p>
+      <w:pPr>
+        <w:numPr>
+          <w:ilvl w:val="0"/>
+          <w:numId w:val="1000"/>
+        </w:numPr>
+      </w:pPr>
+      <w:r>
+        <w:t xml:space="preserve">Datos del problema:</w:t>
+      </w:r>
+    </w:p>
+    <w:p>
+      <w:pPr>
+        <w:numPr>
+          <w:ilvl w:val="1"/>
+          <w:numId w:val="1009"/>
+        </w:numPr>
+      </w:pPr>
+      <w:r>
         <w:t xml:space="preserve">Precio de compra por unidad: $70000</w:t>
       </w:r>
     </w:p>
@@ -312,7 +791,7 @@
       <w:pPr>
         <w:numPr>
           <w:ilvl w:val="1"/>
-          <w:numId w:val="1003"/>
+          <w:numId w:val="1009"/>
         </w:numPr>
       </w:pPr>
       <w:r>
@@ -327,28 +806,28 @@
           <w:numId w:val="1000"/>
         </w:numPr>
       </w:pPr>
-      <w:bookmarkStart w:id="22" w:name="procedimiento-correcto"/>
+      <w:bookmarkStart w:id="26" w:name="procedimiento-correcto"/>
       <w:r>
         <w:t xml:space="preserve">Procedimiento correcto</w:t>
       </w:r>
-      <w:bookmarkEnd w:id="22"/>
-    </w:p>
-    <w:p>
-      <w:pPr>
-        <w:numPr>
-          <w:ilvl w:val="0"/>
-          <w:numId w:val="1000"/>
-        </w:numPr>
-      </w:pPr>
-      <w:r>
-        <w:t xml:space="preserve">Para calcular las ganancias totales por la venta de abrigos, debemos:</w:t>
-      </w:r>
-    </w:p>
-    <w:p>
-      <w:pPr>
-        <w:numPr>
-          <w:ilvl w:val="1"/>
-          <w:numId w:val="1004"/>
+      <w:bookmarkEnd w:id="26"/>
+    </w:p>
+    <w:p>
+      <w:pPr>
+        <w:numPr>
+          <w:ilvl w:val="0"/>
+          <w:numId w:val="1000"/>
+        </w:numPr>
+      </w:pPr>
+      <w:r>
+        <w:t xml:space="preserve">Para calcular las ganancias totales por la venta de camisas, debemos:</w:t>
+      </w:r>
+    </w:p>
+    <w:p>
+      <w:pPr>
+        <w:numPr>
+          <w:ilvl w:val="1"/>
+          <w:numId w:val="1010"/>
         </w:numPr>
       </w:pPr>
       <w:r>
@@ -366,7 +845,7 @@
       <w:pPr>
         <w:numPr>
           <w:ilvl w:val="1"/>
-          <w:numId w:val="1004"/>
+          <w:numId w:val="1010"/>
         </w:numPr>
       </w:pPr>
       <w:r>
@@ -414,11 +893,11 @@
           <w:numId w:val="1000"/>
         </w:numPr>
       </w:pPr>
-      <w:bookmarkStart w:id="23" w:name="anuxe1lisis-de-las-opciones"/>
+      <w:bookmarkStart w:id="27" w:name="anuxe1lisis-de-las-opciones"/>
       <w:r>
         <w:t xml:space="preserve">Análisis de las opciones</w:t>
       </w:r>
-      <w:bookmarkEnd w:id="23"/>
+      <w:bookmarkEnd w:id="27"/>
     </w:p>
     <w:p>
       <w:pPr>
@@ -449,7 +928,7 @@
         <w:t xml:space="preserve">“</w:t>
       </w:r>
       <w:r>
-        <w:t xml:space="preserve">Calcular la diferencia entre el precio de venta y $70000 por cada abrigo, y multiplicar este resultado por la cantidad de unidades vendidas.</w:t>
+        <w:t xml:space="preserve">Determinar la ganancia por camisa restando $70000 del precio de venta, y multiplicar por el número de unidades comercializadas.</w:t>
       </w:r>
       <w:r>
         <w:t xml:space="preserve">”</w:t>
@@ -459,7 +938,7 @@
       <w:pPr>
         <w:numPr>
           <w:ilvl w:val="1"/>
-          <w:numId w:val="1005"/>
+          <w:numId w:val="1011"/>
         </w:numPr>
       </w:pPr>
       <w:r>
@@ -470,7 +949,7 @@
       <w:pPr>
         <w:numPr>
           <w:ilvl w:val="1"/>
-          <w:numId w:val="1005"/>
+          <w:numId w:val="1011"/>
         </w:numPr>
       </w:pPr>
       <w:r>
@@ -481,7 +960,7 @@
       <w:pPr>
         <w:numPr>
           <w:ilvl w:val="1"/>
-          <w:numId w:val="1005"/>
+          <w:numId w:val="1011"/>
         </w:numPr>
       </w:pPr>
       <w:r>
@@ -510,7 +989,7 @@
       <w:pPr>
         <w:numPr>
           <w:ilvl w:val="1"/>
-          <w:numId w:val="1006"/>
+          <w:numId w:val="1012"/>
         </w:numPr>
       </w:pPr>
       <w:r>
@@ -521,7 +1000,7 @@
       <w:pPr>
         <w:numPr>
           <w:ilvl w:val="1"/>
-          <w:numId w:val="1006"/>
+          <w:numId w:val="1012"/>
         </w:numPr>
       </w:pPr>
       <w:r>
@@ -532,7 +1011,7 @@
       <w:pPr>
         <w:numPr>
           <w:ilvl w:val="1"/>
-          <w:numId w:val="1006"/>
+          <w:numId w:val="1012"/>
         </w:numPr>
       </w:pPr>
       <w:r>
@@ -558,7 +1037,7 @@
       <w:pPr>
         <w:numPr>
           <w:ilvl w:val="1"/>
-          <w:numId w:val="1007"/>
+          <w:numId w:val="1013"/>
         </w:numPr>
       </w:pPr>
       <w:r>
@@ -569,7 +1048,18 @@
       <w:pPr>
         <w:numPr>
           <w:ilvl w:val="1"/>
-          <w:numId w:val="1007"/>
+          <w:numId w:val="1013"/>
+        </w:numPr>
+      </w:pPr>
+      <w:r>
+        <w:t xml:space="preserve">Verdadero</w:t>
+      </w:r>
+    </w:p>
+    <w:p>
+      <w:pPr>
+        <w:numPr>
+          <w:ilvl w:val="1"/>
+          <w:numId w:val="1013"/>
         </w:numPr>
       </w:pPr>
       <w:r>
@@ -580,7 +1070,453 @@
       <w:pPr>
         <w:numPr>
           <w:ilvl w:val="1"/>
-          <w:numId w:val="1007"/>
+          <w:numId w:val="1013"/>
+        </w:numPr>
+      </w:pPr>
+      <w:r>
+        <w:t xml:space="preserve">Falso</w:t>
+      </w:r>
+    </w:p>
+    <w:p>
+      <w:pPr>
+        <w:numPr>
+          <w:ilvl w:val="0"/>
+          <w:numId w:val="1001"/>
+        </w:numPr>
+      </w:pPr>
+      <w:r>
+        <w:rPr>
+          <w:b/>
+          <w:bCs/>
+        </w:rPr>
+        <w:t xml:space="preserve">Escenario</w:t>
+      </w:r>
+      <w:r>
+        <w:br/>
+      </w:r>
+      <w:r>
+        <w:t xml:space="preserve">Un vendedor necesita determinar el valor de las ganancias que obtiene por la venta de pantalones.</w:t>
+      </w:r>
+    </w:p>
+    <w:p>
+      <w:pPr>
+        <w:numPr>
+          <w:ilvl w:val="0"/>
+          <w:numId w:val="1000"/>
+        </w:numPr>
+      </w:pPr>
+      <w:r>
+        <w:t xml:space="preserve">En este sentido, si el vendedor obtiene cada pantalón a $70000, ¿cuál de los siguientes procesos le facilita determinar el monto de sus ganancias?</w:t>
+      </w:r>
+    </w:p>
+    <w:p>
+      <w:pPr>
+        <w:numPr>
+          <w:ilvl w:val="1"/>
+          <w:numId w:val="1014"/>
+        </w:numPr>
+      </w:pPr>
+      <w:r>
+        <w:t xml:space="preserve">Obtener la utilidad unitaria sustrayendo $70000 del precio de venta de cada pantalón, luego multiplicar por la cantidad total vendida.</w:t>
+      </w:r>
+    </w:p>
+    <w:p>
+      <w:pPr>
+        <w:numPr>
+          <w:ilvl w:val="1"/>
+          <w:numId w:val="1014"/>
+        </w:numPr>
+      </w:pPr>
+      <w:r>
+        <w:t xml:space="preserve">Multiplicar $70000 por el número de unidades vendidas para obtener la ganancia total.</w:t>
+      </w:r>
+    </w:p>
+    <w:p>
+      <w:pPr>
+        <w:numPr>
+          <w:ilvl w:val="1"/>
+          <w:numId w:val="1014"/>
+        </w:numPr>
+      </w:pPr>
+      <w:r>
+        <w:t xml:space="preserve">Multiplicar el precio de venta de cada pantalón por el número de unidades vendidas y restar $70000.</w:t>
+      </w:r>
+    </w:p>
+    <w:p>
+      <w:pPr>
+        <w:numPr>
+          <w:ilvl w:val="1"/>
+          <w:numId w:val="1014"/>
+        </w:numPr>
+      </w:pPr>
+      <w:r>
+        <w:t xml:space="preserve">Calcular la diferencia entre $70000 y el precio de venta de cada pantalón, y multiplicar este resultado por la cantidad de unidades vendidas.</w:t>
+      </w:r>
+    </w:p>
+    <w:p>
+      <w:pPr>
+        <w:numPr>
+          <w:ilvl w:val="0"/>
+          <w:numId w:val="1000"/>
+        </w:numPr>
+      </w:pPr>
+      <w:r>
+        <w:rPr>
+          <w:b/>
+          <w:bCs/>
+        </w:rPr>
+        <w:t xml:space="preserve">Solución</w:t>
+      </w:r>
+      <w:r>
+        <w:br/>
+      </w:r>
+      <w:r>
+        <w:t xml:space="preserve">Para resolver este problema, debemos entender el concepto de ganancia en el contexto comercial y identificar el procedimiento correcto para calcularla.</w:t>
+      </w:r>
+    </w:p>
+    <w:p>
+      <w:pPr>
+        <w:pStyle w:val="Heading3"/>
+        <w:numPr>
+          <w:ilvl w:val="0"/>
+          <w:numId w:val="1000"/>
+        </w:numPr>
+      </w:pPr>
+      <w:bookmarkStart w:id="28" w:name="concepto-de-ganancia"/>
+      <w:r>
+        <w:t xml:space="preserve">Concepto de ganancia</w:t>
+      </w:r>
+      <w:bookmarkEnd w:id="28"/>
+    </w:p>
+    <w:p>
+      <w:pPr>
+        <w:numPr>
+          <w:ilvl w:val="0"/>
+          <w:numId w:val="1000"/>
+        </w:numPr>
+      </w:pPr>
+      <w:r>
+        <w:t xml:space="preserve">La</w:t>
+      </w:r>
+      <w:r>
+        <w:t xml:space="preserve"> </w:t>
+      </w:r>
+      <w:r>
+        <w:rPr>
+          <w:b/>
+          <w:bCs/>
+        </w:rPr>
+        <w:t xml:space="preserve">ganancia</w:t>
+      </w:r>
+      <w:r>
+        <w:t xml:space="preserve"> </w:t>
+      </w:r>
+      <w:r>
+        <w:t xml:space="preserve">en una transacción comercial se define como:</w:t>
+      </w:r>
+    </w:p>
+    <w:p>
+      <w:pPr>
+        <w:numPr>
+          <w:ilvl w:val="0"/>
+          <w:numId w:val="1000"/>
+        </w:numPr>
+      </w:pPr>
+      <w:r>
+        <w:rPr>
+          <w:b/>
+          <w:bCs/>
+        </w:rPr>
+        <w:t xml:space="preserve">Ganancia = Precio de venta - Precio de compra</w:t>
+      </w:r>
+    </w:p>
+    <w:p>
+      <w:pPr>
+        <w:pStyle w:val="Heading3"/>
+        <w:numPr>
+          <w:ilvl w:val="0"/>
+          <w:numId w:val="1000"/>
+        </w:numPr>
+      </w:pPr>
+      <w:bookmarkStart w:id="29" w:name="anuxe1lisis-del-problema"/>
+      <w:r>
+        <w:t xml:space="preserve">Análisis del problema</w:t>
+      </w:r>
+      <w:bookmarkEnd w:id="29"/>
+    </w:p>
+    <w:p>
+      <w:pPr>
+        <w:numPr>
+          <w:ilvl w:val="0"/>
+          <w:numId w:val="1000"/>
+        </w:numPr>
+      </w:pPr>
+      <w:r>
+        <w:t xml:space="preserve">Datos del problema:</w:t>
+      </w:r>
+    </w:p>
+    <w:p>
+      <w:pPr>
+        <w:numPr>
+          <w:ilvl w:val="1"/>
+          <w:numId w:val="1015"/>
+        </w:numPr>
+      </w:pPr>
+      <w:r>
+        <w:t xml:space="preserve">Precio de compra por unidad: $70000</w:t>
+      </w:r>
+    </w:p>
+    <w:p>
+      <w:pPr>
+        <w:numPr>
+          <w:ilvl w:val="1"/>
+          <w:numId w:val="1015"/>
+        </w:numPr>
+      </w:pPr>
+      <w:r>
+        <w:t xml:space="preserve">Se busca determinar el procedimiento para calcular las ganancias totales</w:t>
+      </w:r>
+    </w:p>
+    <w:p>
+      <w:pPr>
+        <w:pStyle w:val="Heading3"/>
+        <w:numPr>
+          <w:ilvl w:val="0"/>
+          <w:numId w:val="1000"/>
+        </w:numPr>
+      </w:pPr>
+      <w:bookmarkStart w:id="30" w:name="procedimiento-correcto"/>
+      <w:r>
+        <w:t xml:space="preserve">Procedimiento correcto</w:t>
+      </w:r>
+      <w:bookmarkEnd w:id="30"/>
+    </w:p>
+    <w:p>
+      <w:pPr>
+        <w:numPr>
+          <w:ilvl w:val="0"/>
+          <w:numId w:val="1000"/>
+        </w:numPr>
+      </w:pPr>
+      <w:r>
+        <w:t xml:space="preserve">Para calcular las ganancias totales por la venta de pantalones, debemos:</w:t>
+      </w:r>
+    </w:p>
+    <w:p>
+      <w:pPr>
+        <w:numPr>
+          <w:ilvl w:val="1"/>
+          <w:numId w:val="1016"/>
+        </w:numPr>
+      </w:pPr>
+      <w:r>
+        <w:rPr>
+          <w:b/>
+          <w:bCs/>
+        </w:rPr>
+        <w:t xml:space="preserve">Calcular la ganancia por unidad</w:t>
+      </w:r>
+      <w:r>
+        <w:t xml:space="preserve">: Precio de venta - Precio de compra</w:t>
+      </w:r>
+    </w:p>
+    <w:p>
+      <w:pPr>
+        <w:numPr>
+          <w:ilvl w:val="1"/>
+          <w:numId w:val="1016"/>
+        </w:numPr>
+      </w:pPr>
+      <w:r>
+        <w:rPr>
+          <w:b/>
+          <w:bCs/>
+        </w:rPr>
+        <w:t xml:space="preserve">Multiplicar por el número de unidades vendidas</w:t>
+      </w:r>
+      <w:r>
+        <w:t xml:space="preserve">: (Precio de venta - Precio de compra) × Número de unidades</w:t>
+      </w:r>
+    </w:p>
+    <w:p>
+      <w:pPr>
+        <w:numPr>
+          <w:ilvl w:val="0"/>
+          <w:numId w:val="1000"/>
+        </w:numPr>
+      </w:pPr>
+      <w:r>
+        <w:t xml:space="preserve">Esto es equivalente a:</w:t>
+      </w:r>
+    </w:p>
+    <w:p>
+      <w:pPr>
+        <w:numPr>
+          <w:ilvl w:val="0"/>
+          <w:numId w:val="1000"/>
+        </w:numPr>
+      </w:pPr>
+      <w:r>
+        <w:rPr>
+          <w:b/>
+          <w:bCs/>
+        </w:rPr>
+        <w:t xml:space="preserve">(Precio de venta - $70000) × Número de unidades vendidas</w:t>
+      </w:r>
+    </w:p>
+    <w:p>
+      <w:pPr>
+        <w:pStyle w:val="Heading3"/>
+        <w:numPr>
+          <w:ilvl w:val="0"/>
+          <w:numId w:val="1000"/>
+        </w:numPr>
+      </w:pPr>
+      <w:bookmarkStart w:id="31" w:name="anuxe1lisis-de-las-opciones"/>
+      <w:r>
+        <w:t xml:space="preserve">Análisis de las opciones</w:t>
+      </w:r>
+      <w:bookmarkEnd w:id="31"/>
+    </w:p>
+    <w:p>
+      <w:pPr>
+        <w:numPr>
+          <w:ilvl w:val="0"/>
+          <w:numId w:val="1000"/>
+        </w:numPr>
+      </w:pPr>
+      <w:r>
+        <w:rPr>
+          <w:b/>
+          <w:bCs/>
+        </w:rPr>
+        <w:t xml:space="preserve">Opción correcta</w:t>
+      </w:r>
+      <w:r>
+        <w:t xml:space="preserve">:</w:t>
+      </w:r>
+    </w:p>
+    <w:p>
+      <w:pPr>
+        <w:numPr>
+          <w:ilvl w:val="0"/>
+          <w:numId w:val="1000"/>
+        </w:numPr>
+      </w:pPr>
+      <w:r>
+        <w:t xml:space="preserve">“</w:t>
+      </w:r>
+      <w:r>
+        <w:t xml:space="preserve">Obtener la utilidad unitaria sustrayendo $70000 del precio de venta de cada pantalón, luego multiplicar por la cantidad total vendida.</w:t>
+      </w:r>
+      <w:r>
+        <w:t xml:space="preserve">”</w:t>
+      </w:r>
+    </w:p>
+    <w:p>
+      <w:pPr>
+        <w:numPr>
+          <w:ilvl w:val="1"/>
+          <w:numId w:val="1017"/>
+        </w:numPr>
+      </w:pPr>
+      <w:r>
+        <w:t xml:space="preserve">Esta opción representa correctamente la fórmula: (Precio de venta - Precio de compra) × Cantidad</w:t>
+      </w:r>
+    </w:p>
+    <w:p>
+      <w:pPr>
+        <w:numPr>
+          <w:ilvl w:val="1"/>
+          <w:numId w:val="1017"/>
+        </w:numPr>
+      </w:pPr>
+      <w:r>
+        <w:t xml:space="preserve">Primero resta el costo al precio de venta para obtener la ganancia unitaria</w:t>
+      </w:r>
+    </w:p>
+    <w:p>
+      <w:pPr>
+        <w:numPr>
+          <w:ilvl w:val="1"/>
+          <w:numId w:val="1017"/>
+        </w:numPr>
+      </w:pPr>
+      <w:r>
+        <w:t xml:space="preserve">Luego multiplica por las unidades vendidas para obtener la ganancia total</w:t>
+      </w:r>
+    </w:p>
+    <w:p>
+      <w:pPr>
+        <w:numPr>
+          <w:ilvl w:val="0"/>
+          <w:numId w:val="1000"/>
+        </w:numPr>
+      </w:pPr>
+      <w:r>
+        <w:rPr>
+          <w:b/>
+          <w:bCs/>
+        </w:rPr>
+        <w:t xml:space="preserve">Análisis de distractores</w:t>
+      </w:r>
+      <w:r>
+        <w:t xml:space="preserve">:</w:t>
+      </w:r>
+    </w:p>
+    <w:p>
+      <w:pPr>
+        <w:numPr>
+          <w:ilvl w:val="1"/>
+          <w:numId w:val="1018"/>
+        </w:numPr>
+      </w:pPr>
+      <w:r>
+        <w:t xml:space="preserve">Las demás opciones presentan errores en el orden de las operaciones o en la interpretación del concepto de ganancia</w:t>
+      </w:r>
+    </w:p>
+    <w:p>
+      <w:pPr>
+        <w:numPr>
+          <w:ilvl w:val="1"/>
+          <w:numId w:val="1018"/>
+        </w:numPr>
+      </w:pPr>
+      <w:r>
+        <w:t xml:space="preserve">Algunos invierten la resta (precio de compra - precio de venta), lo que daría pérdidas en lugar de ganancias</w:t>
+      </w:r>
+    </w:p>
+    <w:p>
+      <w:pPr>
+        <w:numPr>
+          <w:ilvl w:val="1"/>
+          <w:numId w:val="1018"/>
+        </w:numPr>
+      </w:pPr>
+      <w:r>
+        <w:t xml:space="preserve">Otros alteran el orden de las operaciones, llevando a cálculos incorrectos</w:t>
+      </w:r>
+    </w:p>
+    <w:p>
+      <w:pPr>
+        <w:numPr>
+          <w:ilvl w:val="0"/>
+          <w:numId w:val="1000"/>
+        </w:numPr>
+      </w:pPr>
+      <w:r>
+        <w:rPr>
+          <w:b/>
+          <w:bCs/>
+        </w:rPr>
+        <w:t xml:space="preserve">Por lo tanto, la respuesta correcta es la que establece restar el precio de compra al precio de venta y multiplicar por las unidades vendidas.</w:t>
+      </w:r>
+    </w:p>
+    <w:p>
+      <w:pPr>
+        <w:numPr>
+          <w:ilvl w:val="1"/>
+          <w:numId w:val="1019"/>
         </w:numPr>
       </w:pPr>
       <w:r>
@@ -591,7 +1527,7 @@
       <w:pPr>
         <w:numPr>
           <w:ilvl w:val="1"/>
-          <w:numId w:val="1007"/>
+          <w:numId w:val="1019"/>
         </w:numPr>
       </w:pPr>
       <w:r>
@@ -601,6 +1537,28 @@
     <w:p>
       <w:pPr>
         <w:numPr>
+          <w:ilvl w:val="1"/>
+          <w:numId w:val="1019"/>
+        </w:numPr>
+      </w:pPr>
+      <w:r>
+        <w:t xml:space="preserve">Falso</w:t>
+      </w:r>
+    </w:p>
+    <w:p>
+      <w:pPr>
+        <w:numPr>
+          <w:ilvl w:val="1"/>
+          <w:numId w:val="1019"/>
+        </w:numPr>
+      </w:pPr>
+      <w:r>
+        <w:t xml:space="preserve">Falso</w:t>
+      </w:r>
+    </w:p>
+    <w:p>
+      <w:pPr>
+        <w:numPr>
           <w:ilvl w:val="0"/>
           <w:numId w:val="1001"/>
         </w:numPr>
@@ -616,62 +1574,62 @@
         <w:br/>
       </w:r>
       <w:r>
-        <w:t xml:space="preserve">una administradora aspira a identificar el valor de las ganancias que produce por la distribución de camisas.</w:t>
-      </w:r>
-    </w:p>
-    <w:p>
-      <w:pPr>
-        <w:numPr>
-          <w:ilvl w:val="0"/>
-          <w:numId w:val="1000"/>
-        </w:numPr>
-      </w:pPr>
-      <w:r>
-        <w:t xml:space="preserve">En este sentido, si la administradora adquiere cada camisa a $50000, ¿cuál de los siguientes estrategias le posibilita determinar el monto de sus ganancias?</w:t>
-      </w:r>
-    </w:p>
-    <w:p>
-      <w:pPr>
-        <w:numPr>
-          <w:ilvl w:val="1"/>
-          <w:numId w:val="1008"/>
-        </w:numPr>
-      </w:pPr>
-      <w:r>
-        <w:t xml:space="preserve">A $50000 restarle el precio de venta de cada camisa y multiplicar dicho valor por el número de unidades vendidas.</w:t>
-      </w:r>
-    </w:p>
-    <w:p>
-      <w:pPr>
-        <w:numPr>
-          <w:ilvl w:val="1"/>
-          <w:numId w:val="1008"/>
-        </w:numPr>
-      </w:pPr>
-      <w:r>
-        <w:t xml:space="preserve">Al precio de venta unitario de cada camisa restarle $50000 y multiplicar la diferencia obtenida por el total de unidades vendidas.</w:t>
-      </w:r>
-    </w:p>
-    <w:p>
-      <w:pPr>
-        <w:numPr>
-          <w:ilvl w:val="1"/>
-          <w:numId w:val="1008"/>
-        </w:numPr>
-      </w:pPr>
-      <w:r>
-        <w:t xml:space="preserve">Restar el resultado de la multiplicación entre el precio de venta de cada camisa y el número de unidades vendidas, a $50000.</w:t>
-      </w:r>
-    </w:p>
-    <w:p>
-      <w:pPr>
-        <w:numPr>
-          <w:ilvl w:val="1"/>
-          <w:numId w:val="1008"/>
-        </w:numPr>
-      </w:pPr>
-      <w:r>
-        <w:t xml:space="preserve">Restar el resultado de la multiplicación entre $50000 y el número de unidades vendidas, al precio de venta de cada camisa.</w:t>
+        <w:t xml:space="preserve">Un vendedor quiere calcular el valor de las ganancias que logra por la venta de zapatos.</w:t>
+      </w:r>
+    </w:p>
+    <w:p>
+      <w:pPr>
+        <w:numPr>
+          <w:ilvl w:val="0"/>
+          <w:numId w:val="1000"/>
+        </w:numPr>
+      </w:pPr>
+      <w:r>
+        <w:t xml:space="preserve">En este sentido, si el vendedor obtiene cada zapato a $50000, ¿cuál de los siguientes métodos le facilita determinar el monto de sus ganancias?</w:t>
+      </w:r>
+    </w:p>
+    <w:p>
+      <w:pPr>
+        <w:numPr>
+          <w:ilvl w:val="1"/>
+          <w:numId w:val="1020"/>
+        </w:numPr>
+      </w:pPr>
+      <w:r>
+        <w:t xml:space="preserve">Multiplicar el precio de venta de cada zapato por el número de unidades vendidas y restar $50000.</w:t>
+      </w:r>
+    </w:p>
+    <w:p>
+      <w:pPr>
+        <w:numPr>
+          <w:ilvl w:val="1"/>
+          <w:numId w:val="1020"/>
+        </w:numPr>
+      </w:pPr>
+      <w:r>
+        <w:t xml:space="preserve">Multiplicar $50000 por el número de unidades vendidas para obtener la ganancia total.</w:t>
+      </w:r>
+    </w:p>
+    <w:p>
+      <w:pPr>
+        <w:numPr>
+          <w:ilvl w:val="1"/>
+          <w:numId w:val="1020"/>
+        </w:numPr>
+      </w:pPr>
+      <w:r>
+        <w:t xml:space="preserve">Obtener la diferencia restando el precio de venta de cada zapato a $50000, luego multiplicar por la cantidad total vendida.</w:t>
+      </w:r>
+    </w:p>
+    <w:p>
+      <w:pPr>
+        <w:numPr>
+          <w:ilvl w:val="1"/>
+          <w:numId w:val="1020"/>
+        </w:numPr>
+      </w:pPr>
+      <w:r>
+        <w:t xml:space="preserve">Determinar la ganancia por zapato restando $50000 del precio de venta, y multiplicar por el número de unidades comercializadas.</w:t>
       </w:r>
     </w:p>
     <w:p>
@@ -703,11 +1661,11 @@
           <w:numId w:val="1000"/>
         </w:numPr>
       </w:pPr>
-      <w:bookmarkStart w:id="24" w:name="concepto-de-ganancia"/>
+      <w:bookmarkStart w:id="32" w:name="concepto-de-ganancia"/>
       <w:r>
         <w:t xml:space="preserve">Concepto de ganancia</w:t>
       </w:r>
-      <w:bookmarkEnd w:id="24"/>
+      <w:bookmarkEnd w:id="32"/>
     </w:p>
     <w:p>
       <w:pPr>
@@ -759,11 +1717,11 @@
           <w:numId w:val="1000"/>
         </w:numPr>
       </w:pPr>
-      <w:bookmarkStart w:id="25" w:name="anuxe1lisis-del-problema"/>
+      <w:bookmarkStart w:id="33" w:name="anuxe1lisis-del-problema"/>
       <w:r>
         <w:t xml:space="preserve">Análisis del problema</w:t>
       </w:r>
-      <w:bookmarkEnd w:id="25"/>
+      <w:bookmarkEnd w:id="33"/>
     </w:p>
     <w:p>
       <w:pPr>
@@ -780,7 +1738,7 @@
       <w:pPr>
         <w:numPr>
           <w:ilvl w:val="1"/>
-          <w:numId w:val="1009"/>
+          <w:numId w:val="1021"/>
         </w:numPr>
       </w:pPr>
       <w:r>
@@ -791,7 +1749,7 @@
       <w:pPr>
         <w:numPr>
           <w:ilvl w:val="1"/>
-          <w:numId w:val="1009"/>
+          <w:numId w:val="1021"/>
         </w:numPr>
       </w:pPr>
       <w:r>
@@ -806,28 +1764,28 @@
           <w:numId w:val="1000"/>
         </w:numPr>
       </w:pPr>
-      <w:bookmarkStart w:id="26" w:name="procedimiento-correcto"/>
+      <w:bookmarkStart w:id="34" w:name="procedimiento-correcto"/>
       <w:r>
         <w:t xml:space="preserve">Procedimiento correcto</w:t>
       </w:r>
-      <w:bookmarkEnd w:id="26"/>
-    </w:p>
-    <w:p>
-      <w:pPr>
-        <w:numPr>
-          <w:ilvl w:val="0"/>
-          <w:numId w:val="1000"/>
-        </w:numPr>
-      </w:pPr>
-      <w:r>
-        <w:t xml:space="preserve">Para calcular las ganancias totales por la venta de camisas, debemos:</w:t>
-      </w:r>
-    </w:p>
-    <w:p>
-      <w:pPr>
-        <w:numPr>
-          <w:ilvl w:val="1"/>
-          <w:numId w:val="1010"/>
+      <w:bookmarkEnd w:id="34"/>
+    </w:p>
+    <w:p>
+      <w:pPr>
+        <w:numPr>
+          <w:ilvl w:val="0"/>
+          <w:numId w:val="1000"/>
+        </w:numPr>
+      </w:pPr>
+      <w:r>
+        <w:t xml:space="preserve">Para calcular las ganancias totales por la venta de zapatos, debemos:</w:t>
+      </w:r>
+    </w:p>
+    <w:p>
+      <w:pPr>
+        <w:numPr>
+          <w:ilvl w:val="1"/>
+          <w:numId w:val="1022"/>
         </w:numPr>
       </w:pPr>
       <w:r>
@@ -845,7 +1803,7 @@
       <w:pPr>
         <w:numPr>
           <w:ilvl w:val="1"/>
-          <w:numId w:val="1010"/>
+          <w:numId w:val="1022"/>
         </w:numPr>
       </w:pPr>
       <w:r>
@@ -893,11 +1851,11 @@
           <w:numId w:val="1000"/>
         </w:numPr>
       </w:pPr>
-      <w:bookmarkStart w:id="27" w:name="anuxe1lisis-de-las-opciones"/>
+      <w:bookmarkStart w:id="35" w:name="anuxe1lisis-de-las-opciones"/>
       <w:r>
         <w:t xml:space="preserve">Análisis de las opciones</w:t>
       </w:r>
-      <w:bookmarkEnd w:id="27"/>
+      <w:bookmarkEnd w:id="35"/>
     </w:p>
     <w:p>
       <w:pPr>
@@ -928,7 +1886,7 @@
         <w:t xml:space="preserve">“</w:t>
       </w:r>
       <w:r>
-        <w:t xml:space="preserve">Al precio de venta unitario de cada camisa restarle $50000 y multiplicar la diferencia obtenida por el total de unidades vendidas.</w:t>
+        <w:t xml:space="preserve">Determinar la ganancia por zapato restando $50000 del precio de venta, y multiplicar por el número de unidades comercializadas.</w:t>
       </w:r>
       <w:r>
         <w:t xml:space="preserve">”</w:t>
@@ -938,7 +1896,7 @@
       <w:pPr>
         <w:numPr>
           <w:ilvl w:val="1"/>
-          <w:numId w:val="1011"/>
+          <w:numId w:val="1023"/>
         </w:numPr>
       </w:pPr>
       <w:r>
@@ -949,7 +1907,7 @@
       <w:pPr>
         <w:numPr>
           <w:ilvl w:val="1"/>
-          <w:numId w:val="1011"/>
+          <w:numId w:val="1023"/>
         </w:numPr>
       </w:pPr>
       <w:r>
@@ -960,7 +1918,7 @@
       <w:pPr>
         <w:numPr>
           <w:ilvl w:val="1"/>
-          <w:numId w:val="1011"/>
+          <w:numId w:val="1023"/>
         </w:numPr>
       </w:pPr>
       <w:r>
@@ -989,7 +1947,7 @@
       <w:pPr>
         <w:numPr>
           <w:ilvl w:val="1"/>
-          <w:numId w:val="1012"/>
+          <w:numId w:val="1024"/>
         </w:numPr>
       </w:pPr>
       <w:r>
@@ -1000,7 +1958,7 @@
       <w:pPr>
         <w:numPr>
           <w:ilvl w:val="1"/>
-          <w:numId w:val="1012"/>
+          <w:numId w:val="1024"/>
         </w:numPr>
       </w:pPr>
       <w:r>
@@ -1011,7 +1969,7 @@
       <w:pPr>
         <w:numPr>
           <w:ilvl w:val="1"/>
-          <w:numId w:val="1012"/>
+          <w:numId w:val="1024"/>
         </w:numPr>
       </w:pPr>
       <w:r>
@@ -1037,7 +1995,7 @@
       <w:pPr>
         <w:numPr>
           <w:ilvl w:val="1"/>
-          <w:numId w:val="1013"/>
+          <w:numId w:val="1025"/>
         </w:numPr>
       </w:pPr>
       <w:r>
@@ -1048,7 +2006,29 @@
       <w:pPr>
         <w:numPr>
           <w:ilvl w:val="1"/>
-          <w:numId w:val="1013"/>
+          <w:numId w:val="1025"/>
+        </w:numPr>
+      </w:pPr>
+      <w:r>
+        <w:t xml:space="preserve">Falso</w:t>
+      </w:r>
+    </w:p>
+    <w:p>
+      <w:pPr>
+        <w:numPr>
+          <w:ilvl w:val="1"/>
+          <w:numId w:val="1025"/>
+        </w:numPr>
+      </w:pPr>
+      <w:r>
+        <w:t xml:space="preserve">Falso</w:t>
+      </w:r>
+    </w:p>
+    <w:p>
+      <w:pPr>
+        <w:numPr>
+          <w:ilvl w:val="1"/>
+          <w:numId w:val="1025"/>
         </w:numPr>
       </w:pPr>
       <w:r>
@@ -1058,8 +2038,443 @@
     <w:p>
       <w:pPr>
         <w:numPr>
-          <w:ilvl w:val="1"/>
-          <w:numId w:val="1013"/>
+          <w:ilvl w:val="0"/>
+          <w:numId w:val="1001"/>
+        </w:numPr>
+      </w:pPr>
+      <w:r>
+        <w:rPr>
+          <w:b/>
+          <w:bCs/>
+        </w:rPr>
+        <w:t xml:space="preserve">Escenario</w:t>
+      </w:r>
+      <w:r>
+        <w:br/>
+      </w:r>
+      <w:r>
+        <w:t xml:space="preserve">Un vendedor quiere calcular el valor de las ganancias que logra por la venta de zapatos.</w:t>
+      </w:r>
+    </w:p>
+    <w:p>
+      <w:pPr>
+        <w:numPr>
+          <w:ilvl w:val="0"/>
+          <w:numId w:val="1000"/>
+        </w:numPr>
+      </w:pPr>
+      <w:r>
+        <w:t xml:space="preserve">En este sentido, si el vendedor obtiene cada zapato a $50000, ¿cuál de los siguientes métodos le facilita determinar el monto de sus ganancias?</w:t>
+      </w:r>
+    </w:p>
+    <w:p>
+      <w:pPr>
+        <w:numPr>
+          <w:ilvl w:val="1"/>
+          <w:numId w:val="1026"/>
+        </w:numPr>
+      </w:pPr>
+      <w:r>
+        <w:t xml:space="preserve">Multiplicar el precio de venta de cada zapato por el número de unidades vendidas y restar $50000.</w:t>
+      </w:r>
+    </w:p>
+    <w:p>
+      <w:pPr>
+        <w:numPr>
+          <w:ilvl w:val="1"/>
+          <w:numId w:val="1026"/>
+        </w:numPr>
+      </w:pPr>
+      <w:r>
+        <w:t xml:space="preserve">Multiplicar $50000 por el número de unidades vendidas para obtener la ganancia total.</w:t>
+      </w:r>
+    </w:p>
+    <w:p>
+      <w:pPr>
+        <w:numPr>
+          <w:ilvl w:val="1"/>
+          <w:numId w:val="1026"/>
+        </w:numPr>
+      </w:pPr>
+      <w:r>
+        <w:t xml:space="preserve">Obtener la diferencia restando el precio de venta de cada zapato a $50000, luego multiplicar por la cantidad total vendida.</w:t>
+      </w:r>
+    </w:p>
+    <w:p>
+      <w:pPr>
+        <w:numPr>
+          <w:ilvl w:val="1"/>
+          <w:numId w:val="1026"/>
+        </w:numPr>
+      </w:pPr>
+      <w:r>
+        <w:t xml:space="preserve">Determinar la ganancia por zapato restando $50000 del precio de venta, y multiplicar por el número de unidades comercializadas.</w:t>
+      </w:r>
+    </w:p>
+    <w:p>
+      <w:pPr>
+        <w:numPr>
+          <w:ilvl w:val="0"/>
+          <w:numId w:val="1000"/>
+        </w:numPr>
+      </w:pPr>
+      <w:r>
+        <w:rPr>
+          <w:b/>
+          <w:bCs/>
+        </w:rPr>
+        <w:t xml:space="preserve">Solución</w:t>
+      </w:r>
+      <w:r>
+        <w:br/>
+      </w:r>
+      <w:r>
+        <w:t xml:space="preserve">Para resolver este problema, debemos entender el concepto de ganancia en el contexto comercial y identificar el procedimiento correcto para calcularla.</w:t>
+      </w:r>
+    </w:p>
+    <w:p>
+      <w:pPr>
+        <w:pStyle w:val="Heading3"/>
+        <w:numPr>
+          <w:ilvl w:val="0"/>
+          <w:numId w:val="1000"/>
+        </w:numPr>
+      </w:pPr>
+      <w:bookmarkStart w:id="36" w:name="concepto-de-ganancia"/>
+      <w:r>
+        <w:t xml:space="preserve">Concepto de ganancia</w:t>
+      </w:r>
+      <w:bookmarkEnd w:id="36"/>
+    </w:p>
+    <w:p>
+      <w:pPr>
+        <w:numPr>
+          <w:ilvl w:val="0"/>
+          <w:numId w:val="1000"/>
+        </w:numPr>
+      </w:pPr>
+      <w:r>
+        <w:t xml:space="preserve">La</w:t>
+      </w:r>
+      <w:r>
+        <w:t xml:space="preserve"> </w:t>
+      </w:r>
+      <w:r>
+        <w:rPr>
+          <w:b/>
+          <w:bCs/>
+        </w:rPr>
+        <w:t xml:space="preserve">ganancia</w:t>
+      </w:r>
+      <w:r>
+        <w:t xml:space="preserve"> </w:t>
+      </w:r>
+      <w:r>
+        <w:t xml:space="preserve">en una transacción comercial se define como:</w:t>
+      </w:r>
+    </w:p>
+    <w:p>
+      <w:pPr>
+        <w:numPr>
+          <w:ilvl w:val="0"/>
+          <w:numId w:val="1000"/>
+        </w:numPr>
+      </w:pPr>
+      <w:r>
+        <w:rPr>
+          <w:b/>
+          <w:bCs/>
+        </w:rPr>
+        <w:t xml:space="preserve">Ganancia = Precio de venta - Precio de compra</w:t>
+      </w:r>
+    </w:p>
+    <w:p>
+      <w:pPr>
+        <w:pStyle w:val="Heading3"/>
+        <w:numPr>
+          <w:ilvl w:val="0"/>
+          <w:numId w:val="1000"/>
+        </w:numPr>
+      </w:pPr>
+      <w:bookmarkStart w:id="37" w:name="anuxe1lisis-del-problema"/>
+      <w:r>
+        <w:t xml:space="preserve">Análisis del problema</w:t>
+      </w:r>
+      <w:bookmarkEnd w:id="37"/>
+    </w:p>
+    <w:p>
+      <w:pPr>
+        <w:numPr>
+          <w:ilvl w:val="0"/>
+          <w:numId w:val="1000"/>
+        </w:numPr>
+      </w:pPr>
+      <w:r>
+        <w:t xml:space="preserve">Datos del problema:</w:t>
+      </w:r>
+    </w:p>
+    <w:p>
+      <w:pPr>
+        <w:numPr>
+          <w:ilvl w:val="1"/>
+          <w:numId w:val="1027"/>
+        </w:numPr>
+      </w:pPr>
+      <w:r>
+        <w:t xml:space="preserve">Precio de compra por unidad: $50000</w:t>
+      </w:r>
+    </w:p>
+    <w:p>
+      <w:pPr>
+        <w:numPr>
+          <w:ilvl w:val="1"/>
+          <w:numId w:val="1027"/>
+        </w:numPr>
+      </w:pPr>
+      <w:r>
+        <w:t xml:space="preserve">Se busca determinar el procedimiento para calcular las ganancias totales</w:t>
+      </w:r>
+    </w:p>
+    <w:p>
+      <w:pPr>
+        <w:pStyle w:val="Heading3"/>
+        <w:numPr>
+          <w:ilvl w:val="0"/>
+          <w:numId w:val="1000"/>
+        </w:numPr>
+      </w:pPr>
+      <w:bookmarkStart w:id="38" w:name="procedimiento-correcto"/>
+      <w:r>
+        <w:t xml:space="preserve">Procedimiento correcto</w:t>
+      </w:r>
+      <w:bookmarkEnd w:id="38"/>
+    </w:p>
+    <w:p>
+      <w:pPr>
+        <w:numPr>
+          <w:ilvl w:val="0"/>
+          <w:numId w:val="1000"/>
+        </w:numPr>
+      </w:pPr>
+      <w:r>
+        <w:t xml:space="preserve">Para calcular las ganancias totales por la venta de zapatos, debemos:</w:t>
+      </w:r>
+    </w:p>
+    <w:p>
+      <w:pPr>
+        <w:numPr>
+          <w:ilvl w:val="1"/>
+          <w:numId w:val="1028"/>
+        </w:numPr>
+      </w:pPr>
+      <w:r>
+        <w:rPr>
+          <w:b/>
+          <w:bCs/>
+        </w:rPr>
+        <w:t xml:space="preserve">Calcular la ganancia por unidad</w:t>
+      </w:r>
+      <w:r>
+        <w:t xml:space="preserve">: Precio de venta - Precio de compra</w:t>
+      </w:r>
+    </w:p>
+    <w:p>
+      <w:pPr>
+        <w:numPr>
+          <w:ilvl w:val="1"/>
+          <w:numId w:val="1028"/>
+        </w:numPr>
+      </w:pPr>
+      <w:r>
+        <w:rPr>
+          <w:b/>
+          <w:bCs/>
+        </w:rPr>
+        <w:t xml:space="preserve">Multiplicar por el número de unidades vendidas</w:t>
+      </w:r>
+      <w:r>
+        <w:t xml:space="preserve">: (Precio de venta - Precio de compra) × Número de unidades</w:t>
+      </w:r>
+    </w:p>
+    <w:p>
+      <w:pPr>
+        <w:numPr>
+          <w:ilvl w:val="0"/>
+          <w:numId w:val="1000"/>
+        </w:numPr>
+      </w:pPr>
+      <w:r>
+        <w:t xml:space="preserve">Esto es equivalente a:</w:t>
+      </w:r>
+    </w:p>
+    <w:p>
+      <w:pPr>
+        <w:numPr>
+          <w:ilvl w:val="0"/>
+          <w:numId w:val="1000"/>
+        </w:numPr>
+      </w:pPr>
+      <w:r>
+        <w:rPr>
+          <w:b/>
+          <w:bCs/>
+        </w:rPr>
+        <w:t xml:space="preserve">(Precio de venta - $50000) × Número de unidades vendidas</w:t>
+      </w:r>
+    </w:p>
+    <w:p>
+      <w:pPr>
+        <w:pStyle w:val="Heading3"/>
+        <w:numPr>
+          <w:ilvl w:val="0"/>
+          <w:numId w:val="1000"/>
+        </w:numPr>
+      </w:pPr>
+      <w:bookmarkStart w:id="39" w:name="anuxe1lisis-de-las-opciones"/>
+      <w:r>
+        <w:t xml:space="preserve">Análisis de las opciones</w:t>
+      </w:r>
+      <w:bookmarkEnd w:id="39"/>
+    </w:p>
+    <w:p>
+      <w:pPr>
+        <w:numPr>
+          <w:ilvl w:val="0"/>
+          <w:numId w:val="1000"/>
+        </w:numPr>
+      </w:pPr>
+      <w:r>
+        <w:rPr>
+          <w:b/>
+          <w:bCs/>
+        </w:rPr>
+        <w:t xml:space="preserve">Opción correcta</w:t>
+      </w:r>
+      <w:r>
+        <w:t xml:space="preserve">:</w:t>
+      </w:r>
+    </w:p>
+    <w:p>
+      <w:pPr>
+        <w:numPr>
+          <w:ilvl w:val="0"/>
+          <w:numId w:val="1000"/>
+        </w:numPr>
+      </w:pPr>
+      <w:r>
+        <w:t xml:space="preserve">“</w:t>
+      </w:r>
+      <w:r>
+        <w:t xml:space="preserve">Determinar la ganancia por zapato restando $50000 del precio de venta, y multiplicar por el número de unidades comercializadas.</w:t>
+      </w:r>
+      <w:r>
+        <w:t xml:space="preserve">”</w:t>
+      </w:r>
+    </w:p>
+    <w:p>
+      <w:pPr>
+        <w:numPr>
+          <w:ilvl w:val="1"/>
+          <w:numId w:val="1029"/>
+        </w:numPr>
+      </w:pPr>
+      <w:r>
+        <w:t xml:space="preserve">Esta opción representa correctamente la fórmula: (Precio de venta - Precio de compra) × Cantidad</w:t>
+      </w:r>
+    </w:p>
+    <w:p>
+      <w:pPr>
+        <w:numPr>
+          <w:ilvl w:val="1"/>
+          <w:numId w:val="1029"/>
+        </w:numPr>
+      </w:pPr>
+      <w:r>
+        <w:t xml:space="preserve">Primero resta el costo al precio de venta para obtener la ganancia unitaria</w:t>
+      </w:r>
+    </w:p>
+    <w:p>
+      <w:pPr>
+        <w:numPr>
+          <w:ilvl w:val="1"/>
+          <w:numId w:val="1029"/>
+        </w:numPr>
+      </w:pPr>
+      <w:r>
+        <w:t xml:space="preserve">Luego multiplica por las unidades vendidas para obtener la ganancia total</w:t>
+      </w:r>
+    </w:p>
+    <w:p>
+      <w:pPr>
+        <w:numPr>
+          <w:ilvl w:val="0"/>
+          <w:numId w:val="1000"/>
+        </w:numPr>
+      </w:pPr>
+      <w:r>
+        <w:rPr>
+          <w:b/>
+          <w:bCs/>
+        </w:rPr>
+        <w:t xml:space="preserve">Análisis de distractores</w:t>
+      </w:r>
+      <w:r>
+        <w:t xml:space="preserve">:</w:t>
+      </w:r>
+    </w:p>
+    <w:p>
+      <w:pPr>
+        <w:numPr>
+          <w:ilvl w:val="1"/>
+          <w:numId w:val="1030"/>
+        </w:numPr>
+      </w:pPr>
+      <w:r>
+        <w:t xml:space="preserve">Las demás opciones presentan errores en el orden de las operaciones o en la interpretación del concepto de ganancia</w:t>
+      </w:r>
+    </w:p>
+    <w:p>
+      <w:pPr>
+        <w:numPr>
+          <w:ilvl w:val="1"/>
+          <w:numId w:val="1030"/>
+        </w:numPr>
+      </w:pPr>
+      <w:r>
+        <w:t xml:space="preserve">Algunos invierten la resta (precio de compra - precio de venta), lo que daría pérdidas en lugar de ganancias</w:t>
+      </w:r>
+    </w:p>
+    <w:p>
+      <w:pPr>
+        <w:numPr>
+          <w:ilvl w:val="1"/>
+          <w:numId w:val="1030"/>
+        </w:numPr>
+      </w:pPr>
+      <w:r>
+        <w:t xml:space="preserve">Otros alteran el orden de las operaciones, llevando a cálculos incorrectos</w:t>
+      </w:r>
+    </w:p>
+    <w:p>
+      <w:pPr>
+        <w:numPr>
+          <w:ilvl w:val="0"/>
+          <w:numId w:val="1000"/>
+        </w:numPr>
+      </w:pPr>
+      <w:r>
+        <w:rPr>
+          <w:b/>
+          <w:bCs/>
+        </w:rPr>
+        <w:t xml:space="preserve">Por lo tanto, la respuesta correcta es la que establece restar el precio de compra al precio de venta y multiplicar por las unidades vendidas.</w:t>
+      </w:r>
+    </w:p>
+    <w:p>
+      <w:pPr>
+        <w:numPr>
+          <w:ilvl w:val="1"/>
+          <w:numId w:val="1031"/>
         </w:numPr>
       </w:pPr>
       <w:r>
@@ -1070,7 +2485,7 @@
       <w:pPr>
         <w:numPr>
           <w:ilvl w:val="1"/>
-          <w:numId w:val="1013"/>
+          <w:numId w:val="1031"/>
         </w:numPr>
       </w:pPr>
       <w:r>
@@ -1080,443 +2495,8 @@
     <w:p>
       <w:pPr>
         <w:numPr>
-          <w:ilvl w:val="0"/>
-          <w:numId w:val="1001"/>
-        </w:numPr>
-      </w:pPr>
-      <w:r>
-        <w:rPr>
-          <w:b/>
-          <w:bCs/>
-        </w:rPr>
-        <w:t xml:space="preserve">Escenario</w:t>
-      </w:r>
-      <w:r>
-        <w:br/>
-      </w:r>
-      <w:r>
-        <w:t xml:space="preserve">una vendedora aspira a calcular el valor de las ganancias que consigue por la venta de shorts.</w:t>
-      </w:r>
-    </w:p>
-    <w:p>
-      <w:pPr>
-        <w:numPr>
-          <w:ilvl w:val="0"/>
-          <w:numId w:val="1000"/>
-        </w:numPr>
-      </w:pPr>
-      <w:r>
-        <w:t xml:space="preserve">En este sentido, si la vendedora adquiere cada short a $120000, ¿cuál de los siguientes técnicas le posibilita determinar la suma de sus ganancias?</w:t>
-      </w:r>
-    </w:p>
-    <w:p>
-      <w:pPr>
-        <w:numPr>
-          <w:ilvl w:val="1"/>
-          <w:numId w:val="1014"/>
-        </w:numPr>
-      </w:pPr>
-      <w:r>
-        <w:t xml:space="preserve">Restar el resultado de la multiplicación entre $120000 y el número de unidades vendidas, al precio de venta de cada short.</w:t>
-      </w:r>
-    </w:p>
-    <w:p>
-      <w:pPr>
-        <w:numPr>
-          <w:ilvl w:val="1"/>
-          <w:numId w:val="1014"/>
-        </w:numPr>
-      </w:pPr>
-      <w:r>
-        <w:t xml:space="preserve">Restar $120000 al precio de venta de cada short y multiplicar dicho valor por el número de unidades vendidas.</w:t>
-      </w:r>
-    </w:p>
-    <w:p>
-      <w:pPr>
-        <w:numPr>
-          <w:ilvl w:val="1"/>
-          <w:numId w:val="1014"/>
-        </w:numPr>
-      </w:pPr>
-      <w:r>
-        <w:t xml:space="preserve">A $120000 restarle el precio de venta de cada short y multiplicar dicho valor por el número de unidades vendidas.</w:t>
-      </w:r>
-    </w:p>
-    <w:p>
-      <w:pPr>
-        <w:numPr>
-          <w:ilvl w:val="1"/>
-          <w:numId w:val="1014"/>
-        </w:numPr>
-      </w:pPr>
-      <w:r>
-        <w:t xml:space="preserve">Restar el resultado de la multiplicación entre el precio de venta de cada short y el número de unidades vendidas, a $120000.</w:t>
-      </w:r>
-    </w:p>
-    <w:p>
-      <w:pPr>
-        <w:numPr>
-          <w:ilvl w:val="0"/>
-          <w:numId w:val="1000"/>
-        </w:numPr>
-      </w:pPr>
-      <w:r>
-        <w:rPr>
-          <w:b/>
-          <w:bCs/>
-        </w:rPr>
-        <w:t xml:space="preserve">Solución</w:t>
-      </w:r>
-      <w:r>
-        <w:br/>
-      </w:r>
-      <w:r>
-        <w:t xml:space="preserve">Para resolver este problema, debemos entender el concepto de ganancia en el contexto comercial y identificar el procedimiento correcto para calcularla.</w:t>
-      </w:r>
-    </w:p>
-    <w:p>
-      <w:pPr>
-        <w:pStyle w:val="Heading3"/>
-        <w:numPr>
-          <w:ilvl w:val="0"/>
-          <w:numId w:val="1000"/>
-        </w:numPr>
-      </w:pPr>
-      <w:bookmarkStart w:id="28" w:name="concepto-de-ganancia"/>
-      <w:r>
-        <w:t xml:space="preserve">Concepto de ganancia</w:t>
-      </w:r>
-      <w:bookmarkEnd w:id="28"/>
-    </w:p>
-    <w:p>
-      <w:pPr>
-        <w:numPr>
-          <w:ilvl w:val="0"/>
-          <w:numId w:val="1000"/>
-        </w:numPr>
-      </w:pPr>
-      <w:r>
-        <w:t xml:space="preserve">La</w:t>
-      </w:r>
-      <w:r>
-        <w:t xml:space="preserve"> </w:t>
-      </w:r>
-      <w:r>
-        <w:rPr>
-          <w:b/>
-          <w:bCs/>
-        </w:rPr>
-        <w:t xml:space="preserve">ganancia</w:t>
-      </w:r>
-      <w:r>
-        <w:t xml:space="preserve"> </w:t>
-      </w:r>
-      <w:r>
-        <w:t xml:space="preserve">en una transacción comercial se define como:</w:t>
-      </w:r>
-    </w:p>
-    <w:p>
-      <w:pPr>
-        <w:numPr>
-          <w:ilvl w:val="0"/>
-          <w:numId w:val="1000"/>
-        </w:numPr>
-      </w:pPr>
-      <w:r>
-        <w:rPr>
-          <w:b/>
-          <w:bCs/>
-        </w:rPr>
-        <w:t xml:space="preserve">Ganancia = Precio de venta - Precio de compra</w:t>
-      </w:r>
-    </w:p>
-    <w:p>
-      <w:pPr>
-        <w:pStyle w:val="Heading3"/>
-        <w:numPr>
-          <w:ilvl w:val="0"/>
-          <w:numId w:val="1000"/>
-        </w:numPr>
-      </w:pPr>
-      <w:bookmarkStart w:id="29" w:name="anuxe1lisis-del-problema"/>
-      <w:r>
-        <w:t xml:space="preserve">Análisis del problema</w:t>
-      </w:r>
-      <w:bookmarkEnd w:id="29"/>
-    </w:p>
-    <w:p>
-      <w:pPr>
-        <w:numPr>
-          <w:ilvl w:val="0"/>
-          <w:numId w:val="1000"/>
-        </w:numPr>
-      </w:pPr>
-      <w:r>
-        <w:t xml:space="preserve">Datos del problema:</w:t>
-      </w:r>
-    </w:p>
-    <w:p>
-      <w:pPr>
-        <w:numPr>
-          <w:ilvl w:val="1"/>
-          <w:numId w:val="1015"/>
-        </w:numPr>
-      </w:pPr>
-      <w:r>
-        <w:t xml:space="preserve">Precio de compra por unidad: $120000</w:t>
-      </w:r>
-    </w:p>
-    <w:p>
-      <w:pPr>
-        <w:numPr>
-          <w:ilvl w:val="1"/>
-          <w:numId w:val="1015"/>
-        </w:numPr>
-      </w:pPr>
-      <w:r>
-        <w:t xml:space="preserve">Se busca determinar el procedimiento para calcular las ganancias totales</w:t>
-      </w:r>
-    </w:p>
-    <w:p>
-      <w:pPr>
-        <w:pStyle w:val="Heading3"/>
-        <w:numPr>
-          <w:ilvl w:val="0"/>
-          <w:numId w:val="1000"/>
-        </w:numPr>
-      </w:pPr>
-      <w:bookmarkStart w:id="30" w:name="procedimiento-correcto"/>
-      <w:r>
-        <w:t xml:space="preserve">Procedimiento correcto</w:t>
-      </w:r>
-      <w:bookmarkEnd w:id="30"/>
-    </w:p>
-    <w:p>
-      <w:pPr>
-        <w:numPr>
-          <w:ilvl w:val="0"/>
-          <w:numId w:val="1000"/>
-        </w:numPr>
-      </w:pPr>
-      <w:r>
-        <w:t xml:space="preserve">Para calcular las ganancias totales por la venta de shorts, debemos:</w:t>
-      </w:r>
-    </w:p>
-    <w:p>
-      <w:pPr>
-        <w:numPr>
-          <w:ilvl w:val="1"/>
-          <w:numId w:val="1016"/>
-        </w:numPr>
-      </w:pPr>
-      <w:r>
-        <w:rPr>
-          <w:b/>
-          <w:bCs/>
-        </w:rPr>
-        <w:t xml:space="preserve">Calcular la ganancia por unidad</w:t>
-      </w:r>
-      <w:r>
-        <w:t xml:space="preserve">: Precio de venta - Precio de compra</w:t>
-      </w:r>
-    </w:p>
-    <w:p>
-      <w:pPr>
-        <w:numPr>
-          <w:ilvl w:val="1"/>
-          <w:numId w:val="1016"/>
-        </w:numPr>
-      </w:pPr>
-      <w:r>
-        <w:rPr>
-          <w:b/>
-          <w:bCs/>
-        </w:rPr>
-        <w:t xml:space="preserve">Multiplicar por el número de unidades vendidas</w:t>
-      </w:r>
-      <w:r>
-        <w:t xml:space="preserve">: (Precio de venta - Precio de compra) × Número de unidades</w:t>
-      </w:r>
-    </w:p>
-    <w:p>
-      <w:pPr>
-        <w:numPr>
-          <w:ilvl w:val="0"/>
-          <w:numId w:val="1000"/>
-        </w:numPr>
-      </w:pPr>
-      <w:r>
-        <w:t xml:space="preserve">Esto es equivalente a:</w:t>
-      </w:r>
-    </w:p>
-    <w:p>
-      <w:pPr>
-        <w:numPr>
-          <w:ilvl w:val="0"/>
-          <w:numId w:val="1000"/>
-        </w:numPr>
-      </w:pPr>
-      <w:r>
-        <w:rPr>
-          <w:b/>
-          <w:bCs/>
-        </w:rPr>
-        <w:t xml:space="preserve">(Precio de venta - $120000) × Número de unidades vendidas</w:t>
-      </w:r>
-    </w:p>
-    <w:p>
-      <w:pPr>
-        <w:pStyle w:val="Heading3"/>
-        <w:numPr>
-          <w:ilvl w:val="0"/>
-          <w:numId w:val="1000"/>
-        </w:numPr>
-      </w:pPr>
-      <w:bookmarkStart w:id="31" w:name="anuxe1lisis-de-las-opciones"/>
-      <w:r>
-        <w:t xml:space="preserve">Análisis de las opciones</w:t>
-      </w:r>
-      <w:bookmarkEnd w:id="31"/>
-    </w:p>
-    <w:p>
-      <w:pPr>
-        <w:numPr>
-          <w:ilvl w:val="0"/>
-          <w:numId w:val="1000"/>
-        </w:numPr>
-      </w:pPr>
-      <w:r>
-        <w:rPr>
-          <w:b/>
-          <w:bCs/>
-        </w:rPr>
-        <w:t xml:space="preserve">Opción correcta</w:t>
-      </w:r>
-      <w:r>
-        <w:t xml:space="preserve">:</w:t>
-      </w:r>
-    </w:p>
-    <w:p>
-      <w:pPr>
-        <w:numPr>
-          <w:ilvl w:val="0"/>
-          <w:numId w:val="1000"/>
-        </w:numPr>
-      </w:pPr>
-      <w:r>
-        <w:t xml:space="preserve">“</w:t>
-      </w:r>
-      <w:r>
-        <w:t xml:space="preserve">Restar $120000 al precio de venta de cada short y multiplicar dicho valor por el número de unidades vendidas.</w:t>
-      </w:r>
-      <w:r>
-        <w:t xml:space="preserve">”</w:t>
-      </w:r>
-    </w:p>
-    <w:p>
-      <w:pPr>
-        <w:numPr>
-          <w:ilvl w:val="1"/>
-          <w:numId w:val="1017"/>
-        </w:numPr>
-      </w:pPr>
-      <w:r>
-        <w:t xml:space="preserve">Esta opción representa correctamente la fórmula: (Precio de venta - Precio de compra) × Cantidad</w:t>
-      </w:r>
-    </w:p>
-    <w:p>
-      <w:pPr>
-        <w:numPr>
-          <w:ilvl w:val="1"/>
-          <w:numId w:val="1017"/>
-        </w:numPr>
-      </w:pPr>
-      <w:r>
-        <w:t xml:space="preserve">Primero resta el costo al precio de venta para obtener la ganancia unitaria</w:t>
-      </w:r>
-    </w:p>
-    <w:p>
-      <w:pPr>
-        <w:numPr>
-          <w:ilvl w:val="1"/>
-          <w:numId w:val="1017"/>
-        </w:numPr>
-      </w:pPr>
-      <w:r>
-        <w:t xml:space="preserve">Luego multiplica por las unidades vendidas para obtener la ganancia total</w:t>
-      </w:r>
-    </w:p>
-    <w:p>
-      <w:pPr>
-        <w:numPr>
-          <w:ilvl w:val="0"/>
-          <w:numId w:val="1000"/>
-        </w:numPr>
-      </w:pPr>
-      <w:r>
-        <w:rPr>
-          <w:b/>
-          <w:bCs/>
-        </w:rPr>
-        <w:t xml:space="preserve">Análisis de distractores</w:t>
-      </w:r>
-      <w:r>
-        <w:t xml:space="preserve">:</w:t>
-      </w:r>
-    </w:p>
-    <w:p>
-      <w:pPr>
-        <w:numPr>
-          <w:ilvl w:val="1"/>
-          <w:numId w:val="1018"/>
-        </w:numPr>
-      </w:pPr>
-      <w:r>
-        <w:t xml:space="preserve">Las demás opciones presentan errores en el orden de las operaciones o en la interpretación del concepto de ganancia</w:t>
-      </w:r>
-    </w:p>
-    <w:p>
-      <w:pPr>
-        <w:numPr>
-          <w:ilvl w:val="1"/>
-          <w:numId w:val="1018"/>
-        </w:numPr>
-      </w:pPr>
-      <w:r>
-        <w:t xml:space="preserve">Algunos invierten la resta (precio de compra - precio de venta), lo que daría pérdidas en lugar de ganancias</w:t>
-      </w:r>
-    </w:p>
-    <w:p>
-      <w:pPr>
-        <w:numPr>
-          <w:ilvl w:val="1"/>
-          <w:numId w:val="1018"/>
-        </w:numPr>
-      </w:pPr>
-      <w:r>
-        <w:t xml:space="preserve">Otros alteran el orden de las operaciones, llevando a cálculos incorrectos</w:t>
-      </w:r>
-    </w:p>
-    <w:p>
-      <w:pPr>
-        <w:numPr>
-          <w:ilvl w:val="0"/>
-          <w:numId w:val="1000"/>
-        </w:numPr>
-      </w:pPr>
-      <w:r>
-        <w:rPr>
-          <w:b/>
-          <w:bCs/>
-        </w:rPr>
-        <w:t xml:space="preserve">Por lo tanto, la respuesta correcta es la que establece restar el precio de compra al precio de venta y multiplicar por las unidades vendidas.</w:t>
-      </w:r>
-    </w:p>
-    <w:p>
-      <w:pPr>
-        <w:numPr>
-          <w:ilvl w:val="1"/>
-          <w:numId w:val="1019"/>
+          <w:ilvl w:val="1"/>
+          <w:numId w:val="1031"/>
         </w:numPr>
       </w:pPr>
       <w:r>
@@ -1527,991 +2507,11 @@
       <w:pPr>
         <w:numPr>
           <w:ilvl w:val="1"/>
-          <w:numId w:val="1019"/>
+          <w:numId w:val="1031"/>
         </w:numPr>
       </w:pPr>
       <w:r>
         <w:t xml:space="preserve">Verdadero</w:t>
-      </w:r>
-    </w:p>
-    <w:p>
-      <w:pPr>
-        <w:numPr>
-          <w:ilvl w:val="1"/>
-          <w:numId w:val="1019"/>
-        </w:numPr>
-      </w:pPr>
-      <w:r>
-        <w:t xml:space="preserve">Falso</w:t>
-      </w:r>
-    </w:p>
-    <w:p>
-      <w:pPr>
-        <w:numPr>
-          <w:ilvl w:val="1"/>
-          <w:numId w:val="1019"/>
-        </w:numPr>
-      </w:pPr>
-      <w:r>
-        <w:t xml:space="preserve">Falso</w:t>
-      </w:r>
-    </w:p>
-    <w:p>
-      <w:pPr>
-        <w:numPr>
-          <w:ilvl w:val="0"/>
-          <w:numId w:val="1001"/>
-        </w:numPr>
-      </w:pPr>
-      <w:r>
-        <w:rPr>
-          <w:b/>
-          <w:bCs/>
-        </w:rPr>
-        <w:t xml:space="preserve">Escenario</w:t>
-      </w:r>
-      <w:r>
-        <w:br/>
-      </w:r>
-      <w:r>
-        <w:t xml:space="preserve">un distribuidor aspira a identificar el valor de las ganancias que logra por la comercialización de faldas.</w:t>
-      </w:r>
-    </w:p>
-    <w:p>
-      <w:pPr>
-        <w:numPr>
-          <w:ilvl w:val="0"/>
-          <w:numId w:val="1000"/>
-        </w:numPr>
-      </w:pPr>
-      <w:r>
-        <w:t xml:space="preserve">En este sentido, si el distribuidor adquiere cada falda a $180000, ¿cuál de los siguientes métodos le facilita determinar la cantidad de sus ganancias?</w:t>
-      </w:r>
-    </w:p>
-    <w:p>
-      <w:pPr>
-        <w:numPr>
-          <w:ilvl w:val="1"/>
-          <w:numId w:val="1020"/>
-        </w:numPr>
-      </w:pPr>
-      <w:r>
-        <w:t xml:space="preserve">Restar el resultado de la multiplicación entre el precio de venta de cada falda y el número de unidades vendidas, a $180000.</w:t>
-      </w:r>
-    </w:p>
-    <w:p>
-      <w:pPr>
-        <w:numPr>
-          <w:ilvl w:val="1"/>
-          <w:numId w:val="1020"/>
-        </w:numPr>
-      </w:pPr>
-      <w:r>
-        <w:t xml:space="preserve">Restar $180000 al precio de venta de cada falda y multiplicar dicho valor por el número de unidades vendidas.</w:t>
-      </w:r>
-    </w:p>
-    <w:p>
-      <w:pPr>
-        <w:numPr>
-          <w:ilvl w:val="1"/>
-          <w:numId w:val="1020"/>
-        </w:numPr>
-      </w:pPr>
-      <w:r>
-        <w:t xml:space="preserve">Restar el resultado de la multiplicación entre $180000 y el número de unidades vendidas, al precio de venta de cada falda.</w:t>
-      </w:r>
-    </w:p>
-    <w:p>
-      <w:pPr>
-        <w:numPr>
-          <w:ilvl w:val="1"/>
-          <w:numId w:val="1020"/>
-        </w:numPr>
-      </w:pPr>
-      <w:r>
-        <w:t xml:space="preserve">A $180000 restarle el precio de venta de cada falda y multiplicar dicho valor por el número de unidades vendidas.</w:t>
-      </w:r>
-    </w:p>
-    <w:p>
-      <w:pPr>
-        <w:numPr>
-          <w:ilvl w:val="0"/>
-          <w:numId w:val="1000"/>
-        </w:numPr>
-      </w:pPr>
-      <w:r>
-        <w:rPr>
-          <w:b/>
-          <w:bCs/>
-        </w:rPr>
-        <w:t xml:space="preserve">Solución</w:t>
-      </w:r>
-      <w:r>
-        <w:br/>
-      </w:r>
-      <w:r>
-        <w:t xml:space="preserve">Para resolver este problema, debemos entender el concepto de ganancia en el contexto comercial y identificar el procedimiento correcto para calcularla.</w:t>
-      </w:r>
-    </w:p>
-    <w:p>
-      <w:pPr>
-        <w:pStyle w:val="Heading3"/>
-        <w:numPr>
-          <w:ilvl w:val="0"/>
-          <w:numId w:val="1000"/>
-        </w:numPr>
-      </w:pPr>
-      <w:bookmarkStart w:id="32" w:name="concepto-de-ganancia"/>
-      <w:r>
-        <w:t xml:space="preserve">Concepto de ganancia</w:t>
-      </w:r>
-      <w:bookmarkEnd w:id="32"/>
-    </w:p>
-    <w:p>
-      <w:pPr>
-        <w:numPr>
-          <w:ilvl w:val="0"/>
-          <w:numId w:val="1000"/>
-        </w:numPr>
-      </w:pPr>
-      <w:r>
-        <w:t xml:space="preserve">La</w:t>
-      </w:r>
-      <w:r>
-        <w:t xml:space="preserve"> </w:t>
-      </w:r>
-      <w:r>
-        <w:rPr>
-          <w:b/>
-          <w:bCs/>
-        </w:rPr>
-        <w:t xml:space="preserve">ganancia</w:t>
-      </w:r>
-      <w:r>
-        <w:t xml:space="preserve"> </w:t>
-      </w:r>
-      <w:r>
-        <w:t xml:space="preserve">en una transacción comercial se define como:</w:t>
-      </w:r>
-    </w:p>
-    <w:p>
-      <w:pPr>
-        <w:numPr>
-          <w:ilvl w:val="0"/>
-          <w:numId w:val="1000"/>
-        </w:numPr>
-      </w:pPr>
-      <w:r>
-        <w:rPr>
-          <w:b/>
-          <w:bCs/>
-        </w:rPr>
-        <w:t xml:space="preserve">Ganancia = Precio de venta - Precio de compra</w:t>
-      </w:r>
-    </w:p>
-    <w:p>
-      <w:pPr>
-        <w:pStyle w:val="Heading3"/>
-        <w:numPr>
-          <w:ilvl w:val="0"/>
-          <w:numId w:val="1000"/>
-        </w:numPr>
-      </w:pPr>
-      <w:bookmarkStart w:id="33" w:name="anuxe1lisis-del-problema"/>
-      <w:r>
-        <w:t xml:space="preserve">Análisis del problema</w:t>
-      </w:r>
-      <w:bookmarkEnd w:id="33"/>
-    </w:p>
-    <w:p>
-      <w:pPr>
-        <w:numPr>
-          <w:ilvl w:val="0"/>
-          <w:numId w:val="1000"/>
-        </w:numPr>
-      </w:pPr>
-      <w:r>
-        <w:t xml:space="preserve">Datos del problema:</w:t>
-      </w:r>
-    </w:p>
-    <w:p>
-      <w:pPr>
-        <w:numPr>
-          <w:ilvl w:val="1"/>
-          <w:numId w:val="1021"/>
-        </w:numPr>
-      </w:pPr>
-      <w:r>
-        <w:t xml:space="preserve">Precio de compra por unidad: $180000</w:t>
-      </w:r>
-    </w:p>
-    <w:p>
-      <w:pPr>
-        <w:numPr>
-          <w:ilvl w:val="1"/>
-          <w:numId w:val="1021"/>
-        </w:numPr>
-      </w:pPr>
-      <w:r>
-        <w:t xml:space="preserve">Se busca determinar el procedimiento para calcular las ganancias totales</w:t>
-      </w:r>
-    </w:p>
-    <w:p>
-      <w:pPr>
-        <w:pStyle w:val="Heading3"/>
-        <w:numPr>
-          <w:ilvl w:val="0"/>
-          <w:numId w:val="1000"/>
-        </w:numPr>
-      </w:pPr>
-      <w:bookmarkStart w:id="34" w:name="procedimiento-correcto"/>
-      <w:r>
-        <w:t xml:space="preserve">Procedimiento correcto</w:t>
-      </w:r>
-      <w:bookmarkEnd w:id="34"/>
-    </w:p>
-    <w:p>
-      <w:pPr>
-        <w:numPr>
-          <w:ilvl w:val="0"/>
-          <w:numId w:val="1000"/>
-        </w:numPr>
-      </w:pPr>
-      <w:r>
-        <w:t xml:space="preserve">Para calcular las ganancias totales por la venta de faldas, debemos:</w:t>
-      </w:r>
-    </w:p>
-    <w:p>
-      <w:pPr>
-        <w:numPr>
-          <w:ilvl w:val="1"/>
-          <w:numId w:val="1022"/>
-        </w:numPr>
-      </w:pPr>
-      <w:r>
-        <w:rPr>
-          <w:b/>
-          <w:bCs/>
-        </w:rPr>
-        <w:t xml:space="preserve">Calcular la ganancia por unidad</w:t>
-      </w:r>
-      <w:r>
-        <w:t xml:space="preserve">: Precio de venta - Precio de compra</w:t>
-      </w:r>
-    </w:p>
-    <w:p>
-      <w:pPr>
-        <w:numPr>
-          <w:ilvl w:val="1"/>
-          <w:numId w:val="1022"/>
-        </w:numPr>
-      </w:pPr>
-      <w:r>
-        <w:rPr>
-          <w:b/>
-          <w:bCs/>
-        </w:rPr>
-        <w:t xml:space="preserve">Multiplicar por el número de unidades vendidas</w:t>
-      </w:r>
-      <w:r>
-        <w:t xml:space="preserve">: (Precio de venta - Precio de compra) × Número de unidades</w:t>
-      </w:r>
-    </w:p>
-    <w:p>
-      <w:pPr>
-        <w:numPr>
-          <w:ilvl w:val="0"/>
-          <w:numId w:val="1000"/>
-        </w:numPr>
-      </w:pPr>
-      <w:r>
-        <w:t xml:space="preserve">Esto es equivalente a:</w:t>
-      </w:r>
-    </w:p>
-    <w:p>
-      <w:pPr>
-        <w:numPr>
-          <w:ilvl w:val="0"/>
-          <w:numId w:val="1000"/>
-        </w:numPr>
-      </w:pPr>
-      <w:r>
-        <w:rPr>
-          <w:b/>
-          <w:bCs/>
-        </w:rPr>
-        <w:t xml:space="preserve">(Precio de venta - $180000) × Número de unidades vendidas</w:t>
-      </w:r>
-    </w:p>
-    <w:p>
-      <w:pPr>
-        <w:pStyle w:val="Heading3"/>
-        <w:numPr>
-          <w:ilvl w:val="0"/>
-          <w:numId w:val="1000"/>
-        </w:numPr>
-      </w:pPr>
-      <w:bookmarkStart w:id="35" w:name="anuxe1lisis-de-las-opciones"/>
-      <w:r>
-        <w:t xml:space="preserve">Análisis de las opciones</w:t>
-      </w:r>
-      <w:bookmarkEnd w:id="35"/>
-    </w:p>
-    <w:p>
-      <w:pPr>
-        <w:numPr>
-          <w:ilvl w:val="0"/>
-          <w:numId w:val="1000"/>
-        </w:numPr>
-      </w:pPr>
-      <w:r>
-        <w:rPr>
-          <w:b/>
-          <w:bCs/>
-        </w:rPr>
-        <w:t xml:space="preserve">Opción correcta</w:t>
-      </w:r>
-      <w:r>
-        <w:t xml:space="preserve">:</w:t>
-      </w:r>
-    </w:p>
-    <w:p>
-      <w:pPr>
-        <w:numPr>
-          <w:ilvl w:val="0"/>
-          <w:numId w:val="1000"/>
-        </w:numPr>
-      </w:pPr>
-      <w:r>
-        <w:t xml:space="preserve">“</w:t>
-      </w:r>
-      <w:r>
-        <w:t xml:space="preserve">Restar $180000 al precio de venta de cada falda y multiplicar dicho valor por el número de unidades vendidas.</w:t>
-      </w:r>
-      <w:r>
-        <w:t xml:space="preserve">”</w:t>
-      </w:r>
-    </w:p>
-    <w:p>
-      <w:pPr>
-        <w:numPr>
-          <w:ilvl w:val="1"/>
-          <w:numId w:val="1023"/>
-        </w:numPr>
-      </w:pPr>
-      <w:r>
-        <w:t xml:space="preserve">Esta opción representa correctamente la fórmula: (Precio de venta - Precio de compra) × Cantidad</w:t>
-      </w:r>
-    </w:p>
-    <w:p>
-      <w:pPr>
-        <w:numPr>
-          <w:ilvl w:val="1"/>
-          <w:numId w:val="1023"/>
-        </w:numPr>
-      </w:pPr>
-      <w:r>
-        <w:t xml:space="preserve">Primero resta el costo al precio de venta para obtener la ganancia unitaria</w:t>
-      </w:r>
-    </w:p>
-    <w:p>
-      <w:pPr>
-        <w:numPr>
-          <w:ilvl w:val="1"/>
-          <w:numId w:val="1023"/>
-        </w:numPr>
-      </w:pPr>
-      <w:r>
-        <w:t xml:space="preserve">Luego multiplica por las unidades vendidas para obtener la ganancia total</w:t>
-      </w:r>
-    </w:p>
-    <w:p>
-      <w:pPr>
-        <w:numPr>
-          <w:ilvl w:val="0"/>
-          <w:numId w:val="1000"/>
-        </w:numPr>
-      </w:pPr>
-      <w:r>
-        <w:rPr>
-          <w:b/>
-          <w:bCs/>
-        </w:rPr>
-        <w:t xml:space="preserve">Análisis de distractores</w:t>
-      </w:r>
-      <w:r>
-        <w:t xml:space="preserve">:</w:t>
-      </w:r>
-    </w:p>
-    <w:p>
-      <w:pPr>
-        <w:numPr>
-          <w:ilvl w:val="1"/>
-          <w:numId w:val="1024"/>
-        </w:numPr>
-      </w:pPr>
-      <w:r>
-        <w:t xml:space="preserve">Las demás opciones presentan errores en el orden de las operaciones o en la interpretación del concepto de ganancia</w:t>
-      </w:r>
-    </w:p>
-    <w:p>
-      <w:pPr>
-        <w:numPr>
-          <w:ilvl w:val="1"/>
-          <w:numId w:val="1024"/>
-        </w:numPr>
-      </w:pPr>
-      <w:r>
-        <w:t xml:space="preserve">Algunos invierten la resta (precio de compra - precio de venta), lo que daría pérdidas en lugar de ganancias</w:t>
-      </w:r>
-    </w:p>
-    <w:p>
-      <w:pPr>
-        <w:numPr>
-          <w:ilvl w:val="1"/>
-          <w:numId w:val="1024"/>
-        </w:numPr>
-      </w:pPr>
-      <w:r>
-        <w:t xml:space="preserve">Otros alteran el orden de las operaciones, llevando a cálculos incorrectos</w:t>
-      </w:r>
-    </w:p>
-    <w:p>
-      <w:pPr>
-        <w:numPr>
-          <w:ilvl w:val="0"/>
-          <w:numId w:val="1000"/>
-        </w:numPr>
-      </w:pPr>
-      <w:r>
-        <w:rPr>
-          <w:b/>
-          <w:bCs/>
-        </w:rPr>
-        <w:t xml:space="preserve">Por lo tanto, la respuesta correcta es la que establece restar el precio de compra al precio de venta y multiplicar por las unidades vendidas.</w:t>
-      </w:r>
-    </w:p>
-    <w:p>
-      <w:pPr>
-        <w:numPr>
-          <w:ilvl w:val="1"/>
-          <w:numId w:val="1025"/>
-        </w:numPr>
-      </w:pPr>
-      <w:r>
-        <w:t xml:space="preserve">Falso</w:t>
-      </w:r>
-    </w:p>
-    <w:p>
-      <w:pPr>
-        <w:numPr>
-          <w:ilvl w:val="1"/>
-          <w:numId w:val="1025"/>
-        </w:numPr>
-      </w:pPr>
-      <w:r>
-        <w:t xml:space="preserve">Verdadero</w:t>
-      </w:r>
-    </w:p>
-    <w:p>
-      <w:pPr>
-        <w:numPr>
-          <w:ilvl w:val="1"/>
-          <w:numId w:val="1025"/>
-        </w:numPr>
-      </w:pPr>
-      <w:r>
-        <w:t xml:space="preserve">Falso</w:t>
-      </w:r>
-    </w:p>
-    <w:p>
-      <w:pPr>
-        <w:numPr>
-          <w:ilvl w:val="1"/>
-          <w:numId w:val="1025"/>
-        </w:numPr>
-      </w:pPr>
-      <w:r>
-        <w:t xml:space="preserve">Falso</w:t>
-      </w:r>
-    </w:p>
-    <w:p>
-      <w:pPr>
-        <w:numPr>
-          <w:ilvl w:val="0"/>
-          <w:numId w:val="1001"/>
-        </w:numPr>
-      </w:pPr>
-      <w:r>
-        <w:rPr>
-          <w:b/>
-          <w:bCs/>
-        </w:rPr>
-        <w:t xml:space="preserve">Escenario</w:t>
-      </w:r>
-      <w:r>
-        <w:br/>
-      </w:r>
-      <w:r>
-        <w:t xml:space="preserve">un distribuidor aspira a identificar el valor de las ganancias que logra por la comercialización de faldas.</w:t>
-      </w:r>
-    </w:p>
-    <w:p>
-      <w:pPr>
-        <w:numPr>
-          <w:ilvl w:val="0"/>
-          <w:numId w:val="1000"/>
-        </w:numPr>
-      </w:pPr>
-      <w:r>
-        <w:t xml:space="preserve">En este sentido, si el distribuidor adquiere cada falda a $180000, ¿cuál de los siguientes métodos le facilita determinar la cantidad de sus ganancias?</w:t>
-      </w:r>
-    </w:p>
-    <w:p>
-      <w:pPr>
-        <w:numPr>
-          <w:ilvl w:val="1"/>
-          <w:numId w:val="1026"/>
-        </w:numPr>
-      </w:pPr>
-      <w:r>
-        <w:t xml:space="preserve">Restar el resultado de la multiplicación entre el precio de venta de cada falda y el número de unidades vendidas, a $180000.</w:t>
-      </w:r>
-    </w:p>
-    <w:p>
-      <w:pPr>
-        <w:numPr>
-          <w:ilvl w:val="1"/>
-          <w:numId w:val="1026"/>
-        </w:numPr>
-      </w:pPr>
-      <w:r>
-        <w:t xml:space="preserve">Restar $180000 al precio de venta de cada falda y multiplicar dicho valor por el número de unidades vendidas.</w:t>
-      </w:r>
-    </w:p>
-    <w:p>
-      <w:pPr>
-        <w:numPr>
-          <w:ilvl w:val="1"/>
-          <w:numId w:val="1026"/>
-        </w:numPr>
-      </w:pPr>
-      <w:r>
-        <w:t xml:space="preserve">Restar el resultado de la multiplicación entre $180000 y el número de unidades vendidas, al precio de venta de cada falda.</w:t>
-      </w:r>
-    </w:p>
-    <w:p>
-      <w:pPr>
-        <w:numPr>
-          <w:ilvl w:val="1"/>
-          <w:numId w:val="1026"/>
-        </w:numPr>
-      </w:pPr>
-      <w:r>
-        <w:t xml:space="preserve">A $180000 restarle el precio de venta de cada falda y multiplicar dicho valor por el número de unidades vendidas.</w:t>
-      </w:r>
-    </w:p>
-    <w:p>
-      <w:pPr>
-        <w:numPr>
-          <w:ilvl w:val="0"/>
-          <w:numId w:val="1000"/>
-        </w:numPr>
-      </w:pPr>
-      <w:r>
-        <w:rPr>
-          <w:b/>
-          <w:bCs/>
-        </w:rPr>
-        <w:t xml:space="preserve">Solución</w:t>
-      </w:r>
-      <w:r>
-        <w:br/>
-      </w:r>
-      <w:r>
-        <w:t xml:space="preserve">Para resolver este problema, debemos entender el concepto de ganancia en el contexto comercial y identificar el procedimiento correcto para calcularla.</w:t>
-      </w:r>
-    </w:p>
-    <w:p>
-      <w:pPr>
-        <w:pStyle w:val="Heading3"/>
-        <w:numPr>
-          <w:ilvl w:val="0"/>
-          <w:numId w:val="1000"/>
-        </w:numPr>
-      </w:pPr>
-      <w:bookmarkStart w:id="36" w:name="concepto-de-ganancia"/>
-      <w:r>
-        <w:t xml:space="preserve">Concepto de ganancia</w:t>
-      </w:r>
-      <w:bookmarkEnd w:id="36"/>
-    </w:p>
-    <w:p>
-      <w:pPr>
-        <w:numPr>
-          <w:ilvl w:val="0"/>
-          <w:numId w:val="1000"/>
-        </w:numPr>
-      </w:pPr>
-      <w:r>
-        <w:t xml:space="preserve">La</w:t>
-      </w:r>
-      <w:r>
-        <w:t xml:space="preserve"> </w:t>
-      </w:r>
-      <w:r>
-        <w:rPr>
-          <w:b/>
-          <w:bCs/>
-        </w:rPr>
-        <w:t xml:space="preserve">ganancia</w:t>
-      </w:r>
-      <w:r>
-        <w:t xml:space="preserve"> </w:t>
-      </w:r>
-      <w:r>
-        <w:t xml:space="preserve">en una transacción comercial se define como:</w:t>
-      </w:r>
-    </w:p>
-    <w:p>
-      <w:pPr>
-        <w:numPr>
-          <w:ilvl w:val="0"/>
-          <w:numId w:val="1000"/>
-        </w:numPr>
-      </w:pPr>
-      <w:r>
-        <w:rPr>
-          <w:b/>
-          <w:bCs/>
-        </w:rPr>
-        <w:t xml:space="preserve">Ganancia = Precio de venta - Precio de compra</w:t>
-      </w:r>
-    </w:p>
-    <w:p>
-      <w:pPr>
-        <w:pStyle w:val="Heading3"/>
-        <w:numPr>
-          <w:ilvl w:val="0"/>
-          <w:numId w:val="1000"/>
-        </w:numPr>
-      </w:pPr>
-      <w:bookmarkStart w:id="37" w:name="anuxe1lisis-del-problema"/>
-      <w:r>
-        <w:t xml:space="preserve">Análisis del problema</w:t>
-      </w:r>
-      <w:bookmarkEnd w:id="37"/>
-    </w:p>
-    <w:p>
-      <w:pPr>
-        <w:numPr>
-          <w:ilvl w:val="0"/>
-          <w:numId w:val="1000"/>
-        </w:numPr>
-      </w:pPr>
-      <w:r>
-        <w:t xml:space="preserve">Datos del problema:</w:t>
-      </w:r>
-    </w:p>
-    <w:p>
-      <w:pPr>
-        <w:numPr>
-          <w:ilvl w:val="1"/>
-          <w:numId w:val="1027"/>
-        </w:numPr>
-      </w:pPr>
-      <w:r>
-        <w:t xml:space="preserve">Precio de compra por unidad: $180000</w:t>
-      </w:r>
-    </w:p>
-    <w:p>
-      <w:pPr>
-        <w:numPr>
-          <w:ilvl w:val="1"/>
-          <w:numId w:val="1027"/>
-        </w:numPr>
-      </w:pPr>
-      <w:r>
-        <w:t xml:space="preserve">Se busca determinar el procedimiento para calcular las ganancias totales</w:t>
-      </w:r>
-    </w:p>
-    <w:p>
-      <w:pPr>
-        <w:pStyle w:val="Heading3"/>
-        <w:numPr>
-          <w:ilvl w:val="0"/>
-          <w:numId w:val="1000"/>
-        </w:numPr>
-      </w:pPr>
-      <w:bookmarkStart w:id="38" w:name="procedimiento-correcto"/>
-      <w:r>
-        <w:t xml:space="preserve">Procedimiento correcto</w:t>
-      </w:r>
-      <w:bookmarkEnd w:id="38"/>
-    </w:p>
-    <w:p>
-      <w:pPr>
-        <w:numPr>
-          <w:ilvl w:val="0"/>
-          <w:numId w:val="1000"/>
-        </w:numPr>
-      </w:pPr>
-      <w:r>
-        <w:t xml:space="preserve">Para calcular las ganancias totales por la venta de faldas, debemos:</w:t>
-      </w:r>
-    </w:p>
-    <w:p>
-      <w:pPr>
-        <w:numPr>
-          <w:ilvl w:val="1"/>
-          <w:numId w:val="1028"/>
-        </w:numPr>
-      </w:pPr>
-      <w:r>
-        <w:rPr>
-          <w:b/>
-          <w:bCs/>
-        </w:rPr>
-        <w:t xml:space="preserve">Calcular la ganancia por unidad</w:t>
-      </w:r>
-      <w:r>
-        <w:t xml:space="preserve">: Precio de venta - Precio de compra</w:t>
-      </w:r>
-    </w:p>
-    <w:p>
-      <w:pPr>
-        <w:numPr>
-          <w:ilvl w:val="1"/>
-          <w:numId w:val="1028"/>
-        </w:numPr>
-      </w:pPr>
-      <w:r>
-        <w:rPr>
-          <w:b/>
-          <w:bCs/>
-        </w:rPr>
-        <w:t xml:space="preserve">Multiplicar por el número de unidades vendidas</w:t>
-      </w:r>
-      <w:r>
-        <w:t xml:space="preserve">: (Precio de venta - Precio de compra) × Número de unidades</w:t>
-      </w:r>
-    </w:p>
-    <w:p>
-      <w:pPr>
-        <w:numPr>
-          <w:ilvl w:val="0"/>
-          <w:numId w:val="1000"/>
-        </w:numPr>
-      </w:pPr>
-      <w:r>
-        <w:t xml:space="preserve">Esto es equivalente a:</w:t>
-      </w:r>
-    </w:p>
-    <w:p>
-      <w:pPr>
-        <w:numPr>
-          <w:ilvl w:val="0"/>
-          <w:numId w:val="1000"/>
-        </w:numPr>
-      </w:pPr>
-      <w:r>
-        <w:rPr>
-          <w:b/>
-          <w:bCs/>
-        </w:rPr>
-        <w:t xml:space="preserve">(Precio de venta - $180000) × Número de unidades vendidas</w:t>
-      </w:r>
-    </w:p>
-    <w:p>
-      <w:pPr>
-        <w:pStyle w:val="Heading3"/>
-        <w:numPr>
-          <w:ilvl w:val="0"/>
-          <w:numId w:val="1000"/>
-        </w:numPr>
-      </w:pPr>
-      <w:bookmarkStart w:id="39" w:name="anuxe1lisis-de-las-opciones"/>
-      <w:r>
-        <w:t xml:space="preserve">Análisis de las opciones</w:t>
-      </w:r>
-      <w:bookmarkEnd w:id="39"/>
-    </w:p>
-    <w:p>
-      <w:pPr>
-        <w:numPr>
-          <w:ilvl w:val="0"/>
-          <w:numId w:val="1000"/>
-        </w:numPr>
-      </w:pPr>
-      <w:r>
-        <w:rPr>
-          <w:b/>
-          <w:bCs/>
-        </w:rPr>
-        <w:t xml:space="preserve">Opción correcta</w:t>
-      </w:r>
-      <w:r>
-        <w:t xml:space="preserve">:</w:t>
-      </w:r>
-    </w:p>
-    <w:p>
-      <w:pPr>
-        <w:numPr>
-          <w:ilvl w:val="0"/>
-          <w:numId w:val="1000"/>
-        </w:numPr>
-      </w:pPr>
-      <w:r>
-        <w:t xml:space="preserve">“</w:t>
-      </w:r>
-      <w:r>
-        <w:t xml:space="preserve">Restar $180000 al precio de venta de cada falda y multiplicar dicho valor por el número de unidades vendidas.</w:t>
-      </w:r>
-      <w:r>
-        <w:t xml:space="preserve">”</w:t>
-      </w:r>
-    </w:p>
-    <w:p>
-      <w:pPr>
-        <w:numPr>
-          <w:ilvl w:val="1"/>
-          <w:numId w:val="1029"/>
-        </w:numPr>
-      </w:pPr>
-      <w:r>
-        <w:t xml:space="preserve">Esta opción representa correctamente la fórmula: (Precio de venta - Precio de compra) × Cantidad</w:t>
-      </w:r>
-    </w:p>
-    <w:p>
-      <w:pPr>
-        <w:numPr>
-          <w:ilvl w:val="1"/>
-          <w:numId w:val="1029"/>
-        </w:numPr>
-      </w:pPr>
-      <w:r>
-        <w:t xml:space="preserve">Primero resta el costo al precio de venta para obtener la ganancia unitaria</w:t>
-      </w:r>
-    </w:p>
-    <w:p>
-      <w:pPr>
-        <w:numPr>
-          <w:ilvl w:val="1"/>
-          <w:numId w:val="1029"/>
-        </w:numPr>
-      </w:pPr>
-      <w:r>
-        <w:t xml:space="preserve">Luego multiplica por las unidades vendidas para obtener la ganancia total</w:t>
-      </w:r>
-    </w:p>
-    <w:p>
-      <w:pPr>
-        <w:numPr>
-          <w:ilvl w:val="0"/>
-          <w:numId w:val="1000"/>
-        </w:numPr>
-      </w:pPr>
-      <w:r>
-        <w:rPr>
-          <w:b/>
-          <w:bCs/>
-        </w:rPr>
-        <w:t xml:space="preserve">Análisis de distractores</w:t>
-      </w:r>
-      <w:r>
-        <w:t xml:space="preserve">:</w:t>
-      </w:r>
-    </w:p>
-    <w:p>
-      <w:pPr>
-        <w:numPr>
-          <w:ilvl w:val="1"/>
-          <w:numId w:val="1030"/>
-        </w:numPr>
-      </w:pPr>
-      <w:r>
-        <w:t xml:space="preserve">Las demás opciones presentan errores en el orden de las operaciones o en la interpretación del concepto de ganancia</w:t>
-      </w:r>
-    </w:p>
-    <w:p>
-      <w:pPr>
-        <w:numPr>
-          <w:ilvl w:val="1"/>
-          <w:numId w:val="1030"/>
-        </w:numPr>
-      </w:pPr>
-      <w:r>
-        <w:t xml:space="preserve">Algunos invierten la resta (precio de compra - precio de venta), lo que daría pérdidas en lugar de ganancias</w:t>
-      </w:r>
-    </w:p>
-    <w:p>
-      <w:pPr>
-        <w:numPr>
-          <w:ilvl w:val="1"/>
-          <w:numId w:val="1030"/>
-        </w:numPr>
-      </w:pPr>
-      <w:r>
-        <w:t xml:space="preserve">Otros alteran el orden de las operaciones, llevando a cálculos incorrectos</w:t>
-      </w:r>
-    </w:p>
-    <w:p>
-      <w:pPr>
-        <w:numPr>
-          <w:ilvl w:val="0"/>
-          <w:numId w:val="1000"/>
-        </w:numPr>
-      </w:pPr>
-      <w:r>
-        <w:rPr>
-          <w:b/>
-          <w:bCs/>
-        </w:rPr>
-        <w:t xml:space="preserve">Por lo tanto, la respuesta correcta es la que establece restar el precio de compra al precio de venta y multiplicar por las unidades vendidas.</w:t>
-      </w:r>
-    </w:p>
-    <w:p>
-      <w:pPr>
-        <w:numPr>
-          <w:ilvl w:val="1"/>
-          <w:numId w:val="1031"/>
-        </w:numPr>
-      </w:pPr>
-      <w:r>
-        <w:t xml:space="preserve">Falso</w:t>
-      </w:r>
-    </w:p>
-    <w:p>
-      <w:pPr>
-        <w:numPr>
-          <w:ilvl w:val="1"/>
-          <w:numId w:val="1031"/>
-        </w:numPr>
-      </w:pPr>
-      <w:r>
-        <w:t xml:space="preserve">Verdadero</w:t>
-      </w:r>
-    </w:p>
-    <w:p>
-      <w:pPr>
-        <w:numPr>
-          <w:ilvl w:val="1"/>
-          <w:numId w:val="1031"/>
-        </w:numPr>
-      </w:pPr>
-      <w:r>
-        <w:t xml:space="preserve">Falso</w:t>
-      </w:r>
-    </w:p>
-    <w:p>
-      <w:pPr>
-        <w:numPr>
-          <w:ilvl w:val="1"/>
-          <w:numId w:val="1031"/>
-        </w:numPr>
-      </w:pPr>
-      <w:r>
-        <w:t xml:space="preserve">Falso</w:t>
       </w:r>
     </w:p>
     <w:bookmarkEnd w:id="40"/>

--- a/Lab-Manjaro/02-S1-2024B/salida/ganancias_comerciales_formulacion_ejecucion_n2_v1_1.docx
+++ b/Lab-Manjaro/02-S1-2024B/salida/ganancias_comerciales_formulacion_ejecucion_n2_v1_1.docx
@@ -137,18 +137,18 @@
         <w:br/>
       </w:r>
       <w:r>
-        <w:t xml:space="preserve">Un vendedor quiere determinar el valor de las ganancias que obtiene por la venta de pantalones.</w:t>
-      </w:r>
-    </w:p>
-    <w:p>
-      <w:pPr>
-        <w:numPr>
-          <w:ilvl w:val="0"/>
-          <w:numId w:val="1000"/>
-        </w:numPr>
-      </w:pPr>
-      <w:r>
-        <w:t xml:space="preserve">En este sentido, si el vendedor adquiere cada pantalón a $80000, ¿cuál de los siguientes procesos le facilita determinar el monto de sus ganancias?</w:t>
+        <w:t xml:space="preserve">Un empresario desea determinar el valor de las ganancias que obtiene por la venta de camisas.</w:t>
+      </w:r>
+    </w:p>
+    <w:p>
+      <w:pPr>
+        <w:numPr>
+          <w:ilvl w:val="0"/>
+          <w:numId w:val="1000"/>
+        </w:numPr>
+      </w:pPr>
+      <w:r>
+        <w:t xml:space="preserve">En este sentido, si el empresario obtiene cada camisa a $60000, ¿cuál de los siguientes procesos le posibilita determinar el monto de sus ganancias?</w:t>
       </w:r>
     </w:p>
     <w:p>
@@ -159,7 +159,7 @@
         </w:numPr>
       </w:pPr>
       <w:r>
-        <w:t xml:space="preserve">Multiplicar el precio de venta de cada pantalón por el número de unidades vendidas y restar $80000.</w:t>
+        <w:t xml:space="preserve">Calcular la diferencia entre $60000 y el precio de venta de cada camisa, y multiplicar este resultado por la cantidad de unidades vendidas.</w:t>
       </w:r>
     </w:p>
     <w:p>
@@ -170,7 +170,7 @@
         </w:numPr>
       </w:pPr>
       <w:r>
-        <w:t xml:space="preserve">Multiplicar $80000 por el número de unidades vendidas para obtener la ganancia total.</w:t>
+        <w:t xml:space="preserve">Multiplicar el precio de venta de cada camisa por el número de unidades vendidas y restar $60000.</w:t>
       </w:r>
     </w:p>
     <w:p>
@@ -181,7 +181,7 @@
         </w:numPr>
       </w:pPr>
       <w:r>
-        <w:t xml:space="preserve">Obtener la utilidad unitaria sustrayendo $80000 del precio de venta de cada pantalón, luego multiplicar por la cantidad total vendida.</w:t>
+        <w:t xml:space="preserve">Multiplicar $60000 por el número de unidades vendidas para obtener la ganancia total.</w:t>
       </w:r>
     </w:p>
     <w:p>
@@ -192,7 +192,7 @@
         </w:numPr>
       </w:pPr>
       <w:r>
-        <w:t xml:space="preserve">Del costo de $80000 sustraer el precio de venta de cada pantalón y multiplicar la diferencia por el total de unidades vendidas.</w:t>
+        <w:t xml:space="preserve">Calcular la diferencia entre el precio de venta y $60000 por cada camisa, y multiplicar este resultado por la cantidad de unidades vendidas.</w:t>
       </w:r>
     </w:p>
     <w:p>
@@ -305,7 +305,7 @@
         </w:numPr>
       </w:pPr>
       <w:r>
-        <w:t xml:space="preserve">Precio de compra por unidad: $80000</w:t>
+        <w:t xml:space="preserve">Precio de compra por unidad: $60000</w:t>
       </w:r>
     </w:p>
     <w:p>
@@ -341,6 +341,1443 @@
         </w:numPr>
       </w:pPr>
       <w:r>
+        <w:t xml:space="preserve">Para calcular las ganancias totales por la venta de camisas, debemos:</w:t>
+      </w:r>
+    </w:p>
+    <w:p>
+      <w:pPr>
+        <w:numPr>
+          <w:ilvl w:val="1"/>
+          <w:numId w:val="1004"/>
+        </w:numPr>
+      </w:pPr>
+      <w:r>
+        <w:rPr>
+          <w:b/>
+          <w:bCs/>
+        </w:rPr>
+        <w:t xml:space="preserve">Calcular la ganancia por unidad</w:t>
+      </w:r>
+      <w:r>
+        <w:t xml:space="preserve">: Precio de venta - Precio de compra</w:t>
+      </w:r>
+    </w:p>
+    <w:p>
+      <w:pPr>
+        <w:numPr>
+          <w:ilvl w:val="1"/>
+          <w:numId w:val="1004"/>
+        </w:numPr>
+      </w:pPr>
+      <w:r>
+        <w:rPr>
+          <w:b/>
+          <w:bCs/>
+        </w:rPr>
+        <w:t xml:space="preserve">Multiplicar por el número de unidades vendidas</w:t>
+      </w:r>
+      <w:r>
+        <w:t xml:space="preserve">: (Precio de venta - Precio de compra) × Número de unidades</w:t>
+      </w:r>
+    </w:p>
+    <w:p>
+      <w:pPr>
+        <w:numPr>
+          <w:ilvl w:val="0"/>
+          <w:numId w:val="1000"/>
+        </w:numPr>
+      </w:pPr>
+      <w:r>
+        <w:t xml:space="preserve">Esto es equivalente a:</w:t>
+      </w:r>
+    </w:p>
+    <w:p>
+      <w:pPr>
+        <w:numPr>
+          <w:ilvl w:val="0"/>
+          <w:numId w:val="1000"/>
+        </w:numPr>
+      </w:pPr>
+      <w:r>
+        <w:rPr>
+          <w:b/>
+          <w:bCs/>
+        </w:rPr>
+        <w:t xml:space="preserve">(Precio de venta - $60000) × Número de unidades vendidas</w:t>
+      </w:r>
+    </w:p>
+    <w:p>
+      <w:pPr>
+        <w:pStyle w:val="Heading3"/>
+        <w:numPr>
+          <w:ilvl w:val="0"/>
+          <w:numId w:val="1000"/>
+        </w:numPr>
+      </w:pPr>
+      <w:bookmarkStart w:id="23" w:name="anuxe1lisis-de-las-opciones"/>
+      <w:r>
+        <w:t xml:space="preserve">Análisis de las opciones</w:t>
+      </w:r>
+      <w:bookmarkEnd w:id="23"/>
+    </w:p>
+    <w:p>
+      <w:pPr>
+        <w:numPr>
+          <w:ilvl w:val="0"/>
+          <w:numId w:val="1000"/>
+        </w:numPr>
+      </w:pPr>
+      <w:r>
+        <w:rPr>
+          <w:b/>
+          <w:bCs/>
+        </w:rPr>
+        <w:t xml:space="preserve">Opción correcta</w:t>
+      </w:r>
+      <w:r>
+        <w:t xml:space="preserve">:</w:t>
+      </w:r>
+    </w:p>
+    <w:p>
+      <w:pPr>
+        <w:numPr>
+          <w:ilvl w:val="0"/>
+          <w:numId w:val="1000"/>
+        </w:numPr>
+      </w:pPr>
+      <w:r>
+        <w:t xml:space="preserve">“</w:t>
+      </w:r>
+      <w:r>
+        <w:t xml:space="preserve">Calcular la diferencia entre el precio de venta y $60000 por cada camisa, y multiplicar este resultado por la cantidad de unidades vendidas.</w:t>
+      </w:r>
+      <w:r>
+        <w:t xml:space="preserve">”</w:t>
+      </w:r>
+    </w:p>
+    <w:p>
+      <w:pPr>
+        <w:numPr>
+          <w:ilvl w:val="1"/>
+          <w:numId w:val="1005"/>
+        </w:numPr>
+      </w:pPr>
+      <w:r>
+        <w:t xml:space="preserve">Esta opción representa correctamente la fórmula: (Precio de venta - Precio de compra) × Cantidad</w:t>
+      </w:r>
+    </w:p>
+    <w:p>
+      <w:pPr>
+        <w:numPr>
+          <w:ilvl w:val="1"/>
+          <w:numId w:val="1005"/>
+        </w:numPr>
+      </w:pPr>
+      <w:r>
+        <w:t xml:space="preserve">Primero resta el costo al precio de venta para obtener la ganancia unitaria</w:t>
+      </w:r>
+    </w:p>
+    <w:p>
+      <w:pPr>
+        <w:numPr>
+          <w:ilvl w:val="1"/>
+          <w:numId w:val="1005"/>
+        </w:numPr>
+      </w:pPr>
+      <w:r>
+        <w:t xml:space="preserve">Luego multiplica por las unidades vendidas para obtener la ganancia total</w:t>
+      </w:r>
+    </w:p>
+    <w:p>
+      <w:pPr>
+        <w:numPr>
+          <w:ilvl w:val="0"/>
+          <w:numId w:val="1000"/>
+        </w:numPr>
+      </w:pPr>
+      <w:r>
+        <w:rPr>
+          <w:b/>
+          <w:bCs/>
+        </w:rPr>
+        <w:t xml:space="preserve">Análisis de distractores</w:t>
+      </w:r>
+      <w:r>
+        <w:t xml:space="preserve">:</w:t>
+      </w:r>
+    </w:p>
+    <w:p>
+      <w:pPr>
+        <w:numPr>
+          <w:ilvl w:val="1"/>
+          <w:numId w:val="1006"/>
+        </w:numPr>
+      </w:pPr>
+      <w:r>
+        <w:t xml:space="preserve">Las demás opciones presentan errores en el orden de las operaciones o en la interpretación del concepto de ganancia</w:t>
+      </w:r>
+    </w:p>
+    <w:p>
+      <w:pPr>
+        <w:numPr>
+          <w:ilvl w:val="1"/>
+          <w:numId w:val="1006"/>
+        </w:numPr>
+      </w:pPr>
+      <w:r>
+        <w:t xml:space="preserve">Algunos invierten la resta (precio de compra - precio de venta), lo que daría pérdidas en lugar de ganancias</w:t>
+      </w:r>
+    </w:p>
+    <w:p>
+      <w:pPr>
+        <w:numPr>
+          <w:ilvl w:val="1"/>
+          <w:numId w:val="1006"/>
+        </w:numPr>
+      </w:pPr>
+      <w:r>
+        <w:t xml:space="preserve">Otros alteran el orden de las operaciones, llevando a cálculos incorrectos</w:t>
+      </w:r>
+    </w:p>
+    <w:p>
+      <w:pPr>
+        <w:numPr>
+          <w:ilvl w:val="0"/>
+          <w:numId w:val="1000"/>
+        </w:numPr>
+      </w:pPr>
+      <w:r>
+        <w:rPr>
+          <w:b/>
+          <w:bCs/>
+        </w:rPr>
+        <w:t xml:space="preserve">Por lo tanto, la respuesta correcta es la que establece restar el precio de compra al precio de venta y multiplicar por las unidades vendidas.</w:t>
+      </w:r>
+    </w:p>
+    <w:p>
+      <w:pPr>
+        <w:numPr>
+          <w:ilvl w:val="1"/>
+          <w:numId w:val="1007"/>
+        </w:numPr>
+      </w:pPr>
+      <w:r>
+        <w:t xml:space="preserve">Falso</w:t>
+      </w:r>
+    </w:p>
+    <w:p>
+      <w:pPr>
+        <w:numPr>
+          <w:ilvl w:val="1"/>
+          <w:numId w:val="1007"/>
+        </w:numPr>
+      </w:pPr>
+      <w:r>
+        <w:t xml:space="preserve">Falso</w:t>
+      </w:r>
+    </w:p>
+    <w:p>
+      <w:pPr>
+        <w:numPr>
+          <w:ilvl w:val="1"/>
+          <w:numId w:val="1007"/>
+        </w:numPr>
+      </w:pPr>
+      <w:r>
+        <w:t xml:space="preserve">Falso</w:t>
+      </w:r>
+    </w:p>
+    <w:p>
+      <w:pPr>
+        <w:numPr>
+          <w:ilvl w:val="1"/>
+          <w:numId w:val="1007"/>
+        </w:numPr>
+      </w:pPr>
+      <w:r>
+        <w:t xml:space="preserve">Verdadero</w:t>
+      </w:r>
+    </w:p>
+    <w:p>
+      <w:pPr>
+        <w:numPr>
+          <w:ilvl w:val="0"/>
+          <w:numId w:val="1001"/>
+        </w:numPr>
+      </w:pPr>
+      <w:r>
+        <w:rPr>
+          <w:b/>
+          <w:bCs/>
+        </w:rPr>
+        <w:t xml:space="preserve">Escenario</w:t>
+      </w:r>
+      <w:r>
+        <w:br/>
+      </w:r>
+      <w:r>
+        <w:t xml:space="preserve">Un empresario quiere calcular el valor de las ganancias que obtiene por la venta de zapatos.</w:t>
+      </w:r>
+    </w:p>
+    <w:p>
+      <w:pPr>
+        <w:numPr>
+          <w:ilvl w:val="0"/>
+          <w:numId w:val="1000"/>
+        </w:numPr>
+      </w:pPr>
+      <w:r>
+        <w:t xml:space="preserve">En este sentido, si el empresario compra cada zapato a $90000, ¿cuál de los siguientes procesos le facilita determinar el monto de sus ganancias?</w:t>
+      </w:r>
+    </w:p>
+    <w:p>
+      <w:pPr>
+        <w:numPr>
+          <w:ilvl w:val="1"/>
+          <w:numId w:val="1008"/>
+        </w:numPr>
+      </w:pPr>
+      <w:r>
+        <w:t xml:space="preserve">Multiplicar $90000 por el número de unidades vendidas para obtener la ganancia total.</w:t>
+      </w:r>
+    </w:p>
+    <w:p>
+      <w:pPr>
+        <w:numPr>
+          <w:ilvl w:val="1"/>
+          <w:numId w:val="1008"/>
+        </w:numPr>
+      </w:pPr>
+      <w:r>
+        <w:t xml:space="preserve">Del costo de $90000 sustraer el precio de venta de cada zapato y multiplicar la diferencia por el total de unidades vendidas.</w:t>
+      </w:r>
+    </w:p>
+    <w:p>
+      <w:pPr>
+        <w:numPr>
+          <w:ilvl w:val="1"/>
+          <w:numId w:val="1008"/>
+        </w:numPr>
+      </w:pPr>
+      <w:r>
+        <w:t xml:space="preserve">Multiplicar el precio de venta de cada zapato por el número de unidades vendidas y restar $90000.</w:t>
+      </w:r>
+    </w:p>
+    <w:p>
+      <w:pPr>
+        <w:numPr>
+          <w:ilvl w:val="1"/>
+          <w:numId w:val="1008"/>
+        </w:numPr>
+      </w:pPr>
+      <w:r>
+        <w:t xml:space="preserve">Determinar la ganancia por zapato restando $90000 del precio de venta, y multiplicar por el número de unidades comercializadas.</w:t>
+      </w:r>
+    </w:p>
+    <w:p>
+      <w:pPr>
+        <w:numPr>
+          <w:ilvl w:val="0"/>
+          <w:numId w:val="1000"/>
+        </w:numPr>
+      </w:pPr>
+      <w:r>
+        <w:rPr>
+          <w:b/>
+          <w:bCs/>
+        </w:rPr>
+        <w:t xml:space="preserve">Solución</w:t>
+      </w:r>
+      <w:r>
+        <w:br/>
+      </w:r>
+      <w:r>
+        <w:t xml:space="preserve">Para resolver este problema, debemos entender el concepto de ganancia en el contexto comercial y identificar el procedimiento correcto para calcularla.</w:t>
+      </w:r>
+    </w:p>
+    <w:p>
+      <w:pPr>
+        <w:pStyle w:val="Heading3"/>
+        <w:numPr>
+          <w:ilvl w:val="0"/>
+          <w:numId w:val="1000"/>
+        </w:numPr>
+      </w:pPr>
+      <w:bookmarkStart w:id="24" w:name="concepto-de-ganancia"/>
+      <w:r>
+        <w:t xml:space="preserve">Concepto de ganancia</w:t>
+      </w:r>
+      <w:bookmarkEnd w:id="24"/>
+    </w:p>
+    <w:p>
+      <w:pPr>
+        <w:numPr>
+          <w:ilvl w:val="0"/>
+          <w:numId w:val="1000"/>
+        </w:numPr>
+      </w:pPr>
+      <w:r>
+        <w:t xml:space="preserve">La</w:t>
+      </w:r>
+      <w:r>
+        <w:t xml:space="preserve"> </w:t>
+      </w:r>
+      <w:r>
+        <w:rPr>
+          <w:b/>
+          <w:bCs/>
+        </w:rPr>
+        <w:t xml:space="preserve">ganancia</w:t>
+      </w:r>
+      <w:r>
+        <w:t xml:space="preserve"> </w:t>
+      </w:r>
+      <w:r>
+        <w:t xml:space="preserve">en una transacción comercial se define como:</w:t>
+      </w:r>
+    </w:p>
+    <w:p>
+      <w:pPr>
+        <w:numPr>
+          <w:ilvl w:val="0"/>
+          <w:numId w:val="1000"/>
+        </w:numPr>
+      </w:pPr>
+      <w:r>
+        <w:rPr>
+          <w:b/>
+          <w:bCs/>
+        </w:rPr>
+        <w:t xml:space="preserve">Ganancia = Precio de venta - Precio de compra</w:t>
+      </w:r>
+    </w:p>
+    <w:p>
+      <w:pPr>
+        <w:pStyle w:val="Heading3"/>
+        <w:numPr>
+          <w:ilvl w:val="0"/>
+          <w:numId w:val="1000"/>
+        </w:numPr>
+      </w:pPr>
+      <w:bookmarkStart w:id="25" w:name="anuxe1lisis-del-problema"/>
+      <w:r>
+        <w:t xml:space="preserve">Análisis del problema</w:t>
+      </w:r>
+      <w:bookmarkEnd w:id="25"/>
+    </w:p>
+    <w:p>
+      <w:pPr>
+        <w:numPr>
+          <w:ilvl w:val="0"/>
+          <w:numId w:val="1000"/>
+        </w:numPr>
+      </w:pPr>
+      <w:r>
+        <w:t xml:space="preserve">Datos del problema:</w:t>
+      </w:r>
+    </w:p>
+    <w:p>
+      <w:pPr>
+        <w:numPr>
+          <w:ilvl w:val="1"/>
+          <w:numId w:val="1009"/>
+        </w:numPr>
+      </w:pPr>
+      <w:r>
+        <w:t xml:space="preserve">Precio de compra por unidad: $90000</w:t>
+      </w:r>
+    </w:p>
+    <w:p>
+      <w:pPr>
+        <w:numPr>
+          <w:ilvl w:val="1"/>
+          <w:numId w:val="1009"/>
+        </w:numPr>
+      </w:pPr>
+      <w:r>
+        <w:t xml:space="preserve">Se busca determinar el procedimiento para calcular las ganancias totales</w:t>
+      </w:r>
+    </w:p>
+    <w:p>
+      <w:pPr>
+        <w:pStyle w:val="Heading3"/>
+        <w:numPr>
+          <w:ilvl w:val="0"/>
+          <w:numId w:val="1000"/>
+        </w:numPr>
+      </w:pPr>
+      <w:bookmarkStart w:id="26" w:name="procedimiento-correcto"/>
+      <w:r>
+        <w:t xml:space="preserve">Procedimiento correcto</w:t>
+      </w:r>
+      <w:bookmarkEnd w:id="26"/>
+    </w:p>
+    <w:p>
+      <w:pPr>
+        <w:numPr>
+          <w:ilvl w:val="0"/>
+          <w:numId w:val="1000"/>
+        </w:numPr>
+      </w:pPr>
+      <w:r>
+        <w:t xml:space="preserve">Para calcular las ganancias totales por la venta de zapatos, debemos:</w:t>
+      </w:r>
+    </w:p>
+    <w:p>
+      <w:pPr>
+        <w:numPr>
+          <w:ilvl w:val="1"/>
+          <w:numId w:val="1010"/>
+        </w:numPr>
+      </w:pPr>
+      <w:r>
+        <w:rPr>
+          <w:b/>
+          <w:bCs/>
+        </w:rPr>
+        <w:t xml:space="preserve">Calcular la ganancia por unidad</w:t>
+      </w:r>
+      <w:r>
+        <w:t xml:space="preserve">: Precio de venta - Precio de compra</w:t>
+      </w:r>
+    </w:p>
+    <w:p>
+      <w:pPr>
+        <w:numPr>
+          <w:ilvl w:val="1"/>
+          <w:numId w:val="1010"/>
+        </w:numPr>
+      </w:pPr>
+      <w:r>
+        <w:rPr>
+          <w:b/>
+          <w:bCs/>
+        </w:rPr>
+        <w:t xml:space="preserve">Multiplicar por el número de unidades vendidas</w:t>
+      </w:r>
+      <w:r>
+        <w:t xml:space="preserve">: (Precio de venta - Precio de compra) × Número de unidades</w:t>
+      </w:r>
+    </w:p>
+    <w:p>
+      <w:pPr>
+        <w:numPr>
+          <w:ilvl w:val="0"/>
+          <w:numId w:val="1000"/>
+        </w:numPr>
+      </w:pPr>
+      <w:r>
+        <w:t xml:space="preserve">Esto es equivalente a:</w:t>
+      </w:r>
+    </w:p>
+    <w:p>
+      <w:pPr>
+        <w:numPr>
+          <w:ilvl w:val="0"/>
+          <w:numId w:val="1000"/>
+        </w:numPr>
+      </w:pPr>
+      <w:r>
+        <w:rPr>
+          <w:b/>
+          <w:bCs/>
+        </w:rPr>
+        <w:t xml:space="preserve">(Precio de venta - $90000) × Número de unidades vendidas</w:t>
+      </w:r>
+    </w:p>
+    <w:p>
+      <w:pPr>
+        <w:pStyle w:val="Heading3"/>
+        <w:numPr>
+          <w:ilvl w:val="0"/>
+          <w:numId w:val="1000"/>
+        </w:numPr>
+      </w:pPr>
+      <w:bookmarkStart w:id="27" w:name="anuxe1lisis-de-las-opciones"/>
+      <w:r>
+        <w:t xml:space="preserve">Análisis de las opciones</w:t>
+      </w:r>
+      <w:bookmarkEnd w:id="27"/>
+    </w:p>
+    <w:p>
+      <w:pPr>
+        <w:numPr>
+          <w:ilvl w:val="0"/>
+          <w:numId w:val="1000"/>
+        </w:numPr>
+      </w:pPr>
+      <w:r>
+        <w:rPr>
+          <w:b/>
+          <w:bCs/>
+        </w:rPr>
+        <w:t xml:space="preserve">Opción correcta</w:t>
+      </w:r>
+      <w:r>
+        <w:t xml:space="preserve">:</w:t>
+      </w:r>
+    </w:p>
+    <w:p>
+      <w:pPr>
+        <w:numPr>
+          <w:ilvl w:val="0"/>
+          <w:numId w:val="1000"/>
+        </w:numPr>
+      </w:pPr>
+      <w:r>
+        <w:t xml:space="preserve">“</w:t>
+      </w:r>
+      <w:r>
+        <w:t xml:space="preserve">Determinar la ganancia por zapato restando $90000 del precio de venta, y multiplicar por el número de unidades comercializadas.</w:t>
+      </w:r>
+      <w:r>
+        <w:t xml:space="preserve">”</w:t>
+      </w:r>
+    </w:p>
+    <w:p>
+      <w:pPr>
+        <w:numPr>
+          <w:ilvl w:val="1"/>
+          <w:numId w:val="1011"/>
+        </w:numPr>
+      </w:pPr>
+      <w:r>
+        <w:t xml:space="preserve">Esta opción representa correctamente la fórmula: (Precio de venta - Precio de compra) × Cantidad</w:t>
+      </w:r>
+    </w:p>
+    <w:p>
+      <w:pPr>
+        <w:numPr>
+          <w:ilvl w:val="1"/>
+          <w:numId w:val="1011"/>
+        </w:numPr>
+      </w:pPr>
+      <w:r>
+        <w:t xml:space="preserve">Primero resta el costo al precio de venta para obtener la ganancia unitaria</w:t>
+      </w:r>
+    </w:p>
+    <w:p>
+      <w:pPr>
+        <w:numPr>
+          <w:ilvl w:val="1"/>
+          <w:numId w:val="1011"/>
+        </w:numPr>
+      </w:pPr>
+      <w:r>
+        <w:t xml:space="preserve">Luego multiplica por las unidades vendidas para obtener la ganancia total</w:t>
+      </w:r>
+    </w:p>
+    <w:p>
+      <w:pPr>
+        <w:numPr>
+          <w:ilvl w:val="0"/>
+          <w:numId w:val="1000"/>
+        </w:numPr>
+      </w:pPr>
+      <w:r>
+        <w:rPr>
+          <w:b/>
+          <w:bCs/>
+        </w:rPr>
+        <w:t xml:space="preserve">Análisis de distractores</w:t>
+      </w:r>
+      <w:r>
+        <w:t xml:space="preserve">:</w:t>
+      </w:r>
+    </w:p>
+    <w:p>
+      <w:pPr>
+        <w:numPr>
+          <w:ilvl w:val="1"/>
+          <w:numId w:val="1012"/>
+        </w:numPr>
+      </w:pPr>
+      <w:r>
+        <w:t xml:space="preserve">Las demás opciones presentan errores en el orden de las operaciones o en la interpretación del concepto de ganancia</w:t>
+      </w:r>
+    </w:p>
+    <w:p>
+      <w:pPr>
+        <w:numPr>
+          <w:ilvl w:val="1"/>
+          <w:numId w:val="1012"/>
+        </w:numPr>
+      </w:pPr>
+      <w:r>
+        <w:t xml:space="preserve">Algunos invierten la resta (precio de compra - precio de venta), lo que daría pérdidas en lugar de ganancias</w:t>
+      </w:r>
+    </w:p>
+    <w:p>
+      <w:pPr>
+        <w:numPr>
+          <w:ilvl w:val="1"/>
+          <w:numId w:val="1012"/>
+        </w:numPr>
+      </w:pPr>
+      <w:r>
+        <w:t xml:space="preserve">Otros alteran el orden de las operaciones, llevando a cálculos incorrectos</w:t>
+      </w:r>
+    </w:p>
+    <w:p>
+      <w:pPr>
+        <w:numPr>
+          <w:ilvl w:val="0"/>
+          <w:numId w:val="1000"/>
+        </w:numPr>
+      </w:pPr>
+      <w:r>
+        <w:rPr>
+          <w:b/>
+          <w:bCs/>
+        </w:rPr>
+        <w:t xml:space="preserve">Por lo tanto, la respuesta correcta es la que establece restar el precio de compra al precio de venta y multiplicar por las unidades vendidas.</w:t>
+      </w:r>
+    </w:p>
+    <w:p>
+      <w:pPr>
+        <w:numPr>
+          <w:ilvl w:val="1"/>
+          <w:numId w:val="1013"/>
+        </w:numPr>
+      </w:pPr>
+      <w:r>
+        <w:t xml:space="preserve">Falso</w:t>
+      </w:r>
+    </w:p>
+    <w:p>
+      <w:pPr>
+        <w:numPr>
+          <w:ilvl w:val="1"/>
+          <w:numId w:val="1013"/>
+        </w:numPr>
+      </w:pPr>
+      <w:r>
+        <w:t xml:space="preserve">Falso</w:t>
+      </w:r>
+    </w:p>
+    <w:p>
+      <w:pPr>
+        <w:numPr>
+          <w:ilvl w:val="1"/>
+          <w:numId w:val="1013"/>
+        </w:numPr>
+      </w:pPr>
+      <w:r>
+        <w:t xml:space="preserve">Falso</w:t>
+      </w:r>
+    </w:p>
+    <w:p>
+      <w:pPr>
+        <w:numPr>
+          <w:ilvl w:val="1"/>
+          <w:numId w:val="1013"/>
+        </w:numPr>
+      </w:pPr>
+      <w:r>
+        <w:t xml:space="preserve">Verdadero</w:t>
+      </w:r>
+    </w:p>
+    <w:p>
+      <w:pPr>
+        <w:numPr>
+          <w:ilvl w:val="0"/>
+          <w:numId w:val="1001"/>
+        </w:numPr>
+      </w:pPr>
+      <w:r>
+        <w:rPr>
+          <w:b/>
+          <w:bCs/>
+        </w:rPr>
+        <w:t xml:space="preserve">Escenario</w:t>
+      </w:r>
+      <w:r>
+        <w:br/>
+      </w:r>
+      <w:r>
+        <w:t xml:space="preserve">Un empresario quiere calcular el valor de las ganancias que obtiene por la venta de zapatos.</w:t>
+      </w:r>
+    </w:p>
+    <w:p>
+      <w:pPr>
+        <w:numPr>
+          <w:ilvl w:val="0"/>
+          <w:numId w:val="1000"/>
+        </w:numPr>
+      </w:pPr>
+      <w:r>
+        <w:t xml:space="preserve">En este sentido, si el empresario compra cada zapato a $90000, ¿cuál de los siguientes procesos le facilita determinar el monto de sus ganancias?</w:t>
+      </w:r>
+    </w:p>
+    <w:p>
+      <w:pPr>
+        <w:numPr>
+          <w:ilvl w:val="1"/>
+          <w:numId w:val="1014"/>
+        </w:numPr>
+      </w:pPr>
+      <w:r>
+        <w:t xml:space="preserve">Multiplicar $90000 por el número de unidades vendidas para obtener la ganancia total.</w:t>
+      </w:r>
+    </w:p>
+    <w:p>
+      <w:pPr>
+        <w:numPr>
+          <w:ilvl w:val="1"/>
+          <w:numId w:val="1014"/>
+        </w:numPr>
+      </w:pPr>
+      <w:r>
+        <w:t xml:space="preserve">Del costo de $90000 sustraer el precio de venta de cada zapato y multiplicar la diferencia por el total de unidades vendidas.</w:t>
+      </w:r>
+    </w:p>
+    <w:p>
+      <w:pPr>
+        <w:numPr>
+          <w:ilvl w:val="1"/>
+          <w:numId w:val="1014"/>
+        </w:numPr>
+      </w:pPr>
+      <w:r>
+        <w:t xml:space="preserve">Multiplicar el precio de venta de cada zapato por el número de unidades vendidas y restar $90000.</w:t>
+      </w:r>
+    </w:p>
+    <w:p>
+      <w:pPr>
+        <w:numPr>
+          <w:ilvl w:val="1"/>
+          <w:numId w:val="1014"/>
+        </w:numPr>
+      </w:pPr>
+      <w:r>
+        <w:t xml:space="preserve">Determinar la ganancia por zapato restando $90000 del precio de venta, y multiplicar por el número de unidades comercializadas.</w:t>
+      </w:r>
+    </w:p>
+    <w:p>
+      <w:pPr>
+        <w:numPr>
+          <w:ilvl w:val="0"/>
+          <w:numId w:val="1000"/>
+        </w:numPr>
+      </w:pPr>
+      <w:r>
+        <w:rPr>
+          <w:b/>
+          <w:bCs/>
+        </w:rPr>
+        <w:t xml:space="preserve">Solución</w:t>
+      </w:r>
+      <w:r>
+        <w:br/>
+      </w:r>
+      <w:r>
+        <w:t xml:space="preserve">Para resolver este problema, debemos entender el concepto de ganancia en el contexto comercial y identificar el procedimiento correcto para calcularla.</w:t>
+      </w:r>
+    </w:p>
+    <w:p>
+      <w:pPr>
+        <w:pStyle w:val="Heading3"/>
+        <w:numPr>
+          <w:ilvl w:val="0"/>
+          <w:numId w:val="1000"/>
+        </w:numPr>
+      </w:pPr>
+      <w:bookmarkStart w:id="28" w:name="concepto-de-ganancia"/>
+      <w:r>
+        <w:t xml:space="preserve">Concepto de ganancia</w:t>
+      </w:r>
+      <w:bookmarkEnd w:id="28"/>
+    </w:p>
+    <w:p>
+      <w:pPr>
+        <w:numPr>
+          <w:ilvl w:val="0"/>
+          <w:numId w:val="1000"/>
+        </w:numPr>
+      </w:pPr>
+      <w:r>
+        <w:t xml:space="preserve">La</w:t>
+      </w:r>
+      <w:r>
+        <w:t xml:space="preserve"> </w:t>
+      </w:r>
+      <w:r>
+        <w:rPr>
+          <w:b/>
+          <w:bCs/>
+        </w:rPr>
+        <w:t xml:space="preserve">ganancia</w:t>
+      </w:r>
+      <w:r>
+        <w:t xml:space="preserve"> </w:t>
+      </w:r>
+      <w:r>
+        <w:t xml:space="preserve">en una transacción comercial se define como:</w:t>
+      </w:r>
+    </w:p>
+    <w:p>
+      <w:pPr>
+        <w:numPr>
+          <w:ilvl w:val="0"/>
+          <w:numId w:val="1000"/>
+        </w:numPr>
+      </w:pPr>
+      <w:r>
+        <w:rPr>
+          <w:b/>
+          <w:bCs/>
+        </w:rPr>
+        <w:t xml:space="preserve">Ganancia = Precio de venta - Precio de compra</w:t>
+      </w:r>
+    </w:p>
+    <w:p>
+      <w:pPr>
+        <w:pStyle w:val="Heading3"/>
+        <w:numPr>
+          <w:ilvl w:val="0"/>
+          <w:numId w:val="1000"/>
+        </w:numPr>
+      </w:pPr>
+      <w:bookmarkStart w:id="29" w:name="anuxe1lisis-del-problema"/>
+      <w:r>
+        <w:t xml:space="preserve">Análisis del problema</w:t>
+      </w:r>
+      <w:bookmarkEnd w:id="29"/>
+    </w:p>
+    <w:p>
+      <w:pPr>
+        <w:numPr>
+          <w:ilvl w:val="0"/>
+          <w:numId w:val="1000"/>
+        </w:numPr>
+      </w:pPr>
+      <w:r>
+        <w:t xml:space="preserve">Datos del problema:</w:t>
+      </w:r>
+    </w:p>
+    <w:p>
+      <w:pPr>
+        <w:numPr>
+          <w:ilvl w:val="1"/>
+          <w:numId w:val="1015"/>
+        </w:numPr>
+      </w:pPr>
+      <w:r>
+        <w:t xml:space="preserve">Precio de compra por unidad: $90000</w:t>
+      </w:r>
+    </w:p>
+    <w:p>
+      <w:pPr>
+        <w:numPr>
+          <w:ilvl w:val="1"/>
+          <w:numId w:val="1015"/>
+        </w:numPr>
+      </w:pPr>
+      <w:r>
+        <w:t xml:space="preserve">Se busca determinar el procedimiento para calcular las ganancias totales</w:t>
+      </w:r>
+    </w:p>
+    <w:p>
+      <w:pPr>
+        <w:pStyle w:val="Heading3"/>
+        <w:numPr>
+          <w:ilvl w:val="0"/>
+          <w:numId w:val="1000"/>
+        </w:numPr>
+      </w:pPr>
+      <w:bookmarkStart w:id="30" w:name="procedimiento-correcto"/>
+      <w:r>
+        <w:t xml:space="preserve">Procedimiento correcto</w:t>
+      </w:r>
+      <w:bookmarkEnd w:id="30"/>
+    </w:p>
+    <w:p>
+      <w:pPr>
+        <w:numPr>
+          <w:ilvl w:val="0"/>
+          <w:numId w:val="1000"/>
+        </w:numPr>
+      </w:pPr>
+      <w:r>
+        <w:t xml:space="preserve">Para calcular las ganancias totales por la venta de zapatos, debemos:</w:t>
+      </w:r>
+    </w:p>
+    <w:p>
+      <w:pPr>
+        <w:numPr>
+          <w:ilvl w:val="1"/>
+          <w:numId w:val="1016"/>
+        </w:numPr>
+      </w:pPr>
+      <w:r>
+        <w:rPr>
+          <w:b/>
+          <w:bCs/>
+        </w:rPr>
+        <w:t xml:space="preserve">Calcular la ganancia por unidad</w:t>
+      </w:r>
+      <w:r>
+        <w:t xml:space="preserve">: Precio de venta - Precio de compra</w:t>
+      </w:r>
+    </w:p>
+    <w:p>
+      <w:pPr>
+        <w:numPr>
+          <w:ilvl w:val="1"/>
+          <w:numId w:val="1016"/>
+        </w:numPr>
+      </w:pPr>
+      <w:r>
+        <w:rPr>
+          <w:b/>
+          <w:bCs/>
+        </w:rPr>
+        <w:t xml:space="preserve">Multiplicar por el número de unidades vendidas</w:t>
+      </w:r>
+      <w:r>
+        <w:t xml:space="preserve">: (Precio de venta - Precio de compra) × Número de unidades</w:t>
+      </w:r>
+    </w:p>
+    <w:p>
+      <w:pPr>
+        <w:numPr>
+          <w:ilvl w:val="0"/>
+          <w:numId w:val="1000"/>
+        </w:numPr>
+      </w:pPr>
+      <w:r>
+        <w:t xml:space="preserve">Esto es equivalente a:</w:t>
+      </w:r>
+    </w:p>
+    <w:p>
+      <w:pPr>
+        <w:numPr>
+          <w:ilvl w:val="0"/>
+          <w:numId w:val="1000"/>
+        </w:numPr>
+      </w:pPr>
+      <w:r>
+        <w:rPr>
+          <w:b/>
+          <w:bCs/>
+        </w:rPr>
+        <w:t xml:space="preserve">(Precio de venta - $90000) × Número de unidades vendidas</w:t>
+      </w:r>
+    </w:p>
+    <w:p>
+      <w:pPr>
+        <w:pStyle w:val="Heading3"/>
+        <w:numPr>
+          <w:ilvl w:val="0"/>
+          <w:numId w:val="1000"/>
+        </w:numPr>
+      </w:pPr>
+      <w:bookmarkStart w:id="31" w:name="anuxe1lisis-de-las-opciones"/>
+      <w:r>
+        <w:t xml:space="preserve">Análisis de las opciones</w:t>
+      </w:r>
+      <w:bookmarkEnd w:id="31"/>
+    </w:p>
+    <w:p>
+      <w:pPr>
+        <w:numPr>
+          <w:ilvl w:val="0"/>
+          <w:numId w:val="1000"/>
+        </w:numPr>
+      </w:pPr>
+      <w:r>
+        <w:rPr>
+          <w:b/>
+          <w:bCs/>
+        </w:rPr>
+        <w:t xml:space="preserve">Opción correcta</w:t>
+      </w:r>
+      <w:r>
+        <w:t xml:space="preserve">:</w:t>
+      </w:r>
+    </w:p>
+    <w:p>
+      <w:pPr>
+        <w:numPr>
+          <w:ilvl w:val="0"/>
+          <w:numId w:val="1000"/>
+        </w:numPr>
+      </w:pPr>
+      <w:r>
+        <w:t xml:space="preserve">“</w:t>
+      </w:r>
+      <w:r>
+        <w:t xml:space="preserve">Determinar la ganancia por zapato restando $90000 del precio de venta, y multiplicar por el número de unidades comercializadas.</w:t>
+      </w:r>
+      <w:r>
+        <w:t xml:space="preserve">”</w:t>
+      </w:r>
+    </w:p>
+    <w:p>
+      <w:pPr>
+        <w:numPr>
+          <w:ilvl w:val="1"/>
+          <w:numId w:val="1017"/>
+        </w:numPr>
+      </w:pPr>
+      <w:r>
+        <w:t xml:space="preserve">Esta opción representa correctamente la fórmula: (Precio de venta - Precio de compra) × Cantidad</w:t>
+      </w:r>
+    </w:p>
+    <w:p>
+      <w:pPr>
+        <w:numPr>
+          <w:ilvl w:val="1"/>
+          <w:numId w:val="1017"/>
+        </w:numPr>
+      </w:pPr>
+      <w:r>
+        <w:t xml:space="preserve">Primero resta el costo al precio de venta para obtener la ganancia unitaria</w:t>
+      </w:r>
+    </w:p>
+    <w:p>
+      <w:pPr>
+        <w:numPr>
+          <w:ilvl w:val="1"/>
+          <w:numId w:val="1017"/>
+        </w:numPr>
+      </w:pPr>
+      <w:r>
+        <w:t xml:space="preserve">Luego multiplica por las unidades vendidas para obtener la ganancia total</w:t>
+      </w:r>
+    </w:p>
+    <w:p>
+      <w:pPr>
+        <w:numPr>
+          <w:ilvl w:val="0"/>
+          <w:numId w:val="1000"/>
+        </w:numPr>
+      </w:pPr>
+      <w:r>
+        <w:rPr>
+          <w:b/>
+          <w:bCs/>
+        </w:rPr>
+        <w:t xml:space="preserve">Análisis de distractores</w:t>
+      </w:r>
+      <w:r>
+        <w:t xml:space="preserve">:</w:t>
+      </w:r>
+    </w:p>
+    <w:p>
+      <w:pPr>
+        <w:numPr>
+          <w:ilvl w:val="1"/>
+          <w:numId w:val="1018"/>
+        </w:numPr>
+      </w:pPr>
+      <w:r>
+        <w:t xml:space="preserve">Las demás opciones presentan errores en el orden de las operaciones o en la interpretación del concepto de ganancia</w:t>
+      </w:r>
+    </w:p>
+    <w:p>
+      <w:pPr>
+        <w:numPr>
+          <w:ilvl w:val="1"/>
+          <w:numId w:val="1018"/>
+        </w:numPr>
+      </w:pPr>
+      <w:r>
+        <w:t xml:space="preserve">Algunos invierten la resta (precio de compra - precio de venta), lo que daría pérdidas en lugar de ganancias</w:t>
+      </w:r>
+    </w:p>
+    <w:p>
+      <w:pPr>
+        <w:numPr>
+          <w:ilvl w:val="1"/>
+          <w:numId w:val="1018"/>
+        </w:numPr>
+      </w:pPr>
+      <w:r>
+        <w:t xml:space="preserve">Otros alteran el orden de las operaciones, llevando a cálculos incorrectos</w:t>
+      </w:r>
+    </w:p>
+    <w:p>
+      <w:pPr>
+        <w:numPr>
+          <w:ilvl w:val="0"/>
+          <w:numId w:val="1000"/>
+        </w:numPr>
+      </w:pPr>
+      <w:r>
+        <w:rPr>
+          <w:b/>
+          <w:bCs/>
+        </w:rPr>
+        <w:t xml:space="preserve">Por lo tanto, la respuesta correcta es la que establece restar el precio de compra al precio de venta y multiplicar por las unidades vendidas.</w:t>
+      </w:r>
+    </w:p>
+    <w:p>
+      <w:pPr>
+        <w:numPr>
+          <w:ilvl w:val="1"/>
+          <w:numId w:val="1019"/>
+        </w:numPr>
+      </w:pPr>
+      <w:r>
+        <w:t xml:space="preserve">Falso</w:t>
+      </w:r>
+    </w:p>
+    <w:p>
+      <w:pPr>
+        <w:numPr>
+          <w:ilvl w:val="1"/>
+          <w:numId w:val="1019"/>
+        </w:numPr>
+      </w:pPr>
+      <w:r>
+        <w:t xml:space="preserve">Falso</w:t>
+      </w:r>
+    </w:p>
+    <w:p>
+      <w:pPr>
+        <w:numPr>
+          <w:ilvl w:val="1"/>
+          <w:numId w:val="1019"/>
+        </w:numPr>
+      </w:pPr>
+      <w:r>
+        <w:t xml:space="preserve">Falso</w:t>
+      </w:r>
+    </w:p>
+    <w:p>
+      <w:pPr>
+        <w:numPr>
+          <w:ilvl w:val="1"/>
+          <w:numId w:val="1019"/>
+        </w:numPr>
+      </w:pPr>
+      <w:r>
+        <w:t xml:space="preserve">Verdadero</w:t>
+      </w:r>
+    </w:p>
+    <w:p>
+      <w:pPr>
+        <w:numPr>
+          <w:ilvl w:val="0"/>
+          <w:numId w:val="1001"/>
+        </w:numPr>
+      </w:pPr>
+      <w:r>
+        <w:rPr>
+          <w:b/>
+          <w:bCs/>
+        </w:rPr>
+        <w:t xml:space="preserve">Escenario</w:t>
+      </w:r>
+      <w:r>
+        <w:br/>
+      </w:r>
+      <w:r>
+        <w:t xml:space="preserve">Un comerciante desea calcular el valor de las ganancias que consigue por la venta de pantalones.</w:t>
+      </w:r>
+    </w:p>
+    <w:p>
+      <w:pPr>
+        <w:numPr>
+          <w:ilvl w:val="0"/>
+          <w:numId w:val="1000"/>
+        </w:numPr>
+      </w:pPr>
+      <w:r>
+        <w:t xml:space="preserve">En este sentido, si el comerciante compra cada pantalón a $120000, ¿cuál de los siguientes procedimientos le permite determinar el monto de sus ganancias?</w:t>
+      </w:r>
+    </w:p>
+    <w:p>
+      <w:pPr>
+        <w:numPr>
+          <w:ilvl w:val="1"/>
+          <w:numId w:val="1020"/>
+        </w:numPr>
+      </w:pPr>
+      <w:r>
+        <w:t xml:space="preserve">Multiplicar $120000 por el número de unidades vendidas para obtener la ganancia total.</w:t>
+      </w:r>
+    </w:p>
+    <w:p>
+      <w:pPr>
+        <w:numPr>
+          <w:ilvl w:val="1"/>
+          <w:numId w:val="1020"/>
+        </w:numPr>
+      </w:pPr>
+      <w:r>
+        <w:t xml:space="preserve">Obtener la utilidad unitaria sustrayendo $120000 del precio de venta de cada pantalón, luego multiplicar por la cantidad total vendida.</w:t>
+      </w:r>
+    </w:p>
+    <w:p>
+      <w:pPr>
+        <w:numPr>
+          <w:ilvl w:val="1"/>
+          <w:numId w:val="1020"/>
+        </w:numPr>
+      </w:pPr>
+      <w:r>
+        <w:t xml:space="preserve">Determinar cuánto excede $120000 al precio de venta de cada pantalón y multiplicar por el número de unidades comercializadas.</w:t>
+      </w:r>
+    </w:p>
+    <w:p>
+      <w:pPr>
+        <w:numPr>
+          <w:ilvl w:val="1"/>
+          <w:numId w:val="1020"/>
+        </w:numPr>
+      </w:pPr>
+      <w:r>
+        <w:t xml:space="preserve">Multiplicar el precio de venta de cada pantalón por el número de unidades vendidas y restar $120000.</w:t>
+      </w:r>
+    </w:p>
+    <w:p>
+      <w:pPr>
+        <w:numPr>
+          <w:ilvl w:val="0"/>
+          <w:numId w:val="1000"/>
+        </w:numPr>
+      </w:pPr>
+      <w:r>
+        <w:rPr>
+          <w:b/>
+          <w:bCs/>
+        </w:rPr>
+        <w:t xml:space="preserve">Solución</w:t>
+      </w:r>
+      <w:r>
+        <w:br/>
+      </w:r>
+      <w:r>
+        <w:t xml:space="preserve">Para resolver este problema, debemos entender el concepto de ganancia en el contexto comercial y identificar el procedimiento correcto para calcularla.</w:t>
+      </w:r>
+    </w:p>
+    <w:p>
+      <w:pPr>
+        <w:pStyle w:val="Heading3"/>
+        <w:numPr>
+          <w:ilvl w:val="0"/>
+          <w:numId w:val="1000"/>
+        </w:numPr>
+      </w:pPr>
+      <w:bookmarkStart w:id="32" w:name="concepto-de-ganancia"/>
+      <w:r>
+        <w:t xml:space="preserve">Concepto de ganancia</w:t>
+      </w:r>
+      <w:bookmarkEnd w:id="32"/>
+    </w:p>
+    <w:p>
+      <w:pPr>
+        <w:numPr>
+          <w:ilvl w:val="0"/>
+          <w:numId w:val="1000"/>
+        </w:numPr>
+      </w:pPr>
+      <w:r>
+        <w:t xml:space="preserve">La</w:t>
+      </w:r>
+      <w:r>
+        <w:t xml:space="preserve"> </w:t>
+      </w:r>
+      <w:r>
+        <w:rPr>
+          <w:b/>
+          <w:bCs/>
+        </w:rPr>
+        <w:t xml:space="preserve">ganancia</w:t>
+      </w:r>
+      <w:r>
+        <w:t xml:space="preserve"> </w:t>
+      </w:r>
+      <w:r>
+        <w:t xml:space="preserve">en una transacción comercial se define como:</w:t>
+      </w:r>
+    </w:p>
+    <w:p>
+      <w:pPr>
+        <w:numPr>
+          <w:ilvl w:val="0"/>
+          <w:numId w:val="1000"/>
+        </w:numPr>
+      </w:pPr>
+      <w:r>
+        <w:rPr>
+          <w:b/>
+          <w:bCs/>
+        </w:rPr>
+        <w:t xml:space="preserve">Ganancia = Precio de venta - Precio de compra</w:t>
+      </w:r>
+    </w:p>
+    <w:p>
+      <w:pPr>
+        <w:pStyle w:val="Heading3"/>
+        <w:numPr>
+          <w:ilvl w:val="0"/>
+          <w:numId w:val="1000"/>
+        </w:numPr>
+      </w:pPr>
+      <w:bookmarkStart w:id="33" w:name="anuxe1lisis-del-problema"/>
+      <w:r>
+        <w:t xml:space="preserve">Análisis del problema</w:t>
+      </w:r>
+      <w:bookmarkEnd w:id="33"/>
+    </w:p>
+    <w:p>
+      <w:pPr>
+        <w:numPr>
+          <w:ilvl w:val="0"/>
+          <w:numId w:val="1000"/>
+        </w:numPr>
+      </w:pPr>
+      <w:r>
+        <w:t xml:space="preserve">Datos del problema:</w:t>
+      </w:r>
+    </w:p>
+    <w:p>
+      <w:pPr>
+        <w:numPr>
+          <w:ilvl w:val="1"/>
+          <w:numId w:val="1021"/>
+        </w:numPr>
+      </w:pPr>
+      <w:r>
+        <w:t xml:space="preserve">Precio de compra por unidad: $120000</w:t>
+      </w:r>
+    </w:p>
+    <w:p>
+      <w:pPr>
+        <w:numPr>
+          <w:ilvl w:val="1"/>
+          <w:numId w:val="1021"/>
+        </w:numPr>
+      </w:pPr>
+      <w:r>
+        <w:t xml:space="preserve">Se busca determinar el procedimiento para calcular las ganancias totales</w:t>
+      </w:r>
+    </w:p>
+    <w:p>
+      <w:pPr>
+        <w:pStyle w:val="Heading3"/>
+        <w:numPr>
+          <w:ilvl w:val="0"/>
+          <w:numId w:val="1000"/>
+        </w:numPr>
+      </w:pPr>
+      <w:bookmarkStart w:id="34" w:name="procedimiento-correcto"/>
+      <w:r>
+        <w:t xml:space="preserve">Procedimiento correcto</w:t>
+      </w:r>
+      <w:bookmarkEnd w:id="34"/>
+    </w:p>
+    <w:p>
+      <w:pPr>
+        <w:numPr>
+          <w:ilvl w:val="0"/>
+          <w:numId w:val="1000"/>
+        </w:numPr>
+      </w:pPr>
+      <w:r>
         <w:t xml:space="preserve">Para calcular las ganancias totales por la venta de pantalones, debemos:</w:t>
       </w:r>
     </w:p>
@@ -348,7 +1785,7 @@
       <w:pPr>
         <w:numPr>
           <w:ilvl w:val="1"/>
-          <w:numId w:val="1004"/>
+          <w:numId w:val="1022"/>
         </w:numPr>
       </w:pPr>
       <w:r>
@@ -366,7 +1803,7 @@
       <w:pPr>
         <w:numPr>
           <w:ilvl w:val="1"/>
-          <w:numId w:val="1004"/>
+          <w:numId w:val="1022"/>
         </w:numPr>
       </w:pPr>
       <w:r>
@@ -403,7 +1840,7 @@
           <w:b/>
           <w:bCs/>
         </w:rPr>
-        <w:t xml:space="preserve">(Precio de venta - $80000) × Número de unidades vendidas</w:t>
+        <w:t xml:space="preserve">(Precio de venta - $120000) × Número de unidades vendidas</w:t>
       </w:r>
     </w:p>
     <w:p>
@@ -414,11 +1851,11 @@
           <w:numId w:val="1000"/>
         </w:numPr>
       </w:pPr>
-      <w:bookmarkStart w:id="23" w:name="anuxe1lisis-de-las-opciones"/>
+      <w:bookmarkStart w:id="35" w:name="anuxe1lisis-de-las-opciones"/>
       <w:r>
         <w:t xml:space="preserve">Análisis de las opciones</w:t>
       </w:r>
-      <w:bookmarkEnd w:id="23"/>
+      <w:bookmarkEnd w:id="35"/>
     </w:p>
     <w:p>
       <w:pPr>
@@ -449,7 +1886,7 @@
         <w:t xml:space="preserve">“</w:t>
       </w:r>
       <w:r>
-        <w:t xml:space="preserve">Obtener la utilidad unitaria sustrayendo $80000 del precio de venta de cada pantalón, luego multiplicar por la cantidad total vendida.</w:t>
+        <w:t xml:space="preserve">Obtener la utilidad unitaria sustrayendo $120000 del precio de venta de cada pantalón, luego multiplicar por la cantidad total vendida.</w:t>
       </w:r>
       <w:r>
         <w:t xml:space="preserve">”</w:t>
@@ -459,7 +1896,7 @@
       <w:pPr>
         <w:numPr>
           <w:ilvl w:val="1"/>
-          <w:numId w:val="1005"/>
+          <w:numId w:val="1023"/>
         </w:numPr>
       </w:pPr>
       <w:r>
@@ -470,7 +1907,7 @@
       <w:pPr>
         <w:numPr>
           <w:ilvl w:val="1"/>
-          <w:numId w:val="1005"/>
+          <w:numId w:val="1023"/>
         </w:numPr>
       </w:pPr>
       <w:r>
@@ -481,7 +1918,7 @@
       <w:pPr>
         <w:numPr>
           <w:ilvl w:val="1"/>
-          <w:numId w:val="1005"/>
+          <w:numId w:val="1023"/>
         </w:numPr>
       </w:pPr>
       <w:r>
@@ -510,7 +1947,7 @@
       <w:pPr>
         <w:numPr>
           <w:ilvl w:val="1"/>
-          <w:numId w:val="1006"/>
+          <w:numId w:val="1024"/>
         </w:numPr>
       </w:pPr>
       <w:r>
@@ -521,7 +1958,7 @@
       <w:pPr>
         <w:numPr>
           <w:ilvl w:val="1"/>
-          <w:numId w:val="1006"/>
+          <w:numId w:val="1024"/>
         </w:numPr>
       </w:pPr>
       <w:r>
@@ -532,7 +1969,7 @@
       <w:pPr>
         <w:numPr>
           <w:ilvl w:val="1"/>
-          <w:numId w:val="1006"/>
+          <w:numId w:val="1024"/>
         </w:numPr>
       </w:pPr>
       <w:r>
@@ -558,7 +1995,7 @@
       <w:pPr>
         <w:numPr>
           <w:ilvl w:val="1"/>
-          <w:numId w:val="1007"/>
+          <w:numId w:val="1025"/>
         </w:numPr>
       </w:pPr>
       <w:r>
@@ -569,7 +2006,18 @@
       <w:pPr>
         <w:numPr>
           <w:ilvl w:val="1"/>
-          <w:numId w:val="1007"/>
+          <w:numId w:val="1025"/>
+        </w:numPr>
+      </w:pPr>
+      <w:r>
+        <w:t xml:space="preserve">Verdadero</w:t>
+      </w:r>
+    </w:p>
+    <w:p>
+      <w:pPr>
+        <w:numPr>
+          <w:ilvl w:val="1"/>
+          <w:numId w:val="1025"/>
         </w:numPr>
       </w:pPr>
       <w:r>
@@ -580,7 +2028,453 @@
       <w:pPr>
         <w:numPr>
           <w:ilvl w:val="1"/>
-          <w:numId w:val="1007"/>
+          <w:numId w:val="1025"/>
+        </w:numPr>
+      </w:pPr>
+      <w:r>
+        <w:t xml:space="preserve">Falso</w:t>
+      </w:r>
+    </w:p>
+    <w:p>
+      <w:pPr>
+        <w:numPr>
+          <w:ilvl w:val="0"/>
+          <w:numId w:val="1001"/>
+        </w:numPr>
+      </w:pPr>
+      <w:r>
+        <w:rPr>
+          <w:b/>
+          <w:bCs/>
+        </w:rPr>
+        <w:t xml:space="preserve">Escenario</w:t>
+      </w:r>
+      <w:r>
+        <w:br/>
+      </w:r>
+      <w:r>
+        <w:t xml:space="preserve">Un empresario desea conocer el valor de las ganancias que logra por la venta de pantalones.</w:t>
+      </w:r>
+    </w:p>
+    <w:p>
+      <w:pPr>
+        <w:numPr>
+          <w:ilvl w:val="0"/>
+          <w:numId w:val="1000"/>
+        </w:numPr>
+      </w:pPr>
+      <w:r>
+        <w:t xml:space="preserve">En este sentido, si el empresario adquiere cada pantalón a $120000, ¿cuál de los siguientes procesos le posibilita determinar el monto de sus ganancias?</w:t>
+      </w:r>
+    </w:p>
+    <w:p>
+      <w:pPr>
+        <w:numPr>
+          <w:ilvl w:val="1"/>
+          <w:numId w:val="1026"/>
+        </w:numPr>
+      </w:pPr>
+      <w:r>
+        <w:t xml:space="preserve">Restar $120000 al precio de venta de cada pantalón y multiplicar dicho valor por el número de unidades vendidas.</w:t>
+      </w:r>
+    </w:p>
+    <w:p>
+      <w:pPr>
+        <w:numPr>
+          <w:ilvl w:val="1"/>
+          <w:numId w:val="1026"/>
+        </w:numPr>
+      </w:pPr>
+      <w:r>
+        <w:t xml:space="preserve">Multiplicar $120000 por el número de unidades vendidas para obtener la ganancia total.</w:t>
+      </w:r>
+    </w:p>
+    <w:p>
+      <w:pPr>
+        <w:numPr>
+          <w:ilvl w:val="1"/>
+          <w:numId w:val="1026"/>
+        </w:numPr>
+      </w:pPr>
+      <w:r>
+        <w:t xml:space="preserve">Multiplicar el precio de venta de cada pantalón por el número de unidades vendidas y restar $120000.</w:t>
+      </w:r>
+    </w:p>
+    <w:p>
+      <w:pPr>
+        <w:numPr>
+          <w:ilvl w:val="1"/>
+          <w:numId w:val="1026"/>
+        </w:numPr>
+      </w:pPr>
+      <w:r>
+        <w:t xml:space="preserve">Del costo de $120000 sustraer el precio de venta de cada pantalón y multiplicar la diferencia por el total de unidades vendidas.</w:t>
+      </w:r>
+    </w:p>
+    <w:p>
+      <w:pPr>
+        <w:numPr>
+          <w:ilvl w:val="0"/>
+          <w:numId w:val="1000"/>
+        </w:numPr>
+      </w:pPr>
+      <w:r>
+        <w:rPr>
+          <w:b/>
+          <w:bCs/>
+        </w:rPr>
+        <w:t xml:space="preserve">Solución</w:t>
+      </w:r>
+      <w:r>
+        <w:br/>
+      </w:r>
+      <w:r>
+        <w:t xml:space="preserve">Para resolver este problema, debemos entender el concepto de ganancia en el contexto comercial y identificar el procedimiento correcto para calcularla.</w:t>
+      </w:r>
+    </w:p>
+    <w:p>
+      <w:pPr>
+        <w:pStyle w:val="Heading3"/>
+        <w:numPr>
+          <w:ilvl w:val="0"/>
+          <w:numId w:val="1000"/>
+        </w:numPr>
+      </w:pPr>
+      <w:bookmarkStart w:id="36" w:name="concepto-de-ganancia"/>
+      <w:r>
+        <w:t xml:space="preserve">Concepto de ganancia</w:t>
+      </w:r>
+      <w:bookmarkEnd w:id="36"/>
+    </w:p>
+    <w:p>
+      <w:pPr>
+        <w:numPr>
+          <w:ilvl w:val="0"/>
+          <w:numId w:val="1000"/>
+        </w:numPr>
+      </w:pPr>
+      <w:r>
+        <w:t xml:space="preserve">La</w:t>
+      </w:r>
+      <w:r>
+        <w:t xml:space="preserve"> </w:t>
+      </w:r>
+      <w:r>
+        <w:rPr>
+          <w:b/>
+          <w:bCs/>
+        </w:rPr>
+        <w:t xml:space="preserve">ganancia</w:t>
+      </w:r>
+      <w:r>
+        <w:t xml:space="preserve"> </w:t>
+      </w:r>
+      <w:r>
+        <w:t xml:space="preserve">en una transacción comercial se define como:</w:t>
+      </w:r>
+    </w:p>
+    <w:p>
+      <w:pPr>
+        <w:numPr>
+          <w:ilvl w:val="0"/>
+          <w:numId w:val="1000"/>
+        </w:numPr>
+      </w:pPr>
+      <w:r>
+        <w:rPr>
+          <w:b/>
+          <w:bCs/>
+        </w:rPr>
+        <w:t xml:space="preserve">Ganancia = Precio de venta - Precio de compra</w:t>
+      </w:r>
+    </w:p>
+    <w:p>
+      <w:pPr>
+        <w:pStyle w:val="Heading3"/>
+        <w:numPr>
+          <w:ilvl w:val="0"/>
+          <w:numId w:val="1000"/>
+        </w:numPr>
+      </w:pPr>
+      <w:bookmarkStart w:id="37" w:name="anuxe1lisis-del-problema"/>
+      <w:r>
+        <w:t xml:space="preserve">Análisis del problema</w:t>
+      </w:r>
+      <w:bookmarkEnd w:id="37"/>
+    </w:p>
+    <w:p>
+      <w:pPr>
+        <w:numPr>
+          <w:ilvl w:val="0"/>
+          <w:numId w:val="1000"/>
+        </w:numPr>
+      </w:pPr>
+      <w:r>
+        <w:t xml:space="preserve">Datos del problema:</w:t>
+      </w:r>
+    </w:p>
+    <w:p>
+      <w:pPr>
+        <w:numPr>
+          <w:ilvl w:val="1"/>
+          <w:numId w:val="1027"/>
+        </w:numPr>
+      </w:pPr>
+      <w:r>
+        <w:t xml:space="preserve">Precio de compra por unidad: $120000</w:t>
+      </w:r>
+    </w:p>
+    <w:p>
+      <w:pPr>
+        <w:numPr>
+          <w:ilvl w:val="1"/>
+          <w:numId w:val="1027"/>
+        </w:numPr>
+      </w:pPr>
+      <w:r>
+        <w:t xml:space="preserve">Se busca determinar el procedimiento para calcular las ganancias totales</w:t>
+      </w:r>
+    </w:p>
+    <w:p>
+      <w:pPr>
+        <w:pStyle w:val="Heading3"/>
+        <w:numPr>
+          <w:ilvl w:val="0"/>
+          <w:numId w:val="1000"/>
+        </w:numPr>
+      </w:pPr>
+      <w:bookmarkStart w:id="38" w:name="procedimiento-correcto"/>
+      <w:r>
+        <w:t xml:space="preserve">Procedimiento correcto</w:t>
+      </w:r>
+      <w:bookmarkEnd w:id="38"/>
+    </w:p>
+    <w:p>
+      <w:pPr>
+        <w:numPr>
+          <w:ilvl w:val="0"/>
+          <w:numId w:val="1000"/>
+        </w:numPr>
+      </w:pPr>
+      <w:r>
+        <w:t xml:space="preserve">Para calcular las ganancias totales por la venta de pantalones, debemos:</w:t>
+      </w:r>
+    </w:p>
+    <w:p>
+      <w:pPr>
+        <w:numPr>
+          <w:ilvl w:val="1"/>
+          <w:numId w:val="1028"/>
+        </w:numPr>
+      </w:pPr>
+      <w:r>
+        <w:rPr>
+          <w:b/>
+          <w:bCs/>
+        </w:rPr>
+        <w:t xml:space="preserve">Calcular la ganancia por unidad</w:t>
+      </w:r>
+      <w:r>
+        <w:t xml:space="preserve">: Precio de venta - Precio de compra</w:t>
+      </w:r>
+    </w:p>
+    <w:p>
+      <w:pPr>
+        <w:numPr>
+          <w:ilvl w:val="1"/>
+          <w:numId w:val="1028"/>
+        </w:numPr>
+      </w:pPr>
+      <w:r>
+        <w:rPr>
+          <w:b/>
+          <w:bCs/>
+        </w:rPr>
+        <w:t xml:space="preserve">Multiplicar por el número de unidades vendidas</w:t>
+      </w:r>
+      <w:r>
+        <w:t xml:space="preserve">: (Precio de venta - Precio de compra) × Número de unidades</w:t>
+      </w:r>
+    </w:p>
+    <w:p>
+      <w:pPr>
+        <w:numPr>
+          <w:ilvl w:val="0"/>
+          <w:numId w:val="1000"/>
+        </w:numPr>
+      </w:pPr>
+      <w:r>
+        <w:t xml:space="preserve">Esto es equivalente a:</w:t>
+      </w:r>
+    </w:p>
+    <w:p>
+      <w:pPr>
+        <w:numPr>
+          <w:ilvl w:val="0"/>
+          <w:numId w:val="1000"/>
+        </w:numPr>
+      </w:pPr>
+      <w:r>
+        <w:rPr>
+          <w:b/>
+          <w:bCs/>
+        </w:rPr>
+        <w:t xml:space="preserve">(Precio de venta - $120000) × Número de unidades vendidas</w:t>
+      </w:r>
+    </w:p>
+    <w:p>
+      <w:pPr>
+        <w:pStyle w:val="Heading3"/>
+        <w:numPr>
+          <w:ilvl w:val="0"/>
+          <w:numId w:val="1000"/>
+        </w:numPr>
+      </w:pPr>
+      <w:bookmarkStart w:id="39" w:name="anuxe1lisis-de-las-opciones"/>
+      <w:r>
+        <w:t xml:space="preserve">Análisis de las opciones</w:t>
+      </w:r>
+      <w:bookmarkEnd w:id="39"/>
+    </w:p>
+    <w:p>
+      <w:pPr>
+        <w:numPr>
+          <w:ilvl w:val="0"/>
+          <w:numId w:val="1000"/>
+        </w:numPr>
+      </w:pPr>
+      <w:r>
+        <w:rPr>
+          <w:b/>
+          <w:bCs/>
+        </w:rPr>
+        <w:t xml:space="preserve">Opción correcta</w:t>
+      </w:r>
+      <w:r>
+        <w:t xml:space="preserve">:</w:t>
+      </w:r>
+    </w:p>
+    <w:p>
+      <w:pPr>
+        <w:numPr>
+          <w:ilvl w:val="0"/>
+          <w:numId w:val="1000"/>
+        </w:numPr>
+      </w:pPr>
+      <w:r>
+        <w:t xml:space="preserve">“</w:t>
+      </w:r>
+      <w:r>
+        <w:t xml:space="preserve">Restar $120000 al precio de venta de cada pantalón y multiplicar dicho valor por el número de unidades vendidas.</w:t>
+      </w:r>
+      <w:r>
+        <w:t xml:space="preserve">”</w:t>
+      </w:r>
+    </w:p>
+    <w:p>
+      <w:pPr>
+        <w:numPr>
+          <w:ilvl w:val="1"/>
+          <w:numId w:val="1029"/>
+        </w:numPr>
+      </w:pPr>
+      <w:r>
+        <w:t xml:space="preserve">Esta opción representa correctamente la fórmula: (Precio de venta - Precio de compra) × Cantidad</w:t>
+      </w:r>
+    </w:p>
+    <w:p>
+      <w:pPr>
+        <w:numPr>
+          <w:ilvl w:val="1"/>
+          <w:numId w:val="1029"/>
+        </w:numPr>
+      </w:pPr>
+      <w:r>
+        <w:t xml:space="preserve">Primero resta el costo al precio de venta para obtener la ganancia unitaria</w:t>
+      </w:r>
+    </w:p>
+    <w:p>
+      <w:pPr>
+        <w:numPr>
+          <w:ilvl w:val="1"/>
+          <w:numId w:val="1029"/>
+        </w:numPr>
+      </w:pPr>
+      <w:r>
+        <w:t xml:space="preserve">Luego multiplica por las unidades vendidas para obtener la ganancia total</w:t>
+      </w:r>
+    </w:p>
+    <w:p>
+      <w:pPr>
+        <w:numPr>
+          <w:ilvl w:val="0"/>
+          <w:numId w:val="1000"/>
+        </w:numPr>
+      </w:pPr>
+      <w:r>
+        <w:rPr>
+          <w:b/>
+          <w:bCs/>
+        </w:rPr>
+        <w:t xml:space="preserve">Análisis de distractores</w:t>
+      </w:r>
+      <w:r>
+        <w:t xml:space="preserve">:</w:t>
+      </w:r>
+    </w:p>
+    <w:p>
+      <w:pPr>
+        <w:numPr>
+          <w:ilvl w:val="1"/>
+          <w:numId w:val="1030"/>
+        </w:numPr>
+      </w:pPr>
+      <w:r>
+        <w:t xml:space="preserve">Las demás opciones presentan errores en el orden de las operaciones o en la interpretación del concepto de ganancia</w:t>
+      </w:r>
+    </w:p>
+    <w:p>
+      <w:pPr>
+        <w:numPr>
+          <w:ilvl w:val="1"/>
+          <w:numId w:val="1030"/>
+        </w:numPr>
+      </w:pPr>
+      <w:r>
+        <w:t xml:space="preserve">Algunos invierten la resta (precio de compra - precio de venta), lo que daría pérdidas en lugar de ganancias</w:t>
+      </w:r>
+    </w:p>
+    <w:p>
+      <w:pPr>
+        <w:numPr>
+          <w:ilvl w:val="1"/>
+          <w:numId w:val="1030"/>
+        </w:numPr>
+      </w:pPr>
+      <w:r>
+        <w:t xml:space="preserve">Otros alteran el orden de las operaciones, llevando a cálculos incorrectos</w:t>
+      </w:r>
+    </w:p>
+    <w:p>
+      <w:pPr>
+        <w:numPr>
+          <w:ilvl w:val="0"/>
+          <w:numId w:val="1000"/>
+        </w:numPr>
+      </w:pPr>
+      <w:r>
+        <w:rPr>
+          <w:b/>
+          <w:bCs/>
+        </w:rPr>
+        <w:t xml:space="preserve">Por lo tanto, la respuesta correcta es la que establece restar el precio de compra al precio de venta y multiplicar por las unidades vendidas.</w:t>
+      </w:r>
+    </w:p>
+    <w:p>
+      <w:pPr>
+        <w:numPr>
+          <w:ilvl w:val="1"/>
+          <w:numId w:val="1031"/>
         </w:numPr>
       </w:pPr>
       <w:r>
@@ -591,7 +2485,7 @@
       <w:pPr>
         <w:numPr>
           <w:ilvl w:val="1"/>
-          <w:numId w:val="1007"/>
+          <w:numId w:val="1031"/>
         </w:numPr>
       </w:pPr>
       <w:r>
@@ -601,443 +2495,8 @@
     <w:p>
       <w:pPr>
         <w:numPr>
-          <w:ilvl w:val="0"/>
-          <w:numId w:val="1001"/>
-        </w:numPr>
-      </w:pPr>
-      <w:r>
-        <w:rPr>
-          <w:b/>
-          <w:bCs/>
-        </w:rPr>
-        <w:t xml:space="preserve">Escenario</w:t>
-      </w:r>
-      <w:r>
-        <w:br/>
-      </w:r>
-      <w:r>
-        <w:t xml:space="preserve">Un vendedor quiere determinar el valor de las ganancias que obtiene por la venta de camisas.</w:t>
-      </w:r>
-    </w:p>
-    <w:p>
-      <w:pPr>
-        <w:numPr>
-          <w:ilvl w:val="0"/>
-          <w:numId w:val="1000"/>
-        </w:numPr>
-      </w:pPr>
-      <w:r>
-        <w:t xml:space="preserve">En este sentido, si el vendedor compra cada camisa a $70000, ¿cuál de los siguientes métodos le facilita determinar el monto de sus ganancias?</w:t>
-      </w:r>
-    </w:p>
-    <w:p>
-      <w:pPr>
-        <w:numPr>
-          <w:ilvl w:val="1"/>
-          <w:numId w:val="1008"/>
-        </w:numPr>
-      </w:pPr>
-      <w:r>
-        <w:t xml:space="preserve">Multiplicar $70000 por el número de unidades vendidas para obtener la ganancia total.</w:t>
-      </w:r>
-    </w:p>
-    <w:p>
-      <w:pPr>
-        <w:numPr>
-          <w:ilvl w:val="1"/>
-          <w:numId w:val="1008"/>
-        </w:numPr>
-      </w:pPr>
-      <w:r>
-        <w:t xml:space="preserve">Determinar la ganancia por camisa restando $70000 del precio de venta, y multiplicar por el número de unidades comercializadas.</w:t>
-      </w:r>
-    </w:p>
-    <w:p>
-      <w:pPr>
-        <w:numPr>
-          <w:ilvl w:val="1"/>
-          <w:numId w:val="1008"/>
-        </w:numPr>
-      </w:pPr>
-      <w:r>
-        <w:t xml:space="preserve">Multiplicar el precio de venta de cada camisa por el número de unidades vendidas y restar $70000.</w:t>
-      </w:r>
-    </w:p>
-    <w:p>
-      <w:pPr>
-        <w:numPr>
-          <w:ilvl w:val="1"/>
-          <w:numId w:val="1008"/>
-        </w:numPr>
-      </w:pPr>
-      <w:r>
-        <w:t xml:space="preserve">Del costo de $70000 sustraer el precio de venta de cada camisa y multiplicar la diferencia por el total de unidades vendidas.</w:t>
-      </w:r>
-    </w:p>
-    <w:p>
-      <w:pPr>
-        <w:numPr>
-          <w:ilvl w:val="0"/>
-          <w:numId w:val="1000"/>
-        </w:numPr>
-      </w:pPr>
-      <w:r>
-        <w:rPr>
-          <w:b/>
-          <w:bCs/>
-        </w:rPr>
-        <w:t xml:space="preserve">Solución</w:t>
-      </w:r>
-      <w:r>
-        <w:br/>
-      </w:r>
-      <w:r>
-        <w:t xml:space="preserve">Para resolver este problema, debemos entender el concepto de ganancia en el contexto comercial y identificar el procedimiento correcto para calcularla.</w:t>
-      </w:r>
-    </w:p>
-    <w:p>
-      <w:pPr>
-        <w:pStyle w:val="Heading3"/>
-        <w:numPr>
-          <w:ilvl w:val="0"/>
-          <w:numId w:val="1000"/>
-        </w:numPr>
-      </w:pPr>
-      <w:bookmarkStart w:id="24" w:name="concepto-de-ganancia"/>
-      <w:r>
-        <w:t xml:space="preserve">Concepto de ganancia</w:t>
-      </w:r>
-      <w:bookmarkEnd w:id="24"/>
-    </w:p>
-    <w:p>
-      <w:pPr>
-        <w:numPr>
-          <w:ilvl w:val="0"/>
-          <w:numId w:val="1000"/>
-        </w:numPr>
-      </w:pPr>
-      <w:r>
-        <w:t xml:space="preserve">La</w:t>
-      </w:r>
-      <w:r>
-        <w:t xml:space="preserve"> </w:t>
-      </w:r>
-      <w:r>
-        <w:rPr>
-          <w:b/>
-          <w:bCs/>
-        </w:rPr>
-        <w:t xml:space="preserve">ganancia</w:t>
-      </w:r>
-      <w:r>
-        <w:t xml:space="preserve"> </w:t>
-      </w:r>
-      <w:r>
-        <w:t xml:space="preserve">en una transacción comercial se define como:</w:t>
-      </w:r>
-    </w:p>
-    <w:p>
-      <w:pPr>
-        <w:numPr>
-          <w:ilvl w:val="0"/>
-          <w:numId w:val="1000"/>
-        </w:numPr>
-      </w:pPr>
-      <w:r>
-        <w:rPr>
-          <w:b/>
-          <w:bCs/>
-        </w:rPr>
-        <w:t xml:space="preserve">Ganancia = Precio de venta - Precio de compra</w:t>
-      </w:r>
-    </w:p>
-    <w:p>
-      <w:pPr>
-        <w:pStyle w:val="Heading3"/>
-        <w:numPr>
-          <w:ilvl w:val="0"/>
-          <w:numId w:val="1000"/>
-        </w:numPr>
-      </w:pPr>
-      <w:bookmarkStart w:id="25" w:name="anuxe1lisis-del-problema"/>
-      <w:r>
-        <w:t xml:space="preserve">Análisis del problema</w:t>
-      </w:r>
-      <w:bookmarkEnd w:id="25"/>
-    </w:p>
-    <w:p>
-      <w:pPr>
-        <w:numPr>
-          <w:ilvl w:val="0"/>
-          <w:numId w:val="1000"/>
-        </w:numPr>
-      </w:pPr>
-      <w:r>
-        <w:t xml:space="preserve">Datos del problema:</w:t>
-      </w:r>
-    </w:p>
-    <w:p>
-      <w:pPr>
-        <w:numPr>
-          <w:ilvl w:val="1"/>
-          <w:numId w:val="1009"/>
-        </w:numPr>
-      </w:pPr>
-      <w:r>
-        <w:t xml:space="preserve">Precio de compra por unidad: $70000</w:t>
-      </w:r>
-    </w:p>
-    <w:p>
-      <w:pPr>
-        <w:numPr>
-          <w:ilvl w:val="1"/>
-          <w:numId w:val="1009"/>
-        </w:numPr>
-      </w:pPr>
-      <w:r>
-        <w:t xml:space="preserve">Se busca determinar el procedimiento para calcular las ganancias totales</w:t>
-      </w:r>
-    </w:p>
-    <w:p>
-      <w:pPr>
-        <w:pStyle w:val="Heading3"/>
-        <w:numPr>
-          <w:ilvl w:val="0"/>
-          <w:numId w:val="1000"/>
-        </w:numPr>
-      </w:pPr>
-      <w:bookmarkStart w:id="26" w:name="procedimiento-correcto"/>
-      <w:r>
-        <w:t xml:space="preserve">Procedimiento correcto</w:t>
-      </w:r>
-      <w:bookmarkEnd w:id="26"/>
-    </w:p>
-    <w:p>
-      <w:pPr>
-        <w:numPr>
-          <w:ilvl w:val="0"/>
-          <w:numId w:val="1000"/>
-        </w:numPr>
-      </w:pPr>
-      <w:r>
-        <w:t xml:space="preserve">Para calcular las ganancias totales por la venta de camisas, debemos:</w:t>
-      </w:r>
-    </w:p>
-    <w:p>
-      <w:pPr>
-        <w:numPr>
-          <w:ilvl w:val="1"/>
-          <w:numId w:val="1010"/>
-        </w:numPr>
-      </w:pPr>
-      <w:r>
-        <w:rPr>
-          <w:b/>
-          <w:bCs/>
-        </w:rPr>
-        <w:t xml:space="preserve">Calcular la ganancia por unidad</w:t>
-      </w:r>
-      <w:r>
-        <w:t xml:space="preserve">: Precio de venta - Precio de compra</w:t>
-      </w:r>
-    </w:p>
-    <w:p>
-      <w:pPr>
-        <w:numPr>
-          <w:ilvl w:val="1"/>
-          <w:numId w:val="1010"/>
-        </w:numPr>
-      </w:pPr>
-      <w:r>
-        <w:rPr>
-          <w:b/>
-          <w:bCs/>
-        </w:rPr>
-        <w:t xml:space="preserve">Multiplicar por el número de unidades vendidas</w:t>
-      </w:r>
-      <w:r>
-        <w:t xml:space="preserve">: (Precio de venta - Precio de compra) × Número de unidades</w:t>
-      </w:r>
-    </w:p>
-    <w:p>
-      <w:pPr>
-        <w:numPr>
-          <w:ilvl w:val="0"/>
-          <w:numId w:val="1000"/>
-        </w:numPr>
-      </w:pPr>
-      <w:r>
-        <w:t xml:space="preserve">Esto es equivalente a:</w:t>
-      </w:r>
-    </w:p>
-    <w:p>
-      <w:pPr>
-        <w:numPr>
-          <w:ilvl w:val="0"/>
-          <w:numId w:val="1000"/>
-        </w:numPr>
-      </w:pPr>
-      <w:r>
-        <w:rPr>
-          <w:b/>
-          <w:bCs/>
-        </w:rPr>
-        <w:t xml:space="preserve">(Precio de venta - $70000) × Número de unidades vendidas</w:t>
-      </w:r>
-    </w:p>
-    <w:p>
-      <w:pPr>
-        <w:pStyle w:val="Heading3"/>
-        <w:numPr>
-          <w:ilvl w:val="0"/>
-          <w:numId w:val="1000"/>
-        </w:numPr>
-      </w:pPr>
-      <w:bookmarkStart w:id="27" w:name="anuxe1lisis-de-las-opciones"/>
-      <w:r>
-        <w:t xml:space="preserve">Análisis de las opciones</w:t>
-      </w:r>
-      <w:bookmarkEnd w:id="27"/>
-    </w:p>
-    <w:p>
-      <w:pPr>
-        <w:numPr>
-          <w:ilvl w:val="0"/>
-          <w:numId w:val="1000"/>
-        </w:numPr>
-      </w:pPr>
-      <w:r>
-        <w:rPr>
-          <w:b/>
-          <w:bCs/>
-        </w:rPr>
-        <w:t xml:space="preserve">Opción correcta</w:t>
-      </w:r>
-      <w:r>
-        <w:t xml:space="preserve">:</w:t>
-      </w:r>
-    </w:p>
-    <w:p>
-      <w:pPr>
-        <w:numPr>
-          <w:ilvl w:val="0"/>
-          <w:numId w:val="1000"/>
-        </w:numPr>
-      </w:pPr>
-      <w:r>
-        <w:t xml:space="preserve">“</w:t>
-      </w:r>
-      <w:r>
-        <w:t xml:space="preserve">Determinar la ganancia por camisa restando $70000 del precio de venta, y multiplicar por el número de unidades comercializadas.</w:t>
-      </w:r>
-      <w:r>
-        <w:t xml:space="preserve">”</w:t>
-      </w:r>
-    </w:p>
-    <w:p>
-      <w:pPr>
-        <w:numPr>
-          <w:ilvl w:val="1"/>
-          <w:numId w:val="1011"/>
-        </w:numPr>
-      </w:pPr>
-      <w:r>
-        <w:t xml:space="preserve">Esta opción representa correctamente la fórmula: (Precio de venta - Precio de compra) × Cantidad</w:t>
-      </w:r>
-    </w:p>
-    <w:p>
-      <w:pPr>
-        <w:numPr>
-          <w:ilvl w:val="1"/>
-          <w:numId w:val="1011"/>
-        </w:numPr>
-      </w:pPr>
-      <w:r>
-        <w:t xml:space="preserve">Primero resta el costo al precio de venta para obtener la ganancia unitaria</w:t>
-      </w:r>
-    </w:p>
-    <w:p>
-      <w:pPr>
-        <w:numPr>
-          <w:ilvl w:val="1"/>
-          <w:numId w:val="1011"/>
-        </w:numPr>
-      </w:pPr>
-      <w:r>
-        <w:t xml:space="preserve">Luego multiplica por las unidades vendidas para obtener la ganancia total</w:t>
-      </w:r>
-    </w:p>
-    <w:p>
-      <w:pPr>
-        <w:numPr>
-          <w:ilvl w:val="0"/>
-          <w:numId w:val="1000"/>
-        </w:numPr>
-      </w:pPr>
-      <w:r>
-        <w:rPr>
-          <w:b/>
-          <w:bCs/>
-        </w:rPr>
-        <w:t xml:space="preserve">Análisis de distractores</w:t>
-      </w:r>
-      <w:r>
-        <w:t xml:space="preserve">:</w:t>
-      </w:r>
-    </w:p>
-    <w:p>
-      <w:pPr>
-        <w:numPr>
-          <w:ilvl w:val="1"/>
-          <w:numId w:val="1012"/>
-        </w:numPr>
-      </w:pPr>
-      <w:r>
-        <w:t xml:space="preserve">Las demás opciones presentan errores en el orden de las operaciones o en la interpretación del concepto de ganancia</w:t>
-      </w:r>
-    </w:p>
-    <w:p>
-      <w:pPr>
-        <w:numPr>
-          <w:ilvl w:val="1"/>
-          <w:numId w:val="1012"/>
-        </w:numPr>
-      </w:pPr>
-      <w:r>
-        <w:t xml:space="preserve">Algunos invierten la resta (precio de compra - precio de venta), lo que daría pérdidas en lugar de ganancias</w:t>
-      </w:r>
-    </w:p>
-    <w:p>
-      <w:pPr>
-        <w:numPr>
-          <w:ilvl w:val="1"/>
-          <w:numId w:val="1012"/>
-        </w:numPr>
-      </w:pPr>
-      <w:r>
-        <w:t xml:space="preserve">Otros alteran el orden de las operaciones, llevando a cálculos incorrectos</w:t>
-      </w:r>
-    </w:p>
-    <w:p>
-      <w:pPr>
-        <w:numPr>
-          <w:ilvl w:val="0"/>
-          <w:numId w:val="1000"/>
-        </w:numPr>
-      </w:pPr>
-      <w:r>
-        <w:rPr>
-          <w:b/>
-          <w:bCs/>
-        </w:rPr>
-        <w:t xml:space="preserve">Por lo tanto, la respuesta correcta es la que establece restar el precio de compra al precio de venta y multiplicar por las unidades vendidas.</w:t>
-      </w:r>
-    </w:p>
-    <w:p>
-      <w:pPr>
-        <w:numPr>
-          <w:ilvl w:val="1"/>
-          <w:numId w:val="1013"/>
+          <w:ilvl w:val="1"/>
+          <w:numId w:val="1031"/>
         </w:numPr>
       </w:pPr>
       <w:r>
@@ -1048,1470 +2507,11 @@
       <w:pPr>
         <w:numPr>
           <w:ilvl w:val="1"/>
-          <w:numId w:val="1013"/>
-        </w:numPr>
-      </w:pPr>
-      <w:r>
-        <w:t xml:space="preserve">Verdadero</w:t>
-      </w:r>
-    </w:p>
-    <w:p>
-      <w:pPr>
-        <w:numPr>
-          <w:ilvl w:val="1"/>
-          <w:numId w:val="1013"/>
+          <w:numId w:val="1031"/>
         </w:numPr>
       </w:pPr>
       <w:r>
         <w:t xml:space="preserve">Falso</w:t>
-      </w:r>
-    </w:p>
-    <w:p>
-      <w:pPr>
-        <w:numPr>
-          <w:ilvl w:val="1"/>
-          <w:numId w:val="1013"/>
-        </w:numPr>
-      </w:pPr>
-      <w:r>
-        <w:t xml:space="preserve">Falso</w:t>
-      </w:r>
-    </w:p>
-    <w:p>
-      <w:pPr>
-        <w:numPr>
-          <w:ilvl w:val="0"/>
-          <w:numId w:val="1001"/>
-        </w:numPr>
-      </w:pPr>
-      <w:r>
-        <w:rPr>
-          <w:b/>
-          <w:bCs/>
-        </w:rPr>
-        <w:t xml:space="preserve">Escenario</w:t>
-      </w:r>
-      <w:r>
-        <w:br/>
-      </w:r>
-      <w:r>
-        <w:t xml:space="preserve">Un vendedor necesita determinar el valor de las ganancias que obtiene por la venta de pantalones.</w:t>
-      </w:r>
-    </w:p>
-    <w:p>
-      <w:pPr>
-        <w:numPr>
-          <w:ilvl w:val="0"/>
-          <w:numId w:val="1000"/>
-        </w:numPr>
-      </w:pPr>
-      <w:r>
-        <w:t xml:space="preserve">En este sentido, si el vendedor obtiene cada pantalón a $70000, ¿cuál de los siguientes procesos le facilita determinar el monto de sus ganancias?</w:t>
-      </w:r>
-    </w:p>
-    <w:p>
-      <w:pPr>
-        <w:numPr>
-          <w:ilvl w:val="1"/>
-          <w:numId w:val="1014"/>
-        </w:numPr>
-      </w:pPr>
-      <w:r>
-        <w:t xml:space="preserve">Obtener la utilidad unitaria sustrayendo $70000 del precio de venta de cada pantalón, luego multiplicar por la cantidad total vendida.</w:t>
-      </w:r>
-    </w:p>
-    <w:p>
-      <w:pPr>
-        <w:numPr>
-          <w:ilvl w:val="1"/>
-          <w:numId w:val="1014"/>
-        </w:numPr>
-      </w:pPr>
-      <w:r>
-        <w:t xml:space="preserve">Multiplicar $70000 por el número de unidades vendidas para obtener la ganancia total.</w:t>
-      </w:r>
-    </w:p>
-    <w:p>
-      <w:pPr>
-        <w:numPr>
-          <w:ilvl w:val="1"/>
-          <w:numId w:val="1014"/>
-        </w:numPr>
-      </w:pPr>
-      <w:r>
-        <w:t xml:space="preserve">Multiplicar el precio de venta de cada pantalón por el número de unidades vendidas y restar $70000.</w:t>
-      </w:r>
-    </w:p>
-    <w:p>
-      <w:pPr>
-        <w:numPr>
-          <w:ilvl w:val="1"/>
-          <w:numId w:val="1014"/>
-        </w:numPr>
-      </w:pPr>
-      <w:r>
-        <w:t xml:space="preserve">Calcular la diferencia entre $70000 y el precio de venta de cada pantalón, y multiplicar este resultado por la cantidad de unidades vendidas.</w:t>
-      </w:r>
-    </w:p>
-    <w:p>
-      <w:pPr>
-        <w:numPr>
-          <w:ilvl w:val="0"/>
-          <w:numId w:val="1000"/>
-        </w:numPr>
-      </w:pPr>
-      <w:r>
-        <w:rPr>
-          <w:b/>
-          <w:bCs/>
-        </w:rPr>
-        <w:t xml:space="preserve">Solución</w:t>
-      </w:r>
-      <w:r>
-        <w:br/>
-      </w:r>
-      <w:r>
-        <w:t xml:space="preserve">Para resolver este problema, debemos entender el concepto de ganancia en el contexto comercial y identificar el procedimiento correcto para calcularla.</w:t>
-      </w:r>
-    </w:p>
-    <w:p>
-      <w:pPr>
-        <w:pStyle w:val="Heading3"/>
-        <w:numPr>
-          <w:ilvl w:val="0"/>
-          <w:numId w:val="1000"/>
-        </w:numPr>
-      </w:pPr>
-      <w:bookmarkStart w:id="28" w:name="concepto-de-ganancia"/>
-      <w:r>
-        <w:t xml:space="preserve">Concepto de ganancia</w:t>
-      </w:r>
-      <w:bookmarkEnd w:id="28"/>
-    </w:p>
-    <w:p>
-      <w:pPr>
-        <w:numPr>
-          <w:ilvl w:val="0"/>
-          <w:numId w:val="1000"/>
-        </w:numPr>
-      </w:pPr>
-      <w:r>
-        <w:t xml:space="preserve">La</w:t>
-      </w:r>
-      <w:r>
-        <w:t xml:space="preserve"> </w:t>
-      </w:r>
-      <w:r>
-        <w:rPr>
-          <w:b/>
-          <w:bCs/>
-        </w:rPr>
-        <w:t xml:space="preserve">ganancia</w:t>
-      </w:r>
-      <w:r>
-        <w:t xml:space="preserve"> </w:t>
-      </w:r>
-      <w:r>
-        <w:t xml:space="preserve">en una transacción comercial se define como:</w:t>
-      </w:r>
-    </w:p>
-    <w:p>
-      <w:pPr>
-        <w:numPr>
-          <w:ilvl w:val="0"/>
-          <w:numId w:val="1000"/>
-        </w:numPr>
-      </w:pPr>
-      <w:r>
-        <w:rPr>
-          <w:b/>
-          <w:bCs/>
-        </w:rPr>
-        <w:t xml:space="preserve">Ganancia = Precio de venta - Precio de compra</w:t>
-      </w:r>
-    </w:p>
-    <w:p>
-      <w:pPr>
-        <w:pStyle w:val="Heading3"/>
-        <w:numPr>
-          <w:ilvl w:val="0"/>
-          <w:numId w:val="1000"/>
-        </w:numPr>
-      </w:pPr>
-      <w:bookmarkStart w:id="29" w:name="anuxe1lisis-del-problema"/>
-      <w:r>
-        <w:t xml:space="preserve">Análisis del problema</w:t>
-      </w:r>
-      <w:bookmarkEnd w:id="29"/>
-    </w:p>
-    <w:p>
-      <w:pPr>
-        <w:numPr>
-          <w:ilvl w:val="0"/>
-          <w:numId w:val="1000"/>
-        </w:numPr>
-      </w:pPr>
-      <w:r>
-        <w:t xml:space="preserve">Datos del problema:</w:t>
-      </w:r>
-    </w:p>
-    <w:p>
-      <w:pPr>
-        <w:numPr>
-          <w:ilvl w:val="1"/>
-          <w:numId w:val="1015"/>
-        </w:numPr>
-      </w:pPr>
-      <w:r>
-        <w:t xml:space="preserve">Precio de compra por unidad: $70000</w:t>
-      </w:r>
-    </w:p>
-    <w:p>
-      <w:pPr>
-        <w:numPr>
-          <w:ilvl w:val="1"/>
-          <w:numId w:val="1015"/>
-        </w:numPr>
-      </w:pPr>
-      <w:r>
-        <w:t xml:space="preserve">Se busca determinar el procedimiento para calcular las ganancias totales</w:t>
-      </w:r>
-    </w:p>
-    <w:p>
-      <w:pPr>
-        <w:pStyle w:val="Heading3"/>
-        <w:numPr>
-          <w:ilvl w:val="0"/>
-          <w:numId w:val="1000"/>
-        </w:numPr>
-      </w:pPr>
-      <w:bookmarkStart w:id="30" w:name="procedimiento-correcto"/>
-      <w:r>
-        <w:t xml:space="preserve">Procedimiento correcto</w:t>
-      </w:r>
-      <w:bookmarkEnd w:id="30"/>
-    </w:p>
-    <w:p>
-      <w:pPr>
-        <w:numPr>
-          <w:ilvl w:val="0"/>
-          <w:numId w:val="1000"/>
-        </w:numPr>
-      </w:pPr>
-      <w:r>
-        <w:t xml:space="preserve">Para calcular las ganancias totales por la venta de pantalones, debemos:</w:t>
-      </w:r>
-    </w:p>
-    <w:p>
-      <w:pPr>
-        <w:numPr>
-          <w:ilvl w:val="1"/>
-          <w:numId w:val="1016"/>
-        </w:numPr>
-      </w:pPr>
-      <w:r>
-        <w:rPr>
-          <w:b/>
-          <w:bCs/>
-        </w:rPr>
-        <w:t xml:space="preserve">Calcular la ganancia por unidad</w:t>
-      </w:r>
-      <w:r>
-        <w:t xml:space="preserve">: Precio de venta - Precio de compra</w:t>
-      </w:r>
-    </w:p>
-    <w:p>
-      <w:pPr>
-        <w:numPr>
-          <w:ilvl w:val="1"/>
-          <w:numId w:val="1016"/>
-        </w:numPr>
-      </w:pPr>
-      <w:r>
-        <w:rPr>
-          <w:b/>
-          <w:bCs/>
-        </w:rPr>
-        <w:t xml:space="preserve">Multiplicar por el número de unidades vendidas</w:t>
-      </w:r>
-      <w:r>
-        <w:t xml:space="preserve">: (Precio de venta - Precio de compra) × Número de unidades</w:t>
-      </w:r>
-    </w:p>
-    <w:p>
-      <w:pPr>
-        <w:numPr>
-          <w:ilvl w:val="0"/>
-          <w:numId w:val="1000"/>
-        </w:numPr>
-      </w:pPr>
-      <w:r>
-        <w:t xml:space="preserve">Esto es equivalente a:</w:t>
-      </w:r>
-    </w:p>
-    <w:p>
-      <w:pPr>
-        <w:numPr>
-          <w:ilvl w:val="0"/>
-          <w:numId w:val="1000"/>
-        </w:numPr>
-      </w:pPr>
-      <w:r>
-        <w:rPr>
-          <w:b/>
-          <w:bCs/>
-        </w:rPr>
-        <w:t xml:space="preserve">(Precio de venta - $70000) × Número de unidades vendidas</w:t>
-      </w:r>
-    </w:p>
-    <w:p>
-      <w:pPr>
-        <w:pStyle w:val="Heading3"/>
-        <w:numPr>
-          <w:ilvl w:val="0"/>
-          <w:numId w:val="1000"/>
-        </w:numPr>
-      </w:pPr>
-      <w:bookmarkStart w:id="31" w:name="anuxe1lisis-de-las-opciones"/>
-      <w:r>
-        <w:t xml:space="preserve">Análisis de las opciones</w:t>
-      </w:r>
-      <w:bookmarkEnd w:id="31"/>
-    </w:p>
-    <w:p>
-      <w:pPr>
-        <w:numPr>
-          <w:ilvl w:val="0"/>
-          <w:numId w:val="1000"/>
-        </w:numPr>
-      </w:pPr>
-      <w:r>
-        <w:rPr>
-          <w:b/>
-          <w:bCs/>
-        </w:rPr>
-        <w:t xml:space="preserve">Opción correcta</w:t>
-      </w:r>
-      <w:r>
-        <w:t xml:space="preserve">:</w:t>
-      </w:r>
-    </w:p>
-    <w:p>
-      <w:pPr>
-        <w:numPr>
-          <w:ilvl w:val="0"/>
-          <w:numId w:val="1000"/>
-        </w:numPr>
-      </w:pPr>
-      <w:r>
-        <w:t xml:space="preserve">“</w:t>
-      </w:r>
-      <w:r>
-        <w:t xml:space="preserve">Obtener la utilidad unitaria sustrayendo $70000 del precio de venta de cada pantalón, luego multiplicar por la cantidad total vendida.</w:t>
-      </w:r>
-      <w:r>
-        <w:t xml:space="preserve">”</w:t>
-      </w:r>
-    </w:p>
-    <w:p>
-      <w:pPr>
-        <w:numPr>
-          <w:ilvl w:val="1"/>
-          <w:numId w:val="1017"/>
-        </w:numPr>
-      </w:pPr>
-      <w:r>
-        <w:t xml:space="preserve">Esta opción representa correctamente la fórmula: (Precio de venta - Precio de compra) × Cantidad</w:t>
-      </w:r>
-    </w:p>
-    <w:p>
-      <w:pPr>
-        <w:numPr>
-          <w:ilvl w:val="1"/>
-          <w:numId w:val="1017"/>
-        </w:numPr>
-      </w:pPr>
-      <w:r>
-        <w:t xml:space="preserve">Primero resta el costo al precio de venta para obtener la ganancia unitaria</w:t>
-      </w:r>
-    </w:p>
-    <w:p>
-      <w:pPr>
-        <w:numPr>
-          <w:ilvl w:val="1"/>
-          <w:numId w:val="1017"/>
-        </w:numPr>
-      </w:pPr>
-      <w:r>
-        <w:t xml:space="preserve">Luego multiplica por las unidades vendidas para obtener la ganancia total</w:t>
-      </w:r>
-    </w:p>
-    <w:p>
-      <w:pPr>
-        <w:numPr>
-          <w:ilvl w:val="0"/>
-          <w:numId w:val="1000"/>
-        </w:numPr>
-      </w:pPr>
-      <w:r>
-        <w:rPr>
-          <w:b/>
-          <w:bCs/>
-        </w:rPr>
-        <w:t xml:space="preserve">Análisis de distractores</w:t>
-      </w:r>
-      <w:r>
-        <w:t xml:space="preserve">:</w:t>
-      </w:r>
-    </w:p>
-    <w:p>
-      <w:pPr>
-        <w:numPr>
-          <w:ilvl w:val="1"/>
-          <w:numId w:val="1018"/>
-        </w:numPr>
-      </w:pPr>
-      <w:r>
-        <w:t xml:space="preserve">Las demás opciones presentan errores en el orden de las operaciones o en la interpretación del concepto de ganancia</w:t>
-      </w:r>
-    </w:p>
-    <w:p>
-      <w:pPr>
-        <w:numPr>
-          <w:ilvl w:val="1"/>
-          <w:numId w:val="1018"/>
-        </w:numPr>
-      </w:pPr>
-      <w:r>
-        <w:t xml:space="preserve">Algunos invierten la resta (precio de compra - precio de venta), lo que daría pérdidas en lugar de ganancias</w:t>
-      </w:r>
-    </w:p>
-    <w:p>
-      <w:pPr>
-        <w:numPr>
-          <w:ilvl w:val="1"/>
-          <w:numId w:val="1018"/>
-        </w:numPr>
-      </w:pPr>
-      <w:r>
-        <w:t xml:space="preserve">Otros alteran el orden de las operaciones, llevando a cálculos incorrectos</w:t>
-      </w:r>
-    </w:p>
-    <w:p>
-      <w:pPr>
-        <w:numPr>
-          <w:ilvl w:val="0"/>
-          <w:numId w:val="1000"/>
-        </w:numPr>
-      </w:pPr>
-      <w:r>
-        <w:rPr>
-          <w:b/>
-          <w:bCs/>
-        </w:rPr>
-        <w:t xml:space="preserve">Por lo tanto, la respuesta correcta es la que establece restar el precio de compra al precio de venta y multiplicar por las unidades vendidas.</w:t>
-      </w:r>
-    </w:p>
-    <w:p>
-      <w:pPr>
-        <w:numPr>
-          <w:ilvl w:val="1"/>
-          <w:numId w:val="1019"/>
-        </w:numPr>
-      </w:pPr>
-      <w:r>
-        <w:t xml:space="preserve">Verdadero</w:t>
-      </w:r>
-    </w:p>
-    <w:p>
-      <w:pPr>
-        <w:numPr>
-          <w:ilvl w:val="1"/>
-          <w:numId w:val="1019"/>
-        </w:numPr>
-      </w:pPr>
-      <w:r>
-        <w:t xml:space="preserve">Falso</w:t>
-      </w:r>
-    </w:p>
-    <w:p>
-      <w:pPr>
-        <w:numPr>
-          <w:ilvl w:val="1"/>
-          <w:numId w:val="1019"/>
-        </w:numPr>
-      </w:pPr>
-      <w:r>
-        <w:t xml:space="preserve">Falso</w:t>
-      </w:r>
-    </w:p>
-    <w:p>
-      <w:pPr>
-        <w:numPr>
-          <w:ilvl w:val="1"/>
-          <w:numId w:val="1019"/>
-        </w:numPr>
-      </w:pPr>
-      <w:r>
-        <w:t xml:space="preserve">Falso</w:t>
-      </w:r>
-    </w:p>
-    <w:p>
-      <w:pPr>
-        <w:numPr>
-          <w:ilvl w:val="0"/>
-          <w:numId w:val="1001"/>
-        </w:numPr>
-      </w:pPr>
-      <w:r>
-        <w:rPr>
-          <w:b/>
-          <w:bCs/>
-        </w:rPr>
-        <w:t xml:space="preserve">Escenario</w:t>
-      </w:r>
-      <w:r>
-        <w:br/>
-      </w:r>
-      <w:r>
-        <w:t xml:space="preserve">Un vendedor quiere calcular el valor de las ganancias que logra por la venta de zapatos.</w:t>
-      </w:r>
-    </w:p>
-    <w:p>
-      <w:pPr>
-        <w:numPr>
-          <w:ilvl w:val="0"/>
-          <w:numId w:val="1000"/>
-        </w:numPr>
-      </w:pPr>
-      <w:r>
-        <w:t xml:space="preserve">En este sentido, si el vendedor obtiene cada zapato a $50000, ¿cuál de los siguientes métodos le facilita determinar el monto de sus ganancias?</w:t>
-      </w:r>
-    </w:p>
-    <w:p>
-      <w:pPr>
-        <w:numPr>
-          <w:ilvl w:val="1"/>
-          <w:numId w:val="1020"/>
-        </w:numPr>
-      </w:pPr>
-      <w:r>
-        <w:t xml:space="preserve">Multiplicar el precio de venta de cada zapato por el número de unidades vendidas y restar $50000.</w:t>
-      </w:r>
-    </w:p>
-    <w:p>
-      <w:pPr>
-        <w:numPr>
-          <w:ilvl w:val="1"/>
-          <w:numId w:val="1020"/>
-        </w:numPr>
-      </w:pPr>
-      <w:r>
-        <w:t xml:space="preserve">Multiplicar $50000 por el número de unidades vendidas para obtener la ganancia total.</w:t>
-      </w:r>
-    </w:p>
-    <w:p>
-      <w:pPr>
-        <w:numPr>
-          <w:ilvl w:val="1"/>
-          <w:numId w:val="1020"/>
-        </w:numPr>
-      </w:pPr>
-      <w:r>
-        <w:t xml:space="preserve">Obtener la diferencia restando el precio de venta de cada zapato a $50000, luego multiplicar por la cantidad total vendida.</w:t>
-      </w:r>
-    </w:p>
-    <w:p>
-      <w:pPr>
-        <w:numPr>
-          <w:ilvl w:val="1"/>
-          <w:numId w:val="1020"/>
-        </w:numPr>
-      </w:pPr>
-      <w:r>
-        <w:t xml:space="preserve">Determinar la ganancia por zapato restando $50000 del precio de venta, y multiplicar por el número de unidades comercializadas.</w:t>
-      </w:r>
-    </w:p>
-    <w:p>
-      <w:pPr>
-        <w:numPr>
-          <w:ilvl w:val="0"/>
-          <w:numId w:val="1000"/>
-        </w:numPr>
-      </w:pPr>
-      <w:r>
-        <w:rPr>
-          <w:b/>
-          <w:bCs/>
-        </w:rPr>
-        <w:t xml:space="preserve">Solución</w:t>
-      </w:r>
-      <w:r>
-        <w:br/>
-      </w:r>
-      <w:r>
-        <w:t xml:space="preserve">Para resolver este problema, debemos entender el concepto de ganancia en el contexto comercial y identificar el procedimiento correcto para calcularla.</w:t>
-      </w:r>
-    </w:p>
-    <w:p>
-      <w:pPr>
-        <w:pStyle w:val="Heading3"/>
-        <w:numPr>
-          <w:ilvl w:val="0"/>
-          <w:numId w:val="1000"/>
-        </w:numPr>
-      </w:pPr>
-      <w:bookmarkStart w:id="32" w:name="concepto-de-ganancia"/>
-      <w:r>
-        <w:t xml:space="preserve">Concepto de ganancia</w:t>
-      </w:r>
-      <w:bookmarkEnd w:id="32"/>
-    </w:p>
-    <w:p>
-      <w:pPr>
-        <w:numPr>
-          <w:ilvl w:val="0"/>
-          <w:numId w:val="1000"/>
-        </w:numPr>
-      </w:pPr>
-      <w:r>
-        <w:t xml:space="preserve">La</w:t>
-      </w:r>
-      <w:r>
-        <w:t xml:space="preserve"> </w:t>
-      </w:r>
-      <w:r>
-        <w:rPr>
-          <w:b/>
-          <w:bCs/>
-        </w:rPr>
-        <w:t xml:space="preserve">ganancia</w:t>
-      </w:r>
-      <w:r>
-        <w:t xml:space="preserve"> </w:t>
-      </w:r>
-      <w:r>
-        <w:t xml:space="preserve">en una transacción comercial se define como:</w:t>
-      </w:r>
-    </w:p>
-    <w:p>
-      <w:pPr>
-        <w:numPr>
-          <w:ilvl w:val="0"/>
-          <w:numId w:val="1000"/>
-        </w:numPr>
-      </w:pPr>
-      <w:r>
-        <w:rPr>
-          <w:b/>
-          <w:bCs/>
-        </w:rPr>
-        <w:t xml:space="preserve">Ganancia = Precio de venta - Precio de compra</w:t>
-      </w:r>
-    </w:p>
-    <w:p>
-      <w:pPr>
-        <w:pStyle w:val="Heading3"/>
-        <w:numPr>
-          <w:ilvl w:val="0"/>
-          <w:numId w:val="1000"/>
-        </w:numPr>
-      </w:pPr>
-      <w:bookmarkStart w:id="33" w:name="anuxe1lisis-del-problema"/>
-      <w:r>
-        <w:t xml:space="preserve">Análisis del problema</w:t>
-      </w:r>
-      <w:bookmarkEnd w:id="33"/>
-    </w:p>
-    <w:p>
-      <w:pPr>
-        <w:numPr>
-          <w:ilvl w:val="0"/>
-          <w:numId w:val="1000"/>
-        </w:numPr>
-      </w:pPr>
-      <w:r>
-        <w:t xml:space="preserve">Datos del problema:</w:t>
-      </w:r>
-    </w:p>
-    <w:p>
-      <w:pPr>
-        <w:numPr>
-          <w:ilvl w:val="1"/>
-          <w:numId w:val="1021"/>
-        </w:numPr>
-      </w:pPr>
-      <w:r>
-        <w:t xml:space="preserve">Precio de compra por unidad: $50000</w:t>
-      </w:r>
-    </w:p>
-    <w:p>
-      <w:pPr>
-        <w:numPr>
-          <w:ilvl w:val="1"/>
-          <w:numId w:val="1021"/>
-        </w:numPr>
-      </w:pPr>
-      <w:r>
-        <w:t xml:space="preserve">Se busca determinar el procedimiento para calcular las ganancias totales</w:t>
-      </w:r>
-    </w:p>
-    <w:p>
-      <w:pPr>
-        <w:pStyle w:val="Heading3"/>
-        <w:numPr>
-          <w:ilvl w:val="0"/>
-          <w:numId w:val="1000"/>
-        </w:numPr>
-      </w:pPr>
-      <w:bookmarkStart w:id="34" w:name="procedimiento-correcto"/>
-      <w:r>
-        <w:t xml:space="preserve">Procedimiento correcto</w:t>
-      </w:r>
-      <w:bookmarkEnd w:id="34"/>
-    </w:p>
-    <w:p>
-      <w:pPr>
-        <w:numPr>
-          <w:ilvl w:val="0"/>
-          <w:numId w:val="1000"/>
-        </w:numPr>
-      </w:pPr>
-      <w:r>
-        <w:t xml:space="preserve">Para calcular las ganancias totales por la venta de zapatos, debemos:</w:t>
-      </w:r>
-    </w:p>
-    <w:p>
-      <w:pPr>
-        <w:numPr>
-          <w:ilvl w:val="1"/>
-          <w:numId w:val="1022"/>
-        </w:numPr>
-      </w:pPr>
-      <w:r>
-        <w:rPr>
-          <w:b/>
-          <w:bCs/>
-        </w:rPr>
-        <w:t xml:space="preserve">Calcular la ganancia por unidad</w:t>
-      </w:r>
-      <w:r>
-        <w:t xml:space="preserve">: Precio de venta - Precio de compra</w:t>
-      </w:r>
-    </w:p>
-    <w:p>
-      <w:pPr>
-        <w:numPr>
-          <w:ilvl w:val="1"/>
-          <w:numId w:val="1022"/>
-        </w:numPr>
-      </w:pPr>
-      <w:r>
-        <w:rPr>
-          <w:b/>
-          <w:bCs/>
-        </w:rPr>
-        <w:t xml:space="preserve">Multiplicar por el número de unidades vendidas</w:t>
-      </w:r>
-      <w:r>
-        <w:t xml:space="preserve">: (Precio de venta - Precio de compra) × Número de unidades</w:t>
-      </w:r>
-    </w:p>
-    <w:p>
-      <w:pPr>
-        <w:numPr>
-          <w:ilvl w:val="0"/>
-          <w:numId w:val="1000"/>
-        </w:numPr>
-      </w:pPr>
-      <w:r>
-        <w:t xml:space="preserve">Esto es equivalente a:</w:t>
-      </w:r>
-    </w:p>
-    <w:p>
-      <w:pPr>
-        <w:numPr>
-          <w:ilvl w:val="0"/>
-          <w:numId w:val="1000"/>
-        </w:numPr>
-      </w:pPr>
-      <w:r>
-        <w:rPr>
-          <w:b/>
-          <w:bCs/>
-        </w:rPr>
-        <w:t xml:space="preserve">(Precio de venta - $50000) × Número de unidades vendidas</w:t>
-      </w:r>
-    </w:p>
-    <w:p>
-      <w:pPr>
-        <w:pStyle w:val="Heading3"/>
-        <w:numPr>
-          <w:ilvl w:val="0"/>
-          <w:numId w:val="1000"/>
-        </w:numPr>
-      </w:pPr>
-      <w:bookmarkStart w:id="35" w:name="anuxe1lisis-de-las-opciones"/>
-      <w:r>
-        <w:t xml:space="preserve">Análisis de las opciones</w:t>
-      </w:r>
-      <w:bookmarkEnd w:id="35"/>
-    </w:p>
-    <w:p>
-      <w:pPr>
-        <w:numPr>
-          <w:ilvl w:val="0"/>
-          <w:numId w:val="1000"/>
-        </w:numPr>
-      </w:pPr>
-      <w:r>
-        <w:rPr>
-          <w:b/>
-          <w:bCs/>
-        </w:rPr>
-        <w:t xml:space="preserve">Opción correcta</w:t>
-      </w:r>
-      <w:r>
-        <w:t xml:space="preserve">:</w:t>
-      </w:r>
-    </w:p>
-    <w:p>
-      <w:pPr>
-        <w:numPr>
-          <w:ilvl w:val="0"/>
-          <w:numId w:val="1000"/>
-        </w:numPr>
-      </w:pPr>
-      <w:r>
-        <w:t xml:space="preserve">“</w:t>
-      </w:r>
-      <w:r>
-        <w:t xml:space="preserve">Determinar la ganancia por zapato restando $50000 del precio de venta, y multiplicar por el número de unidades comercializadas.</w:t>
-      </w:r>
-      <w:r>
-        <w:t xml:space="preserve">”</w:t>
-      </w:r>
-    </w:p>
-    <w:p>
-      <w:pPr>
-        <w:numPr>
-          <w:ilvl w:val="1"/>
-          <w:numId w:val="1023"/>
-        </w:numPr>
-      </w:pPr>
-      <w:r>
-        <w:t xml:space="preserve">Esta opción representa correctamente la fórmula: (Precio de venta - Precio de compra) × Cantidad</w:t>
-      </w:r>
-    </w:p>
-    <w:p>
-      <w:pPr>
-        <w:numPr>
-          <w:ilvl w:val="1"/>
-          <w:numId w:val="1023"/>
-        </w:numPr>
-      </w:pPr>
-      <w:r>
-        <w:t xml:space="preserve">Primero resta el costo al precio de venta para obtener la ganancia unitaria</w:t>
-      </w:r>
-    </w:p>
-    <w:p>
-      <w:pPr>
-        <w:numPr>
-          <w:ilvl w:val="1"/>
-          <w:numId w:val="1023"/>
-        </w:numPr>
-      </w:pPr>
-      <w:r>
-        <w:t xml:space="preserve">Luego multiplica por las unidades vendidas para obtener la ganancia total</w:t>
-      </w:r>
-    </w:p>
-    <w:p>
-      <w:pPr>
-        <w:numPr>
-          <w:ilvl w:val="0"/>
-          <w:numId w:val="1000"/>
-        </w:numPr>
-      </w:pPr>
-      <w:r>
-        <w:rPr>
-          <w:b/>
-          <w:bCs/>
-        </w:rPr>
-        <w:t xml:space="preserve">Análisis de distractores</w:t>
-      </w:r>
-      <w:r>
-        <w:t xml:space="preserve">:</w:t>
-      </w:r>
-    </w:p>
-    <w:p>
-      <w:pPr>
-        <w:numPr>
-          <w:ilvl w:val="1"/>
-          <w:numId w:val="1024"/>
-        </w:numPr>
-      </w:pPr>
-      <w:r>
-        <w:t xml:space="preserve">Las demás opciones presentan errores en el orden de las operaciones o en la interpretación del concepto de ganancia</w:t>
-      </w:r>
-    </w:p>
-    <w:p>
-      <w:pPr>
-        <w:numPr>
-          <w:ilvl w:val="1"/>
-          <w:numId w:val="1024"/>
-        </w:numPr>
-      </w:pPr>
-      <w:r>
-        <w:t xml:space="preserve">Algunos invierten la resta (precio de compra - precio de venta), lo que daría pérdidas en lugar de ganancias</w:t>
-      </w:r>
-    </w:p>
-    <w:p>
-      <w:pPr>
-        <w:numPr>
-          <w:ilvl w:val="1"/>
-          <w:numId w:val="1024"/>
-        </w:numPr>
-      </w:pPr>
-      <w:r>
-        <w:t xml:space="preserve">Otros alteran el orden de las operaciones, llevando a cálculos incorrectos</w:t>
-      </w:r>
-    </w:p>
-    <w:p>
-      <w:pPr>
-        <w:numPr>
-          <w:ilvl w:val="0"/>
-          <w:numId w:val="1000"/>
-        </w:numPr>
-      </w:pPr>
-      <w:r>
-        <w:rPr>
-          <w:b/>
-          <w:bCs/>
-        </w:rPr>
-        <w:t xml:space="preserve">Por lo tanto, la respuesta correcta es la que establece restar el precio de compra al precio de venta y multiplicar por las unidades vendidas.</w:t>
-      </w:r>
-    </w:p>
-    <w:p>
-      <w:pPr>
-        <w:numPr>
-          <w:ilvl w:val="1"/>
-          <w:numId w:val="1025"/>
-        </w:numPr>
-      </w:pPr>
-      <w:r>
-        <w:t xml:space="preserve">Falso</w:t>
-      </w:r>
-    </w:p>
-    <w:p>
-      <w:pPr>
-        <w:numPr>
-          <w:ilvl w:val="1"/>
-          <w:numId w:val="1025"/>
-        </w:numPr>
-      </w:pPr>
-      <w:r>
-        <w:t xml:space="preserve">Falso</w:t>
-      </w:r>
-    </w:p>
-    <w:p>
-      <w:pPr>
-        <w:numPr>
-          <w:ilvl w:val="1"/>
-          <w:numId w:val="1025"/>
-        </w:numPr>
-      </w:pPr>
-      <w:r>
-        <w:t xml:space="preserve">Falso</w:t>
-      </w:r>
-    </w:p>
-    <w:p>
-      <w:pPr>
-        <w:numPr>
-          <w:ilvl w:val="1"/>
-          <w:numId w:val="1025"/>
-        </w:numPr>
-      </w:pPr>
-      <w:r>
-        <w:t xml:space="preserve">Verdadero</w:t>
-      </w:r>
-    </w:p>
-    <w:p>
-      <w:pPr>
-        <w:numPr>
-          <w:ilvl w:val="0"/>
-          <w:numId w:val="1001"/>
-        </w:numPr>
-      </w:pPr>
-      <w:r>
-        <w:rPr>
-          <w:b/>
-          <w:bCs/>
-        </w:rPr>
-        <w:t xml:space="preserve">Escenario</w:t>
-      </w:r>
-      <w:r>
-        <w:br/>
-      </w:r>
-      <w:r>
-        <w:t xml:space="preserve">Un vendedor quiere calcular el valor de las ganancias que logra por la venta de zapatos.</w:t>
-      </w:r>
-    </w:p>
-    <w:p>
-      <w:pPr>
-        <w:numPr>
-          <w:ilvl w:val="0"/>
-          <w:numId w:val="1000"/>
-        </w:numPr>
-      </w:pPr>
-      <w:r>
-        <w:t xml:space="preserve">En este sentido, si el vendedor obtiene cada zapato a $50000, ¿cuál de los siguientes métodos le facilita determinar el monto de sus ganancias?</w:t>
-      </w:r>
-    </w:p>
-    <w:p>
-      <w:pPr>
-        <w:numPr>
-          <w:ilvl w:val="1"/>
-          <w:numId w:val="1026"/>
-        </w:numPr>
-      </w:pPr>
-      <w:r>
-        <w:t xml:space="preserve">Multiplicar el precio de venta de cada zapato por el número de unidades vendidas y restar $50000.</w:t>
-      </w:r>
-    </w:p>
-    <w:p>
-      <w:pPr>
-        <w:numPr>
-          <w:ilvl w:val="1"/>
-          <w:numId w:val="1026"/>
-        </w:numPr>
-      </w:pPr>
-      <w:r>
-        <w:t xml:space="preserve">Multiplicar $50000 por el número de unidades vendidas para obtener la ganancia total.</w:t>
-      </w:r>
-    </w:p>
-    <w:p>
-      <w:pPr>
-        <w:numPr>
-          <w:ilvl w:val="1"/>
-          <w:numId w:val="1026"/>
-        </w:numPr>
-      </w:pPr>
-      <w:r>
-        <w:t xml:space="preserve">Obtener la diferencia restando el precio de venta de cada zapato a $50000, luego multiplicar por la cantidad total vendida.</w:t>
-      </w:r>
-    </w:p>
-    <w:p>
-      <w:pPr>
-        <w:numPr>
-          <w:ilvl w:val="1"/>
-          <w:numId w:val="1026"/>
-        </w:numPr>
-      </w:pPr>
-      <w:r>
-        <w:t xml:space="preserve">Determinar la ganancia por zapato restando $50000 del precio de venta, y multiplicar por el número de unidades comercializadas.</w:t>
-      </w:r>
-    </w:p>
-    <w:p>
-      <w:pPr>
-        <w:numPr>
-          <w:ilvl w:val="0"/>
-          <w:numId w:val="1000"/>
-        </w:numPr>
-      </w:pPr>
-      <w:r>
-        <w:rPr>
-          <w:b/>
-          <w:bCs/>
-        </w:rPr>
-        <w:t xml:space="preserve">Solución</w:t>
-      </w:r>
-      <w:r>
-        <w:br/>
-      </w:r>
-      <w:r>
-        <w:t xml:space="preserve">Para resolver este problema, debemos entender el concepto de ganancia en el contexto comercial y identificar el procedimiento correcto para calcularla.</w:t>
-      </w:r>
-    </w:p>
-    <w:p>
-      <w:pPr>
-        <w:pStyle w:val="Heading3"/>
-        <w:numPr>
-          <w:ilvl w:val="0"/>
-          <w:numId w:val="1000"/>
-        </w:numPr>
-      </w:pPr>
-      <w:bookmarkStart w:id="36" w:name="concepto-de-ganancia"/>
-      <w:r>
-        <w:t xml:space="preserve">Concepto de ganancia</w:t>
-      </w:r>
-      <w:bookmarkEnd w:id="36"/>
-    </w:p>
-    <w:p>
-      <w:pPr>
-        <w:numPr>
-          <w:ilvl w:val="0"/>
-          <w:numId w:val="1000"/>
-        </w:numPr>
-      </w:pPr>
-      <w:r>
-        <w:t xml:space="preserve">La</w:t>
-      </w:r>
-      <w:r>
-        <w:t xml:space="preserve"> </w:t>
-      </w:r>
-      <w:r>
-        <w:rPr>
-          <w:b/>
-          <w:bCs/>
-        </w:rPr>
-        <w:t xml:space="preserve">ganancia</w:t>
-      </w:r>
-      <w:r>
-        <w:t xml:space="preserve"> </w:t>
-      </w:r>
-      <w:r>
-        <w:t xml:space="preserve">en una transacción comercial se define como:</w:t>
-      </w:r>
-    </w:p>
-    <w:p>
-      <w:pPr>
-        <w:numPr>
-          <w:ilvl w:val="0"/>
-          <w:numId w:val="1000"/>
-        </w:numPr>
-      </w:pPr>
-      <w:r>
-        <w:rPr>
-          <w:b/>
-          <w:bCs/>
-        </w:rPr>
-        <w:t xml:space="preserve">Ganancia = Precio de venta - Precio de compra</w:t>
-      </w:r>
-    </w:p>
-    <w:p>
-      <w:pPr>
-        <w:pStyle w:val="Heading3"/>
-        <w:numPr>
-          <w:ilvl w:val="0"/>
-          <w:numId w:val="1000"/>
-        </w:numPr>
-      </w:pPr>
-      <w:bookmarkStart w:id="37" w:name="anuxe1lisis-del-problema"/>
-      <w:r>
-        <w:t xml:space="preserve">Análisis del problema</w:t>
-      </w:r>
-      <w:bookmarkEnd w:id="37"/>
-    </w:p>
-    <w:p>
-      <w:pPr>
-        <w:numPr>
-          <w:ilvl w:val="0"/>
-          <w:numId w:val="1000"/>
-        </w:numPr>
-      </w:pPr>
-      <w:r>
-        <w:t xml:space="preserve">Datos del problema:</w:t>
-      </w:r>
-    </w:p>
-    <w:p>
-      <w:pPr>
-        <w:numPr>
-          <w:ilvl w:val="1"/>
-          <w:numId w:val="1027"/>
-        </w:numPr>
-      </w:pPr>
-      <w:r>
-        <w:t xml:space="preserve">Precio de compra por unidad: $50000</w:t>
-      </w:r>
-    </w:p>
-    <w:p>
-      <w:pPr>
-        <w:numPr>
-          <w:ilvl w:val="1"/>
-          <w:numId w:val="1027"/>
-        </w:numPr>
-      </w:pPr>
-      <w:r>
-        <w:t xml:space="preserve">Se busca determinar el procedimiento para calcular las ganancias totales</w:t>
-      </w:r>
-    </w:p>
-    <w:p>
-      <w:pPr>
-        <w:pStyle w:val="Heading3"/>
-        <w:numPr>
-          <w:ilvl w:val="0"/>
-          <w:numId w:val="1000"/>
-        </w:numPr>
-      </w:pPr>
-      <w:bookmarkStart w:id="38" w:name="procedimiento-correcto"/>
-      <w:r>
-        <w:t xml:space="preserve">Procedimiento correcto</w:t>
-      </w:r>
-      <w:bookmarkEnd w:id="38"/>
-    </w:p>
-    <w:p>
-      <w:pPr>
-        <w:numPr>
-          <w:ilvl w:val="0"/>
-          <w:numId w:val="1000"/>
-        </w:numPr>
-      </w:pPr>
-      <w:r>
-        <w:t xml:space="preserve">Para calcular las ganancias totales por la venta de zapatos, debemos:</w:t>
-      </w:r>
-    </w:p>
-    <w:p>
-      <w:pPr>
-        <w:numPr>
-          <w:ilvl w:val="1"/>
-          <w:numId w:val="1028"/>
-        </w:numPr>
-      </w:pPr>
-      <w:r>
-        <w:rPr>
-          <w:b/>
-          <w:bCs/>
-        </w:rPr>
-        <w:t xml:space="preserve">Calcular la ganancia por unidad</w:t>
-      </w:r>
-      <w:r>
-        <w:t xml:space="preserve">: Precio de venta - Precio de compra</w:t>
-      </w:r>
-    </w:p>
-    <w:p>
-      <w:pPr>
-        <w:numPr>
-          <w:ilvl w:val="1"/>
-          <w:numId w:val="1028"/>
-        </w:numPr>
-      </w:pPr>
-      <w:r>
-        <w:rPr>
-          <w:b/>
-          <w:bCs/>
-        </w:rPr>
-        <w:t xml:space="preserve">Multiplicar por el número de unidades vendidas</w:t>
-      </w:r>
-      <w:r>
-        <w:t xml:space="preserve">: (Precio de venta - Precio de compra) × Número de unidades</w:t>
-      </w:r>
-    </w:p>
-    <w:p>
-      <w:pPr>
-        <w:numPr>
-          <w:ilvl w:val="0"/>
-          <w:numId w:val="1000"/>
-        </w:numPr>
-      </w:pPr>
-      <w:r>
-        <w:t xml:space="preserve">Esto es equivalente a:</w:t>
-      </w:r>
-    </w:p>
-    <w:p>
-      <w:pPr>
-        <w:numPr>
-          <w:ilvl w:val="0"/>
-          <w:numId w:val="1000"/>
-        </w:numPr>
-      </w:pPr>
-      <w:r>
-        <w:rPr>
-          <w:b/>
-          <w:bCs/>
-        </w:rPr>
-        <w:t xml:space="preserve">(Precio de venta - $50000) × Número de unidades vendidas</w:t>
-      </w:r>
-    </w:p>
-    <w:p>
-      <w:pPr>
-        <w:pStyle w:val="Heading3"/>
-        <w:numPr>
-          <w:ilvl w:val="0"/>
-          <w:numId w:val="1000"/>
-        </w:numPr>
-      </w:pPr>
-      <w:bookmarkStart w:id="39" w:name="anuxe1lisis-de-las-opciones"/>
-      <w:r>
-        <w:t xml:space="preserve">Análisis de las opciones</w:t>
-      </w:r>
-      <w:bookmarkEnd w:id="39"/>
-    </w:p>
-    <w:p>
-      <w:pPr>
-        <w:numPr>
-          <w:ilvl w:val="0"/>
-          <w:numId w:val="1000"/>
-        </w:numPr>
-      </w:pPr>
-      <w:r>
-        <w:rPr>
-          <w:b/>
-          <w:bCs/>
-        </w:rPr>
-        <w:t xml:space="preserve">Opción correcta</w:t>
-      </w:r>
-      <w:r>
-        <w:t xml:space="preserve">:</w:t>
-      </w:r>
-    </w:p>
-    <w:p>
-      <w:pPr>
-        <w:numPr>
-          <w:ilvl w:val="0"/>
-          <w:numId w:val="1000"/>
-        </w:numPr>
-      </w:pPr>
-      <w:r>
-        <w:t xml:space="preserve">“</w:t>
-      </w:r>
-      <w:r>
-        <w:t xml:space="preserve">Determinar la ganancia por zapato restando $50000 del precio de venta, y multiplicar por el número de unidades comercializadas.</w:t>
-      </w:r>
-      <w:r>
-        <w:t xml:space="preserve">”</w:t>
-      </w:r>
-    </w:p>
-    <w:p>
-      <w:pPr>
-        <w:numPr>
-          <w:ilvl w:val="1"/>
-          <w:numId w:val="1029"/>
-        </w:numPr>
-      </w:pPr>
-      <w:r>
-        <w:t xml:space="preserve">Esta opción representa correctamente la fórmula: (Precio de venta - Precio de compra) × Cantidad</w:t>
-      </w:r>
-    </w:p>
-    <w:p>
-      <w:pPr>
-        <w:numPr>
-          <w:ilvl w:val="1"/>
-          <w:numId w:val="1029"/>
-        </w:numPr>
-      </w:pPr>
-      <w:r>
-        <w:t xml:space="preserve">Primero resta el costo al precio de venta para obtener la ganancia unitaria</w:t>
-      </w:r>
-    </w:p>
-    <w:p>
-      <w:pPr>
-        <w:numPr>
-          <w:ilvl w:val="1"/>
-          <w:numId w:val="1029"/>
-        </w:numPr>
-      </w:pPr>
-      <w:r>
-        <w:t xml:space="preserve">Luego multiplica por las unidades vendidas para obtener la ganancia total</w:t>
-      </w:r>
-    </w:p>
-    <w:p>
-      <w:pPr>
-        <w:numPr>
-          <w:ilvl w:val="0"/>
-          <w:numId w:val="1000"/>
-        </w:numPr>
-      </w:pPr>
-      <w:r>
-        <w:rPr>
-          <w:b/>
-          <w:bCs/>
-        </w:rPr>
-        <w:t xml:space="preserve">Análisis de distractores</w:t>
-      </w:r>
-      <w:r>
-        <w:t xml:space="preserve">:</w:t>
-      </w:r>
-    </w:p>
-    <w:p>
-      <w:pPr>
-        <w:numPr>
-          <w:ilvl w:val="1"/>
-          <w:numId w:val="1030"/>
-        </w:numPr>
-      </w:pPr>
-      <w:r>
-        <w:t xml:space="preserve">Las demás opciones presentan errores en el orden de las operaciones o en la interpretación del concepto de ganancia</w:t>
-      </w:r>
-    </w:p>
-    <w:p>
-      <w:pPr>
-        <w:numPr>
-          <w:ilvl w:val="1"/>
-          <w:numId w:val="1030"/>
-        </w:numPr>
-      </w:pPr>
-      <w:r>
-        <w:t xml:space="preserve">Algunos invierten la resta (precio de compra - precio de venta), lo que daría pérdidas en lugar de ganancias</w:t>
-      </w:r>
-    </w:p>
-    <w:p>
-      <w:pPr>
-        <w:numPr>
-          <w:ilvl w:val="1"/>
-          <w:numId w:val="1030"/>
-        </w:numPr>
-      </w:pPr>
-      <w:r>
-        <w:t xml:space="preserve">Otros alteran el orden de las operaciones, llevando a cálculos incorrectos</w:t>
-      </w:r>
-    </w:p>
-    <w:p>
-      <w:pPr>
-        <w:numPr>
-          <w:ilvl w:val="0"/>
-          <w:numId w:val="1000"/>
-        </w:numPr>
-      </w:pPr>
-      <w:r>
-        <w:rPr>
-          <w:b/>
-          <w:bCs/>
-        </w:rPr>
-        <w:t xml:space="preserve">Por lo tanto, la respuesta correcta es la que establece restar el precio de compra al precio de venta y multiplicar por las unidades vendidas.</w:t>
-      </w:r>
-    </w:p>
-    <w:p>
-      <w:pPr>
-        <w:numPr>
-          <w:ilvl w:val="1"/>
-          <w:numId w:val="1031"/>
-        </w:numPr>
-      </w:pPr>
-      <w:r>
-        <w:t xml:space="preserve">Falso</w:t>
-      </w:r>
-    </w:p>
-    <w:p>
-      <w:pPr>
-        <w:numPr>
-          <w:ilvl w:val="1"/>
-          <w:numId w:val="1031"/>
-        </w:numPr>
-      </w:pPr>
-      <w:r>
-        <w:t xml:space="preserve">Falso</w:t>
-      </w:r>
-    </w:p>
-    <w:p>
-      <w:pPr>
-        <w:numPr>
-          <w:ilvl w:val="1"/>
-          <w:numId w:val="1031"/>
-        </w:numPr>
-      </w:pPr>
-      <w:r>
-        <w:t xml:space="preserve">Falso</w:t>
-      </w:r>
-    </w:p>
-    <w:p>
-      <w:pPr>
-        <w:numPr>
-          <w:ilvl w:val="1"/>
-          <w:numId w:val="1031"/>
-        </w:numPr>
-      </w:pPr>
-      <w:r>
-        <w:t xml:space="preserve">Verdadero</w:t>
       </w:r>
     </w:p>
     <w:bookmarkEnd w:id="40"/>
